--- a/docs/系统规划说明书.docx
+++ b/docs/系统规划说明书.docx
@@ -29,7 +29,7 @@
           <w:color w:val="555555"/>
           <w:sz w:val="19"/>
         </w:rPr>
-        <w:t>文档版本：v1.0 ｜ 基于现状：设计稿 v1.9 + 后端 3 模块/13 接口已落地 ｜ 生成日期：2026-09-14  目的：明确系统演进路线、阶段目标、技术演进与风险对策，为研发排期与资源投入提供依据。</w:t>
+        <w:t>文档版本：v1.1 ｜ 基于现状：设计稿 v1.9 + 后端 4 模块/45 接口 + PC 后台 22 页 + RBAC 已落地 ｜ 生成日期：2026-09-14  目的：明确系统演进路线、阶段目标、技术演进与风险对策，为研发排期与资源投入提供依据。    **v1.1 变更**：Phase 1–3 全部收口（核心底座 / 数据持久化 / PC 后台与权限体系）；  剩余重点收敛为「小程序补页 + 小程序登录态 + 运维交付增强」。因架构决策锁定单体 Spring Boot，  **配置中心（Apollo）不再作为规划项**，改为库内参数化 + 环境变量。</w:t>
       </w:r>
     </w:p>
     <w:p>
@@ -146,6 +146,20 @@
     </w:p>
     <w:p>
       <w:pPr>
+        <w:pStyle w:val="ListBullet"/>
+        <w:spacing w:after="0"/>
+      </w:pPr>
+      <w:r>
+        <w:rPr>
+          <w:rFonts w:ascii="宋体" w:hAnsi="宋体" w:eastAsia="宋体"/>
+          <w:b w:val="0"/>
+          <w:sz w:val="21"/>
+        </w:rPr>
+        <w:t>运营可控：PC 后台全模块可用，权限最小化（21 个权限码 + 菜单驱动）。</w:t>
+      </w:r>
+    </w:p>
+    <w:p>
+      <w:pPr>
         <w:spacing w:after="40" w:before="40"/>
         <w:pBdr>
           <w:bottom w:val="single" w:sz="6" w:space="1" w:color="BFBFBF"/>
@@ -207,7 +221,23 @@
           <w:b w:val="0"/>
           <w:sz w:val="21"/>
         </w:rPr>
-        <w:t>：REST 接口契约先定义（已完成 13 个），前后端并行。</w:t>
+        <w:t xml:space="preserve">：REST 接口契约先定义（已稳定 </w:t>
+      </w:r>
+      <w:r>
+        <w:rPr>
+          <w:rFonts w:ascii="宋体" w:hAnsi="宋体" w:eastAsia="宋体"/>
+          <w:b/>
+          <w:sz w:val="21"/>
+        </w:rPr>
+        <w:t>45 个</w:t>
+      </w:r>
+      <w:r>
+        <w:rPr>
+          <w:rFonts w:ascii="宋体" w:hAnsi="宋体" w:eastAsia="宋体"/>
+          <w:b w:val="0"/>
+          <w:sz w:val="21"/>
+        </w:rPr>
+        <w:t>），前后端并行开发。</w:t>
       </w:r>
     </w:p>
     <w:p>
@@ -229,7 +259,7 @@
           <w:b w:val="0"/>
           <w:sz w:val="21"/>
         </w:rPr>
-        <w:t>：按业务域（community/dispatch/pkg/sla/traffic）逐模块打通「接口→前端→DB」。</w:t>
+        <w:t>：按业务域（community / install / product / system）逐模块打通「接口 → 前端 → DB」。</w:t>
       </w:r>
     </w:p>
     <w:p>
@@ -243,7 +273,7 @@
           <w:b/>
           <w:sz w:val="21"/>
         </w:rPr>
-        <w:t>基础设施后置</w:t>
+        <w:t>基础设施按需后置</w:t>
       </w:r>
       <w:r>
         <w:rPr>
@@ -251,7 +281,28 @@
           <w:b w:val="0"/>
           <w:sz w:val="21"/>
         </w:rPr>
-        <w:t>：DB/安全/配置中心在核心业务验证后统一接入，避免 early over-engineering。</w:t>
+        <w:t>：DB / 安全按阶段接入，避免 over-engineering；</w:t>
+      </w:r>
+      <w:r>
+        <w:rPr>
+          <w:rFonts w:ascii="宋体" w:hAnsi="宋体" w:eastAsia="宋体"/>
+          <w:b/>
+          <w:sz w:val="21"/>
+        </w:rPr>
+        <w:t>明确不引入的能力就不做半成品</w:t>
+      </w:r>
+    </w:p>
+    <w:p>
+      <w:pPr>
+        <w:spacing w:after="0"/>
+      </w:pPr>
+      <w:r>
+        <w:rPr>
+          <w:rFonts w:ascii="宋体" w:hAnsi="宋体" w:eastAsia="宋体"/>
+          <w:b w:val="0"/>
+          <w:sz w:val="21"/>
+        </w:rPr>
+        <w:t xml:space="preserve">   （如不引入 Spring Cloud、不引入 Apollo）。</w:t>
       </w:r>
     </w:p>
     <w:p>
@@ -289,7 +340,7 @@
           <w:color w:val="555555"/>
           <w:sz w:val="19"/>
         </w:rPr>
-        <w:t>周期以「相对工期」标注（如 2~3 周），实际排期结合资源确认。</w:t>
+        <w:t>周期以「相对工期」标注，实际排期结合资源确认。**Phase 1–3 已完成**。</w:t>
       </w:r>
     </w:p>
     <w:p>
@@ -303,7 +354,541 @@
           <w:color w:val="1F4E79"/>
           <w:sz w:val="25"/>
         </w:rPr>
-        <w:t>Phase 1 · 核心底座与联调（进行中 → 收口）</w:t>
+        <w:t>✅ Phase 1 · 核心底座与接口契约（已完成）</w:t>
+      </w:r>
+    </w:p>
+    <w:p>
+      <w:pPr>
+        <w:pStyle w:val="ListBullet"/>
+        <w:spacing w:after="0"/>
+      </w:pPr>
+      <w:r>
+        <w:rPr>
+          <w:rFonts w:ascii="宋体" w:hAnsi="宋体" w:eastAsia="宋体"/>
+          <w:b/>
+          <w:sz w:val="21"/>
+        </w:rPr>
+        <w:t>范围</w:t>
+      </w:r>
+      <w:r>
+        <w:rPr>
+          <w:rFonts w:ascii="宋体" w:hAnsi="宋体" w:eastAsia="宋体"/>
+          <w:b w:val="0"/>
+          <w:sz w:val="21"/>
+        </w:rPr>
+        <w:t>：后端核心算法 + 接口契约；客户端骨架打通关键链路。</w:t>
+      </w:r>
+    </w:p>
+    <w:p>
+      <w:pPr>
+        <w:pStyle w:val="ListBullet"/>
+        <w:spacing w:after="0"/>
+      </w:pPr>
+      <w:r>
+        <w:rPr>
+          <w:rFonts w:ascii="宋体" w:hAnsi="宋体" w:eastAsia="宋体"/>
+          <w:b/>
+          <w:sz w:val="21"/>
+        </w:rPr>
+        <w:t>交付</w:t>
+      </w:r>
+      <w:r>
+        <w:rPr>
+          <w:rFonts w:ascii="宋体" w:hAnsi="宋体" w:eastAsia="宋体"/>
+          <w:b w:val="0"/>
+          <w:sz w:val="21"/>
+        </w:rPr>
+        <w:t>：设计稿 v1.9、后端模块化实现 + 6 个可运行 Demo、小程序 7 页骨架。</w:t>
+      </w:r>
+    </w:p>
+    <w:p>
+      <w:pPr>
+        <w:pStyle w:val="ListBullet"/>
+        <w:spacing w:after="0"/>
+      </w:pPr>
+      <w:r>
+        <w:rPr>
+          <w:rFonts w:ascii="宋体" w:hAnsi="宋体" w:eastAsia="宋体"/>
+          <w:b/>
+          <w:sz w:val="21"/>
+        </w:rPr>
+        <w:t>达成</w:t>
+      </w:r>
+      <w:r>
+        <w:rPr>
+          <w:rFonts w:ascii="宋体" w:hAnsi="宋体" w:eastAsia="宋体"/>
+          <w:b w:val="0"/>
+          <w:sz w:val="21"/>
+        </w:rPr>
+        <w:t>：全部接口可 curl 返回结构化 JSON；小程序关键页可本地预览。</w:t>
+      </w:r>
+    </w:p>
+    <w:p>
+      <w:pPr>
+        <w:pStyle w:val="Heading2"/>
+      </w:pPr>
+      <w:r>
+        <w:rPr>
+          <w:rFonts w:ascii="微软雅黑" w:hAnsi="微软雅黑" w:eastAsia="微软雅黑"/>
+          <w:b/>
+          <w:color w:val="1F4E79"/>
+          <w:sz w:val="25"/>
+        </w:rPr>
+        <w:t>✅ Phase 2 · 数据持久化与真实联调（已完成）</w:t>
+      </w:r>
+    </w:p>
+    <w:p>
+      <w:pPr>
+        <w:pStyle w:val="ListBullet"/>
+        <w:spacing w:after="0"/>
+      </w:pPr>
+      <w:r>
+        <w:rPr>
+          <w:rFonts w:ascii="宋体" w:hAnsi="宋体" w:eastAsia="宋体"/>
+          <w:b/>
+          <w:sz w:val="21"/>
+        </w:rPr>
+        <w:t>范围</w:t>
+      </w:r>
+      <w:r>
+        <w:rPr>
+          <w:rFonts w:ascii="宋体" w:hAnsi="宋体" w:eastAsia="宋体"/>
+          <w:b w:val="0"/>
+          <w:sz w:val="21"/>
+        </w:rPr>
+        <w:t>：引入 MySQL 驱动，建表并去除 mock。</w:t>
+      </w:r>
+    </w:p>
+    <w:p>
+      <w:pPr>
+        <w:pStyle w:val="ListBullet"/>
+        <w:spacing w:after="0"/>
+      </w:pPr>
+      <w:r>
+        <w:rPr>
+          <w:rFonts w:ascii="宋体" w:hAnsi="宋体" w:eastAsia="宋体"/>
+          <w:b/>
+          <w:sz w:val="21"/>
+        </w:rPr>
+        <w:t>实际交付</w:t>
+      </w:r>
+      <w:r>
+        <w:rPr>
+          <w:rFonts w:ascii="宋体" w:hAnsi="宋体" w:eastAsia="宋体"/>
+          <w:b w:val="0"/>
+          <w:sz w:val="21"/>
+        </w:rPr>
+        <w:t>：MySQL 8.4 接入；</w:t>
+      </w:r>
+      <w:r>
+        <w:rPr>
+          <w:rFonts w:ascii="宋体" w:hAnsi="宋体" w:eastAsia="宋体"/>
+          <w:b/>
+          <w:sz w:val="21"/>
+        </w:rPr>
+        <w:t>25 张表</w:t>
+      </w:r>
+      <w:r>
+        <w:rPr>
+          <w:rFonts w:ascii="宋体" w:hAnsi="宋体" w:eastAsia="宋体"/>
+          <w:b w:val="0"/>
+          <w:sz w:val="21"/>
+        </w:rPr>
+        <w:t xml:space="preserve"> + 幂等 </w:t>
+      </w:r>
+      <w:r>
+        <w:rPr>
+          <w:rFonts w:ascii="Consolas" w:hAnsi="Consolas" w:eastAsia="Consolas"/>
+          <w:b w:val="0"/>
+          <w:sz w:val="21"/>
+        </w:rPr>
+        <w:t>schema.sql</w:t>
+      </w:r>
+      <w:r>
+        <w:rPr>
+          <w:rFonts w:ascii="宋体" w:hAnsi="宋体" w:eastAsia="宋体"/>
+          <w:b w:val="0"/>
+          <w:sz w:val="21"/>
+        </w:rPr>
+        <w:t xml:space="preserve"> / </w:t>
+      </w:r>
+      <w:r>
+        <w:rPr>
+          <w:rFonts w:ascii="Consolas" w:hAnsi="Consolas" w:eastAsia="Consolas"/>
+          <w:b w:val="0"/>
+          <w:sz w:val="21"/>
+        </w:rPr>
+        <w:t>data.sql</w:t>
+      </w:r>
+      <w:r>
+        <w:rPr>
+          <w:rFonts w:ascii="宋体" w:hAnsi="宋体" w:eastAsia="宋体"/>
+          <w:b w:val="0"/>
+          <w:sz w:val="21"/>
+        </w:rPr>
+        <w:t>（启动自动初始化，不覆盖运行期数据）；</w:t>
+      </w:r>
+    </w:p>
+    <w:p>
+      <w:pPr>
+        <w:spacing w:after="0"/>
+      </w:pPr>
+      <w:r>
+        <w:rPr>
+          <w:rFonts w:ascii="宋体" w:hAnsi="宋体" w:eastAsia="宋体"/>
+          <w:b w:val="0"/>
+          <w:sz w:val="21"/>
+        </w:rPr>
+        <w:t xml:space="preserve">  流量/套餐升级改真实聚合与落库；小程序与后端 2 处字段契约不一致修复。</w:t>
+      </w:r>
+    </w:p>
+    <w:p>
+      <w:pPr>
+        <w:pStyle w:val="ListBullet"/>
+        <w:spacing w:after="0"/>
+      </w:pPr>
+      <w:r>
+        <w:rPr>
+          <w:rFonts w:ascii="宋体" w:hAnsi="宋体" w:eastAsia="宋体"/>
+          <w:b/>
+          <w:sz w:val="21"/>
+        </w:rPr>
+        <w:t>达成</w:t>
+      </w:r>
+      <w:r>
+        <w:rPr>
+          <w:rFonts w:ascii="宋体" w:hAnsi="宋体" w:eastAsia="宋体"/>
+          <w:b w:val="0"/>
+          <w:sz w:val="21"/>
+        </w:rPr>
+        <w:t xml:space="preserve">：端到端链路 </w:t>
+      </w:r>
+      <w:r>
+        <w:rPr>
+          <w:rFonts w:ascii="宋体" w:hAnsi="宋体" w:eastAsia="宋体"/>
+          <w:b/>
+          <w:sz w:val="21"/>
+        </w:rPr>
+        <w:t>小程序 → 后端 → MySQL</w:t>
+      </w:r>
+      <w:r>
+        <w:rPr>
+          <w:rFonts w:ascii="宋体" w:hAnsi="宋体" w:eastAsia="宋体"/>
+          <w:b w:val="0"/>
+          <w:sz w:val="21"/>
+        </w:rPr>
+        <w:t xml:space="preserve"> 实测打通。</w:t>
+      </w:r>
+    </w:p>
+    <w:p>
+      <w:pPr>
+        <w:pStyle w:val="Heading2"/>
+      </w:pPr>
+      <w:r>
+        <w:rPr>
+          <w:rFonts w:ascii="微软雅黑" w:hAnsi="微软雅黑" w:eastAsia="微软雅黑"/>
+          <w:b/>
+          <w:color w:val="1F4E79"/>
+          <w:sz w:val="25"/>
+        </w:rPr>
+        <w:t>✅ Phase 3 · PC 后台与权限体系（已完成）</w:t>
+      </w:r>
+    </w:p>
+    <w:p>
+      <w:pPr>
+        <w:pStyle w:val="ListBullet"/>
+        <w:spacing w:after="0"/>
+      </w:pPr>
+      <w:r>
+        <w:rPr>
+          <w:rFonts w:ascii="宋体" w:hAnsi="宋体" w:eastAsia="宋体"/>
+          <w:b/>
+          <w:sz w:val="21"/>
+        </w:rPr>
+        <w:t>范围</w:t>
+      </w:r>
+      <w:r>
+        <w:rPr>
+          <w:rFonts w:ascii="宋体" w:hAnsi="宋体" w:eastAsia="宋体"/>
+          <w:b w:val="0"/>
+          <w:sz w:val="21"/>
+        </w:rPr>
+        <w:t>：搭建 web-admin（Vue 3 + Element Plus + Pinia + Vue Router + Vite），落地设计稿 16 个后台模块，接入 RBAC。</w:t>
+      </w:r>
+    </w:p>
+    <w:p>
+      <w:pPr>
+        <w:pStyle w:val="ListBullet"/>
+        <w:spacing w:after="0"/>
+      </w:pPr>
+      <w:r>
+        <w:rPr>
+          <w:rFonts w:ascii="宋体" w:hAnsi="宋体" w:eastAsia="宋体"/>
+          <w:b/>
+          <w:sz w:val="21"/>
+        </w:rPr>
+        <w:t>实际交付</w:t>
+      </w:r>
+      <w:r>
+        <w:rPr>
+          <w:rFonts w:ascii="宋体" w:hAnsi="宋体" w:eastAsia="宋体"/>
+          <w:b w:val="0"/>
+          <w:sz w:val="21"/>
+        </w:rPr>
+        <w:t>：</w:t>
+      </w:r>
+    </w:p>
+    <w:p>
+      <w:pPr>
+        <w:pStyle w:val="ListBullet2"/>
+        <w:spacing w:after="0"/>
+      </w:pPr>
+      <w:r>
+        <w:rPr>
+          <w:rFonts w:ascii="Consolas" w:hAnsi="Consolas" w:eastAsia="Consolas"/>
+          <w:b w:val="0"/>
+          <w:sz w:val="21"/>
+        </w:rPr>
+        <w:t>web-admin</w:t>
+      </w:r>
+      <w:r>
+        <w:rPr>
+          <w:rFonts w:ascii="宋体" w:hAnsi="宋体" w:eastAsia="宋体"/>
+          <w:b w:val="0"/>
+          <w:sz w:val="21"/>
+        </w:rPr>
+        <w:t xml:space="preserve"> 工程：</w:t>
+      </w:r>
+      <w:r>
+        <w:rPr>
+          <w:rFonts w:ascii="宋体" w:hAnsi="宋体" w:eastAsia="宋体"/>
+          <w:b/>
+          <w:sz w:val="21"/>
+        </w:rPr>
+        <w:t>25 个 .vue 页面 / 22 条路由</w:t>
+      </w:r>
+      <w:r>
+        <w:rPr>
+          <w:rFonts w:ascii="宋体" w:hAnsi="宋体" w:eastAsia="宋体"/>
+          <w:b w:val="0"/>
+          <w:sz w:val="21"/>
+        </w:rPr>
+        <w:t xml:space="preserve">，全量对接真实接口，主题靛 </w:t>
+      </w:r>
+      <w:r>
+        <w:rPr>
+          <w:rFonts w:ascii="Consolas" w:hAnsi="Consolas" w:eastAsia="Consolas"/>
+          <w:b w:val="0"/>
+          <w:sz w:val="21"/>
+        </w:rPr>
+        <w:t>#4f46e5</w:t>
+      </w:r>
+      <w:r>
+        <w:rPr>
+          <w:rFonts w:ascii="宋体" w:hAnsi="宋体" w:eastAsia="宋体"/>
+          <w:b w:val="0"/>
+          <w:sz w:val="21"/>
+        </w:rPr>
+        <w:t>；</w:t>
+      </w:r>
+    </w:p>
+    <w:p>
+      <w:pPr>
+        <w:spacing w:after="0"/>
+      </w:pPr>
+      <w:r>
+        <w:rPr>
+          <w:rFonts w:ascii="宋体" w:hAnsi="宋体" w:eastAsia="宋体"/>
+          <w:b w:val="0"/>
+          <w:sz w:val="21"/>
+        </w:rPr>
+        <w:t xml:space="preserve">    侧边栏由后端菜单树驱动，路由守卫 + </w:t>
+      </w:r>
+      <w:r>
+        <w:rPr>
+          <w:rFonts w:ascii="Consolas" w:hAnsi="Consolas" w:eastAsia="Consolas"/>
+          <w:b w:val="0"/>
+          <w:sz w:val="21"/>
+        </w:rPr>
+        <w:t>v-perm</w:t>
+      </w:r>
+      <w:r>
+        <w:rPr>
+          <w:rFonts w:ascii="宋体" w:hAnsi="宋体" w:eastAsia="宋体"/>
+          <w:b w:val="0"/>
+          <w:sz w:val="21"/>
+        </w:rPr>
+        <w:t xml:space="preserve"> 双重控制，接口不可达时演示兜底。</w:t>
+      </w:r>
+    </w:p>
+    <w:p>
+      <w:pPr>
+        <w:pStyle w:val="ListBullet2"/>
+        <w:spacing w:after="0"/>
+      </w:pPr>
+      <w:r>
+        <w:rPr>
+          <w:rFonts w:ascii="宋体" w:hAnsi="宋体" w:eastAsia="宋体"/>
+          <w:b w:val="0"/>
+          <w:sz w:val="21"/>
+        </w:rPr>
+        <w:t xml:space="preserve">后端第 4 模块 </w:t>
+      </w:r>
+      <w:r>
+        <w:rPr>
+          <w:rFonts w:ascii="Consolas" w:hAnsi="Consolas" w:eastAsia="Consolas"/>
+          <w:b w:val="0"/>
+          <w:sz w:val="21"/>
+        </w:rPr>
+        <w:t>system</w:t>
+      </w:r>
+      <w:r>
+        <w:rPr>
+          <w:rFonts w:ascii="宋体" w:hAnsi="宋体" w:eastAsia="宋体"/>
+          <w:b w:val="0"/>
+          <w:sz w:val="21"/>
+        </w:rPr>
+        <w:t>：</w:t>
+      </w:r>
+      <w:r>
+        <w:rPr>
+          <w:rFonts w:ascii="Consolas" w:hAnsi="Consolas" w:eastAsia="Consolas"/>
+          <w:b w:val="0"/>
+          <w:sz w:val="21"/>
+        </w:rPr>
+        <w:t>sys_*</w:t>
+      </w:r>
+      <w:r>
+        <w:rPr>
+          <w:rFonts w:ascii="宋体" w:hAnsi="宋体" w:eastAsia="宋体"/>
+          <w:b w:val="0"/>
+          <w:sz w:val="21"/>
+        </w:rPr>
+        <w:t xml:space="preserve"> 六表 + Spring Security 6 无状态 JWT + 21 个权限码 + 操作审计；</w:t>
+      </w:r>
+    </w:p>
+    <w:p>
+      <w:pPr>
+        <w:spacing w:after="0"/>
+      </w:pPr>
+      <w:r>
+        <w:rPr>
+          <w:rFonts w:ascii="宋体" w:hAnsi="宋体" w:eastAsia="宋体"/>
+          <w:b w:val="0"/>
+          <w:sz w:val="21"/>
+        </w:rPr>
+        <w:t xml:space="preserve">    后台聚合接口（看板 / 订单 / 监控 / 报表）一并补齐。</w:t>
+      </w:r>
+    </w:p>
+    <w:p>
+      <w:pPr>
+        <w:pStyle w:val="ListBullet2"/>
+        <w:spacing w:after="0"/>
+      </w:pPr>
+      <w:r>
+        <w:rPr>
+          <w:rFonts w:ascii="宋体" w:hAnsi="宋体" w:eastAsia="宋体"/>
+          <w:b w:val="0"/>
+          <w:sz w:val="21"/>
+        </w:rPr>
+        <w:t xml:space="preserve">接口由 13 → </w:t>
+      </w:r>
+      <w:r>
+        <w:rPr>
+          <w:rFonts w:ascii="宋体" w:hAnsi="宋体" w:eastAsia="宋体"/>
+          <w:b/>
+          <w:sz w:val="21"/>
+        </w:rPr>
+        <w:t>45 个</w:t>
+      </w:r>
+      <w:r>
+        <w:rPr>
+          <w:rFonts w:ascii="宋体" w:hAnsi="宋体" w:eastAsia="宋体"/>
+          <w:b w:val="0"/>
+          <w:sz w:val="21"/>
+        </w:rPr>
+        <w:t xml:space="preserve">，表由 17 → </w:t>
+      </w:r>
+      <w:r>
+        <w:rPr>
+          <w:rFonts w:ascii="宋体" w:hAnsi="宋体" w:eastAsia="宋体"/>
+          <w:b/>
+          <w:sz w:val="21"/>
+        </w:rPr>
+        <w:t>25 张</w:t>
+      </w:r>
+      <w:r>
+        <w:rPr>
+          <w:rFonts w:ascii="宋体" w:hAnsi="宋体" w:eastAsia="宋体"/>
+          <w:b w:val="0"/>
+          <w:sz w:val="21"/>
+        </w:rPr>
+        <w:t>。</w:t>
+      </w:r>
+    </w:p>
+    <w:p>
+      <w:pPr>
+        <w:pStyle w:val="ListBullet"/>
+        <w:spacing w:after="0"/>
+      </w:pPr>
+      <w:r>
+        <w:rPr>
+          <w:rFonts w:ascii="宋体" w:hAnsi="宋体" w:eastAsia="宋体"/>
+          <w:b/>
+          <w:sz w:val="21"/>
+        </w:rPr>
+        <w:t>达成</w:t>
+      </w:r>
+      <w:r>
+        <w:rPr>
+          <w:rFonts w:ascii="宋体" w:hAnsi="宋体" w:eastAsia="宋体"/>
+          <w:b w:val="0"/>
+          <w:sz w:val="21"/>
+        </w:rPr>
+        <w:t>：实测鉴权矩阵 —— 无 token → 401、越权 → 403、授权内 → 200；</w:t>
+      </w:r>
+    </w:p>
+    <w:p>
+      <w:pPr>
+        <w:spacing w:after="0"/>
+      </w:pPr>
+      <w:r>
+        <w:rPr>
+          <w:rFonts w:ascii="宋体" w:hAnsi="宋体" w:eastAsia="宋体"/>
+          <w:b w:val="0"/>
+          <w:sz w:val="21"/>
+        </w:rPr>
+        <w:t xml:space="preserve">  各角色菜单数分别为 26 / 19 / 4 / 4；</w:t>
+      </w:r>
+      <w:r>
+        <w:rPr>
+          <w:rFonts w:ascii="Consolas" w:hAnsi="Consolas" w:eastAsia="Consolas"/>
+          <w:b w:val="0"/>
+          <w:sz w:val="21"/>
+        </w:rPr>
+        <w:t>JwtUtilTest</w:t>
+      </w:r>
+      <w:r>
+        <w:rPr>
+          <w:rFonts w:ascii="宋体" w:hAnsi="宋体" w:eastAsia="宋体"/>
+          <w:b w:val="0"/>
+          <w:sz w:val="21"/>
+        </w:rPr>
+        <w:t xml:space="preserve"> 7 条回归用例通过。</w:t>
+      </w:r>
+    </w:p>
+    <w:p>
+      <w:pPr>
+        <w:pStyle w:val="Heading2"/>
+      </w:pPr>
+      <w:r>
+        <w:rPr>
+          <w:rFonts w:ascii="微软雅黑" w:hAnsi="微软雅黑" w:eastAsia="微软雅黑"/>
+          <w:b/>
+          <w:color w:val="1F4E79"/>
+          <w:sz w:val="25"/>
+        </w:rPr>
+        <w:t>🔜 Phase 4 · 小程序补页与登录态（建议 3~4 周）</w:t>
       </w:r>
     </w:p>
     <w:p>
@@ -325,109 +910,7 @@
           <w:b w:val="0"/>
           <w:sz w:val="21"/>
         </w:rPr>
-        <w:t>：后端核心算法 + 接口契约稳定，客户端骨架打通关键链路。</w:t>
-      </w:r>
-    </w:p>
-    <w:p>
-      <w:pPr>
-        <w:pStyle w:val="ListBullet"/>
-        <w:spacing w:after="0"/>
-      </w:pPr>
-      <w:r>
-        <w:rPr>
-          <w:rFonts w:ascii="宋体" w:hAnsi="宋体" w:eastAsia="宋体"/>
-          <w:b/>
-          <w:sz w:val="21"/>
-        </w:rPr>
-        <w:t>范围</w:t>
-      </w:r>
-      <w:r>
-        <w:rPr>
-          <w:rFonts w:ascii="宋体" w:hAnsi="宋体" w:eastAsia="宋体"/>
-          <w:b w:val="0"/>
-          <w:sz w:val="21"/>
-        </w:rPr>
-        <w:t>：3 模块 13 接口（已完成）；客户端 7 页骨架（已完成）；端到端 mock 联调。</w:t>
-      </w:r>
-    </w:p>
-    <w:p>
-      <w:pPr>
-        <w:pStyle w:val="ListBullet"/>
-        <w:spacing w:after="0"/>
-      </w:pPr>
-      <w:r>
-        <w:rPr>
-          <w:rFonts w:ascii="宋体" w:hAnsi="宋体" w:eastAsia="宋体"/>
-          <w:b/>
-          <w:sz w:val="21"/>
-        </w:rPr>
-        <w:t>关键交付</w:t>
-      </w:r>
-      <w:r>
-        <w:rPr>
-          <w:rFonts w:ascii="宋体" w:hAnsi="宋体" w:eastAsia="宋体"/>
-          <w:b w:val="0"/>
-          <w:sz w:val="21"/>
-        </w:rPr>
-        <w:t>：设计稿 v1.9、后端 5 个 Demo 验证报告、小程序 7 页骨架。</w:t>
-      </w:r>
-    </w:p>
-    <w:p>
-      <w:pPr>
-        <w:pStyle w:val="ListBullet"/>
-        <w:spacing w:after="0"/>
-      </w:pPr>
-      <w:r>
-        <w:rPr>
-          <w:rFonts w:ascii="宋体" w:hAnsi="宋体" w:eastAsia="宋体"/>
-          <w:b/>
-          <w:sz w:val="21"/>
-        </w:rPr>
-        <w:t>退出标准</w:t>
-      </w:r>
-      <w:r>
-        <w:rPr>
-          <w:rFonts w:ascii="宋体" w:hAnsi="宋体" w:eastAsia="宋体"/>
-          <w:b w:val="0"/>
-          <w:sz w:val="21"/>
-        </w:rPr>
-        <w:t>：所有接口可通过 Postman/curl 返回结构化 JSON；小程序关键页可本地预览。</w:t>
-      </w:r>
-    </w:p>
-    <w:p>
-      <w:pPr>
-        <w:pStyle w:val="Heading2"/>
-      </w:pPr>
-      <w:r>
-        <w:rPr>
-          <w:rFonts w:ascii="微软雅黑" w:hAnsi="微软雅黑" w:eastAsia="微软雅黑"/>
-          <w:b/>
-          <w:color w:val="1F4E79"/>
-          <w:sz w:val="25"/>
-        </w:rPr>
-        <w:t>Phase 2 · 数据持久化与真实联调（建议 3~4 周）</w:t>
-      </w:r>
-    </w:p>
-    <w:p>
-      <w:pPr>
-        <w:pStyle w:val="ListBullet"/>
-        <w:spacing w:after="0"/>
-      </w:pPr>
-      <w:r>
-        <w:rPr>
-          <w:rFonts w:ascii="宋体" w:hAnsi="宋体" w:eastAsia="宋体"/>
-          <w:b/>
-          <w:sz w:val="21"/>
-        </w:rPr>
-        <w:t>目标</w:t>
-      </w:r>
-      <w:r>
-        <w:rPr>
-          <w:rFonts w:ascii="宋体" w:hAnsi="宋体" w:eastAsia="宋体"/>
-          <w:b w:val="0"/>
-          <w:sz w:val="21"/>
-        </w:rPr>
-        <w:t>：从 mock 切真实数据，端到端可用。</w:t>
+        <w:t>：三端齐备，C 端可完整走完「查覆盖 → 下单 → 升档 → 报修 → 评价」。</w:t>
       </w:r>
     </w:p>
     <w:p>
@@ -463,7 +946,7 @@
           <w:b w:val="0"/>
           <w:sz w:val="21"/>
         </w:rPr>
-        <w:t>引入数据库驱动（MySQL/PostgreSQL），按《运维操作说明书》建表（约 12 张）。</w:t>
+        <w:t>客户端剩余约 13 页：新装宽带 / 移机 / 续费 / 提速 / 报修 / 智慧家庭 / 自助服务 / 评价投诉等。</w:t>
       </w:r>
     </w:p>
     <w:p>
@@ -477,7 +960,7 @@
           <w:b w:val="0"/>
           <w:sz w:val="21"/>
         </w:rPr>
-        <w:t>各模块 mapper 接入，Controller/Service 去除 mock。</w:t>
+        <w:t>师傅端 8 页：我的工单 / 排班与容量 / 工单路线 / 完工确认 / 测速报告 / 星级评价。</w:t>
       </w:r>
     </w:p>
     <w:p>
@@ -491,7 +974,7 @@
           <w:b w:val="0"/>
           <w:sz w:val="21"/>
         </w:rPr>
-        <w:t xml:space="preserve">小程序 </w:t>
+        <w:t xml:space="preserve">小程序登录态：微信 session 换 token → 打开 </w:t>
       </w:r>
       <w:r>
         <w:rPr>
@@ -499,7 +982,7 @@
           <w:b w:val="0"/>
           <w:sz w:val="21"/>
         </w:rPr>
-        <w:t>api.js</w:t>
+        <w:t>app.security.protect-client-api</w:t>
       </w:r>
       <w:r>
         <w:rPr>
@@ -507,7 +990,7 @@
           <w:b w:val="0"/>
           <w:sz w:val="21"/>
         </w:rPr>
-        <w:t xml:space="preserve"> 指向真实后端，关闭兜底或仅保留异常兜底。</w:t>
+        <w:t>，把 c 端开放接口一并纳入鉴权。</w:t>
       </w:r>
     </w:p>
     <w:p>
@@ -521,7 +1004,7 @@
           <w:b/>
           <w:sz w:val="21"/>
         </w:rPr>
-        <w:t>关键交付</w:t>
+        <w:t>退出标准</w:t>
       </w:r>
       <w:r>
         <w:rPr>
@@ -529,7 +1012,7 @@
           <w:b w:val="0"/>
           <w:sz w:val="21"/>
         </w:rPr>
-        <w:t>：可运行的后端 jar（连库）、数据初始化脚本、联调用例。</w:t>
+        <w:t>：客户端全页面可操作且全部走真实接口；师傅端可接单与完工确认。</w:t>
       </w:r>
     </w:p>
     <w:p>
@@ -543,7 +1026,7 @@
           <w:color w:val="1F4E79"/>
           <w:sz w:val="25"/>
         </w:rPr>
-        <w:t>Phase 3 · PC 后台与权限体系（建议 4~6 周）</w:t>
+        <w:t>🔜 Phase 5 · 交付与运维增强（建议 3~4 周）</w:t>
       </w:r>
     </w:p>
     <w:p>
@@ -565,7 +1048,7 @@
           <w:b w:val="0"/>
           <w:sz w:val="21"/>
         </w:rPr>
-        <w:t>：运营可管理，权限可控。</w:t>
+        <w:t>：可部署、可观测、可运营。</w:t>
       </w:r>
     </w:p>
     <w:p>
@@ -601,7 +1084,7 @@
           <w:b w:val="0"/>
           <w:sz w:val="21"/>
         </w:rPr>
-        <w:t xml:space="preserve">搭建 web-admin（Vue3 + Element Plus + Pinia + Vite），路由 </w:t>
+        <w:t xml:space="preserve">部署：Nginx 托管 </w:t>
       </w:r>
       <w:r>
         <w:rPr>
@@ -609,7 +1092,7 @@
           <w:b w:val="0"/>
           <w:sz w:val="21"/>
         </w:rPr>
-        <w:t>/dashboard</w:t>
+        <w:t>web-admin/dist</w:t>
       </w:r>
       <w:r>
         <w:rPr>
@@ -617,7 +1100,39 @@
           <w:b w:val="0"/>
           <w:sz w:val="21"/>
         </w:rPr>
-        <w:t>。</w:t>
+        <w:t xml:space="preserve"> + 反代 </w:t>
+      </w:r>
+      <w:r>
+        <w:rPr>
+          <w:rFonts w:ascii="Consolas" w:hAnsi="Consolas" w:eastAsia="Consolas"/>
+          <w:b w:val="0"/>
+          <w:sz w:val="21"/>
+        </w:rPr>
+        <w:t>/api</w:t>
+      </w:r>
+      <w:r>
+        <w:rPr>
+          <w:rFonts w:ascii="宋体" w:hAnsi="宋体" w:eastAsia="宋体"/>
+          <w:b w:val="0"/>
+          <w:sz w:val="21"/>
+        </w:rPr>
+        <w:t xml:space="preserve"> 到 </w:t>
+      </w:r>
+      <w:r>
+        <w:rPr>
+          <w:rFonts w:ascii="Consolas" w:hAnsi="Consolas" w:eastAsia="Consolas"/>
+          <w:b w:val="0"/>
+          <w:sz w:val="21"/>
+        </w:rPr>
+        <w:t>:8082</w:t>
+      </w:r>
+      <w:r>
+        <w:rPr>
+          <w:rFonts w:ascii="宋体" w:hAnsi="宋体" w:eastAsia="宋体"/>
+          <w:b w:val="0"/>
+          <w:sz w:val="21"/>
+        </w:rPr>
+        <w:t>，systemd / 容器化二选一。</w:t>
       </w:r>
     </w:p>
     <w:p>
@@ -631,7 +1146,7 @@
           <w:b w:val="0"/>
           <w:sz w:val="21"/>
         </w:rPr>
-        <w:t>落地 16 个后台模块（套餐/小区/工单/SLA/流量/升级/权限/性能…）。</w:t>
+        <w:t>可观测：在现有轻量指标（JVM / 内存 / 接口往返 / DB 连通）之上接入 Prometheus + 日志中心。</w:t>
       </w:r>
     </w:p>
     <w:p>
@@ -645,7 +1160,21 @@
           <w:b w:val="0"/>
           <w:sz w:val="21"/>
         </w:rPr>
-        <w:t>接入 RBAC：Spring Security 6 + JWT，用户/角色/菜单权限表与前端权限树对齐。</w:t>
+        <w:t>业务增强：工单状态机流转与改派、SLA 规则在线编辑、套餐上下架审批流。</w:t>
+      </w:r>
+    </w:p>
+    <w:p>
+      <w:pPr>
+        <w:pStyle w:val="ListBullet2"/>
+        <w:spacing w:after="0"/>
+      </w:pPr>
+      <w:r>
+        <w:rPr>
+          <w:rFonts w:ascii="宋体" w:hAnsi="宋体" w:eastAsia="宋体"/>
+          <w:b w:val="0"/>
+          <w:sz w:val="21"/>
+        </w:rPr>
+        <w:t>参数治理：派单容量与 SLA 规则以库内参数为准（已具备在线编辑基础），叠加环境变量覆盖。</w:t>
       </w:r>
     </w:p>
     <w:p>
@@ -659,7 +1188,7 @@
           <w:b/>
           <w:sz w:val="21"/>
         </w:rPr>
-        <w:t>关键交付</w:t>
+        <w:t>退出标准</w:t>
       </w:r>
       <w:r>
         <w:rPr>
@@ -667,129 +1196,7 @@
           <w:b w:val="0"/>
           <w:sz w:val="21"/>
         </w:rPr>
-        <w:t>：PC 后台可登录可用、权限树生效、与小程序共用后端接口。</w:t>
-      </w:r>
-    </w:p>
-    <w:p>
-      <w:pPr>
-        <w:pStyle w:val="Heading2"/>
-      </w:pPr>
-      <w:r>
-        <w:rPr>
-          <w:rFonts w:ascii="微软雅黑" w:hAnsi="微软雅黑" w:eastAsia="微软雅黑"/>
-          <w:b/>
-          <w:color w:val="1F4E79"/>
-          <w:sz w:val="25"/>
-        </w:rPr>
-        <w:t>Phase 4 · 配置中心、监控与智能化（建议 4~6 周）</w:t>
-      </w:r>
-    </w:p>
-    <w:p>
-      <w:pPr>
-        <w:pStyle w:val="ListBullet"/>
-        <w:spacing w:after="0"/>
-      </w:pPr>
-      <w:r>
-        <w:rPr>
-          <w:rFonts w:ascii="宋体" w:hAnsi="宋体" w:eastAsia="宋体"/>
-          <w:b/>
-          <w:sz w:val="21"/>
-        </w:rPr>
-        <w:t>目标</w:t>
-      </w:r>
-      <w:r>
-        <w:rPr>
-          <w:rFonts w:ascii="宋体" w:hAnsi="宋体" w:eastAsia="宋体"/>
-          <w:b w:val="0"/>
-          <w:sz w:val="21"/>
-        </w:rPr>
-        <w:t>：可运维、可观测、可运营。</w:t>
-      </w:r>
-    </w:p>
-    <w:p>
-      <w:pPr>
-        <w:pStyle w:val="ListBullet"/>
-        <w:spacing w:after="0"/>
-      </w:pPr>
-      <w:r>
-        <w:rPr>
-          <w:rFonts w:ascii="宋体" w:hAnsi="宋体" w:eastAsia="宋体"/>
-          <w:b/>
-          <w:sz w:val="21"/>
-        </w:rPr>
-        <w:t>范围</w:t>
-      </w:r>
-      <w:r>
-        <w:rPr>
-          <w:rFonts w:ascii="宋体" w:hAnsi="宋体" w:eastAsia="宋体"/>
-          <w:b w:val="0"/>
-          <w:sz w:val="21"/>
-        </w:rPr>
-        <w:t>：</w:t>
-      </w:r>
-    </w:p>
-    <w:p>
-      <w:pPr>
-        <w:pStyle w:val="ListBullet2"/>
-        <w:spacing w:after="0"/>
-      </w:pPr>
-      <w:r>
-        <w:rPr>
-          <w:rFonts w:ascii="宋体" w:hAnsi="宋体" w:eastAsia="宋体"/>
-          <w:b w:val="0"/>
-          <w:sz w:val="21"/>
-        </w:rPr>
-        <w:t>Apollo 配置中心：容量阈值、SLA 规则、特征开关动态下发 + 热刷新。</w:t>
-      </w:r>
-    </w:p>
-    <w:p>
-      <w:pPr>
-        <w:pStyle w:val="ListBullet2"/>
-        <w:spacing w:after="0"/>
-      </w:pPr>
-      <w:r>
-        <w:rPr>
-          <w:rFonts w:ascii="宋体" w:hAnsi="宋体" w:eastAsia="宋体"/>
-          <w:b w:val="0"/>
-          <w:sz w:val="21"/>
-        </w:rPr>
-        <w:t>监控：Prometheus + 日志中心，关键指标（派单成功率/超容率/SLA 达标率/流量阈值触发率）看板。</w:t>
-      </w:r>
-    </w:p>
-    <w:p>
-      <w:pPr>
-        <w:pStyle w:val="ListBullet2"/>
-        <w:spacing w:after="0"/>
-      </w:pPr>
-      <w:r>
-        <w:rPr>
-          <w:rFonts w:ascii="宋体" w:hAnsi="宋体" w:eastAsia="宋体"/>
-          <w:b w:val="0"/>
-          <w:sz w:val="21"/>
-        </w:rPr>
-        <w:t>智能化：派单路径优化、SLA 风险预测、流量套餐智能推荐。</w:t>
-      </w:r>
-    </w:p>
-    <w:p>
-      <w:pPr>
-        <w:pStyle w:val="ListBullet"/>
-        <w:spacing w:after="0"/>
-      </w:pPr>
-      <w:r>
-        <w:rPr>
-          <w:rFonts w:ascii="宋体" w:hAnsi="宋体" w:eastAsia="宋体"/>
-          <w:b/>
-          <w:sz w:val="21"/>
-        </w:rPr>
-        <w:t>关键交付</w:t>
-      </w:r>
-      <w:r>
-        <w:rPr>
-          <w:rFonts w:ascii="宋体" w:hAnsi="宋体" w:eastAsia="宋体"/>
-          <w:b w:val="0"/>
-          <w:sz w:val="21"/>
-        </w:rPr>
-        <w:t>：配置热更新、监控大盘、运营报表。</w:t>
+        <w:t>：一键部署脚本可用；核心指标看板可用。</w:t>
       </w:r>
     </w:p>
     <w:p>
@@ -863,7 +1270,7 @@
                 <w:color w:val="FFFFFF"/>
                 <w:sz w:val="19"/>
               </w:rPr>
-              <w:t>现状</w:t>
+              <w:t>现状（v1.1）</w:t>
             </w:r>
           </w:p>
         </w:tc>
@@ -883,7 +1290,7 @@
                 <w:color w:val="FFFFFF"/>
                 <w:sz w:val="19"/>
               </w:rPr>
-              <w:t>目标（Phase 4）</w:t>
+              <w:t>目标</w:t>
             </w:r>
           </w:p>
         </w:tc>
@@ -931,7 +1338,7 @@
                 <w:b w:val="0"/>
                 <w:sz w:val="19"/>
               </w:rPr>
-              <w:t>mock</w:t>
+              <w:t>✅ MySQL 8.4 单库，25 表，启动自动建表</w:t>
             </w:r>
           </w:p>
         </w:tc>
@@ -954,7 +1361,7 @@
                 <w:b w:val="0"/>
                 <w:sz w:val="19"/>
               </w:rPr>
-              <w:t>多数据源 + 读写分离</w:t>
+              <w:t>按量再评估读写分离 / 缓存</w:t>
             </w:r>
           </w:p>
         </w:tc>
@@ -1004,7 +1411,7 @@
                 <w:b w:val="0"/>
                 <w:sz w:val="19"/>
               </w:rPr>
-              <w:t>无</w:t>
+              <w:t>✅ RBAC + JWT + 操作审计（21 权限码，5 角色）</w:t>
             </w:r>
           </w:p>
         </w:tc>
@@ -1028,7 +1435,7 @@
                 <w:b w:val="0"/>
                 <w:sz w:val="19"/>
               </w:rPr>
-              <w:t>RBAC + JWT + 审计日志</w:t>
+              <w:t>数据行级权限、登录风控</w:t>
             </w:r>
           </w:p>
         </w:tc>
@@ -1076,7 +1483,23 @@
                 <w:b w:val="0"/>
                 <w:sz w:val="19"/>
               </w:rPr>
-              <w:t>硬编码常量</w:t>
+              <w:t xml:space="preserve">✅ </w:t>
+            </w:r>
+            <w:r>
+              <w:rPr>
+                <w:rFonts w:ascii="Consolas" w:hAnsi="Consolas" w:eastAsia="Consolas"/>
+                <w:b w:val="0"/>
+                <w:sz w:val="19"/>
+              </w:rPr>
+              <w:t>application.yml</w:t>
+            </w:r>
+            <w:r>
+              <w:rPr>
+                <w:rFonts w:ascii="宋体" w:hAnsi="宋体" w:eastAsia="宋体"/>
+                <w:b w:val="0"/>
+                <w:sz w:val="19"/>
+              </w:rPr>
+              <w:t xml:space="preserve"> + 环境变量；规则参数入库</w:t>
             </w:r>
           </w:p>
         </w:tc>
@@ -1099,7 +1522,7 @@
                 <w:b w:val="0"/>
                 <w:sz w:val="19"/>
               </w:rPr>
-              <w:t>Apollo 动态配置 + 热刷新</w:t>
+              <w:t>参数在线维护界面（不做外部配置中心）</w:t>
             </w:r>
           </w:p>
         </w:tc>
@@ -1149,7 +1572,7 @@
                 <w:b w:val="0"/>
                 <w:sz w:val="19"/>
               </w:rPr>
-              <w:t>小程序骨架 7 页</w:t>
+              <w:t>✅ PC 后台 22 业务页；🟡 小程序 7 页</w:t>
             </w:r>
           </w:p>
         </w:tc>
@@ -1173,7 +1596,7 @@
                 <w:b w:val="0"/>
                 <w:sz w:val="19"/>
               </w:rPr>
-              <w:t>小程序 20 页 + PC 后台 16 模块</w:t>
+              <w:t>小程序 20 页 + 师傅端 8 页</w:t>
             </w:r>
           </w:p>
         </w:tc>
@@ -1221,7 +1644,7 @@
                 <w:b w:val="0"/>
                 <w:sz w:val="19"/>
               </w:rPr>
-              <w:t>控制台日志</w:t>
+              <w:t>🟡 内置轻量指标 + 操作日志</w:t>
             </w:r>
           </w:p>
         </w:tc>
@@ -1244,7 +1667,7 @@
                 <w:b w:val="0"/>
                 <w:sz w:val="19"/>
               </w:rPr>
-              <w:t>指标 + 日志 + 告警</w:t>
+              <w:t>Prometheus + 日志中心 + 告警</w:t>
             </w:r>
           </w:p>
         </w:tc>
@@ -1294,7 +1717,7 @@
                 <w:b w:val="0"/>
                 <w:sz w:val="19"/>
               </w:rPr>
-              <w:t>本地 jar</w:t>
+              <w:t>🟡 本地 jar + Vite</w:t>
             </w:r>
           </w:p>
         </w:tc>
@@ -1318,7 +1741,7 @@
                 <w:b w:val="0"/>
                 <w:sz w:val="19"/>
               </w:rPr>
-              <w:t>容器化 + CI/CD + 灰度</w:t>
+              <w:t>Nginx + 容器化 + CI/CD</w:t>
             </w:r>
           </w:p>
         </w:tc>
@@ -1359,14 +1782,15 @@
         <w:tblLook w:firstColumn="1" w:firstRow="1" w:lastColumn="0" w:lastRow="0" w:noHBand="0" w:noVBand="1" w:val="04A0"/>
       </w:tblPr>
       <w:tblGrid>
-        <w:gridCol w:w="2880"/>
-        <w:gridCol w:w="2880"/>
-        <w:gridCol w:w="2880"/>
+        <w:gridCol w:w="2160"/>
+        <w:gridCol w:w="2160"/>
+        <w:gridCol w:w="2160"/>
+        <w:gridCol w:w="2160"/>
       </w:tblGrid>
       <w:tr>
         <w:tc>
           <w:tcPr>
-            <w:tcW w:type="dxa" w:w="2880"/>
+            <w:tcW w:type="dxa" w:w="2160"/>
             <w:shd w:val="clear" w:color="auto" w:fill="1F4E79"/>
           </w:tcPr>
           <w:p>
@@ -1386,7 +1810,7 @@
         </w:tc>
         <w:tc>
           <w:tcPr>
-            <w:tcW w:type="dxa" w:w="2880"/>
+            <w:tcW w:type="dxa" w:w="2160"/>
             <w:shd w:val="clear" w:color="auto" w:fill="1F4E79"/>
           </w:tcPr>
           <w:p>
@@ -1406,7 +1830,7 @@
         </w:tc>
         <w:tc>
           <w:tcPr>
-            <w:tcW w:type="dxa" w:w="2880"/>
+            <w:tcW w:type="dxa" w:w="2160"/>
             <w:shd w:val="clear" w:color="auto" w:fill="1F4E79"/>
           </w:tcPr>
           <w:p>
@@ -1424,11 +1848,31 @@
             </w:r>
           </w:p>
         </w:tc>
+        <w:tc>
+          <w:tcPr>
+            <w:tcW w:type="dxa" w:w="2160"/>
+            <w:shd w:val="clear" w:color="auto" w:fill="1F4E79"/>
+          </w:tcPr>
+          <w:p>
+            <w:pPr>
+              <w:spacing w:after="0" w:before="0"/>
+            </w:pPr>
+            <w:r>
+              <w:rPr>
+                <w:rFonts w:ascii="微软雅黑" w:hAnsi="微软雅黑" w:eastAsia="微软雅黑"/>
+                <w:b/>
+                <w:color w:val="FFFFFF"/>
+                <w:sz w:val="19"/>
+              </w:rPr>
+              <w:t>状态</w:t>
+            </w:r>
+          </w:p>
+        </w:tc>
       </w:tr>
       <w:tr>
         <w:tc>
           <w:tcPr>
-            <w:tcW w:type="dxa" w:w="2880"/>
+            <w:tcW w:type="dxa" w:w="2160"/>
           </w:tcPr>
           <w:p>
             <w:pPr>
@@ -1451,7 +1895,7 @@
         </w:tc>
         <w:tc>
           <w:tcPr>
-            <w:tcW w:type="dxa" w:w="2880"/>
+            <w:tcW w:type="dxa" w:w="2160"/>
           </w:tcPr>
           <w:p>
             <w:pPr>
@@ -1474,7 +1918,7 @@
         </w:tc>
         <w:tc>
           <w:tcPr>
-            <w:tcW w:type="dxa" w:w="2880"/>
+            <w:tcW w:type="dxa" w:w="2160"/>
           </w:tcPr>
           <w:p>
             <w:pPr>
@@ -1495,11 +1939,34 @@
             </w:r>
           </w:p>
         </w:tc>
+        <w:tc>
+          <w:tcPr>
+            <w:tcW w:type="dxa" w:w="2160"/>
+          </w:tcPr>
+          <w:p>
+            <w:pPr>
+              <w:spacing w:after="0" w:before="0"/>
+            </w:pPr>
+          </w:p>
+          <w:p>
+            <w:pPr>
+              <w:spacing w:after="0"/>
+            </w:pPr>
+            <w:r>
+              <w:rPr>
+                <w:rFonts w:ascii="宋体" w:hAnsi="宋体" w:eastAsia="宋体"/>
+                <w:b w:val="0"/>
+                <w:sz w:val="19"/>
+              </w:rPr>
+              <w:t>持续</w:t>
+            </w:r>
+          </w:p>
+        </w:tc>
       </w:tr>
       <w:tr>
         <w:tc>
           <w:tcPr>
-            <w:tcW w:type="dxa" w:w="2880"/>
+            <w:tcW w:type="dxa" w:w="2160"/>
             <w:shd w:val="clear" w:color="auto" w:fill="F4F7FB"/>
           </w:tcPr>
           <w:p>
@@ -1523,7 +1990,7 @@
         </w:tc>
         <w:tc>
           <w:tcPr>
-            <w:tcW w:type="dxa" w:w="2880"/>
+            <w:tcW w:type="dxa" w:w="2160"/>
             <w:shd w:val="clear" w:color="auto" w:fill="F4F7FB"/>
           </w:tcPr>
           <w:p>
@@ -1547,7 +2014,7 @@
         </w:tc>
         <w:tc>
           <w:tcPr>
-            <w:tcW w:type="dxa" w:w="2880"/>
+            <w:tcW w:type="dxa" w:w="2160"/>
             <w:shd w:val="clear" w:color="auto" w:fill="F4F7FB"/>
           </w:tcPr>
           <w:p>
@@ -1565,15 +2032,14 @@
                 <w:b w:val="0"/>
                 <w:sz w:val="19"/>
               </w:rPr>
-              <w:t>早期定义 DTO 与表结构，接口契约先行</w:t>
+              <w:t>接口契约先行；已在 Phase 2 暴露并修复 2 处字段契约不一致</w:t>
             </w:r>
           </w:p>
         </w:tc>
-      </w:tr>
-      <w:tr>
         <w:tc>
           <w:tcPr>
-            <w:tcW w:type="dxa" w:w="2880"/>
+            <w:tcW w:type="dxa" w:w="2160"/>
+            <w:shd w:val="clear" w:color="auto" w:fill="F4F7FB"/>
           </w:tcPr>
           <w:p>
             <w:pPr>
@@ -1590,13 +2056,38 @@
                 <w:b w:val="0"/>
                 <w:sz w:val="19"/>
               </w:rPr>
-              <w:t>师傅端/PC 端尚未启动</w:t>
+              <w:t>已缓解</w:t>
+            </w:r>
+          </w:p>
+        </w:tc>
+      </w:tr>
+      <w:tr>
+        <w:tc>
+          <w:tcPr>
+            <w:tcW w:type="dxa" w:w="2160"/>
+          </w:tcPr>
+          <w:p>
+            <w:pPr>
+              <w:spacing w:after="0" w:before="0"/>
+            </w:pPr>
+          </w:p>
+          <w:p>
+            <w:pPr>
+              <w:spacing w:after="0"/>
+            </w:pPr>
+            <w:r>
+              <w:rPr>
+                <w:rFonts w:ascii="宋体" w:hAnsi="宋体" w:eastAsia="宋体"/>
+                <w:b w:val="0"/>
+                <w:sz w:val="19"/>
+              </w:rPr>
+              <w:t>师傅端小程序未启动</w:t>
             </w:r>
           </w:p>
         </w:tc>
         <w:tc>
           <w:tcPr>
-            <w:tcW w:type="dxa" w:w="2880"/>
+            <w:tcW w:type="dxa" w:w="2160"/>
           </w:tcPr>
           <w:p>
             <w:pPr>
@@ -1619,7 +2110,7 @@
         </w:tc>
         <w:tc>
           <w:tcPr>
-            <w:tcW w:type="dxa" w:w="2880"/>
+            <w:tcW w:type="dxa" w:w="2160"/>
           </w:tcPr>
           <w:p>
             <w:pPr>
@@ -1636,7 +2127,46 @@
                 <w:b w:val="0"/>
                 <w:sz w:val="19"/>
               </w:rPr>
-              <w:t>Phase 3 集中资源建工程</w:t>
+              <w:t xml:space="preserve">Phase 4 集中资源建页；后端 </w:t>
+            </w:r>
+            <w:r>
+              <w:rPr>
+                <w:rFonts w:ascii="Consolas" w:hAnsi="Consolas" w:eastAsia="Consolas"/>
+                <w:b w:val="0"/>
+                <w:sz w:val="19"/>
+              </w:rPr>
+              <w:t>worker_capacity</w:t>
+            </w:r>
+            <w:r>
+              <w:rPr>
+                <w:rFonts w:ascii="宋体" w:hAnsi="宋体" w:eastAsia="宋体"/>
+                <w:b w:val="0"/>
+                <w:sz w:val="19"/>
+              </w:rPr>
+              <w:t xml:space="preserve"> 与容量接口已就绪，无阻塞</w:t>
+            </w:r>
+          </w:p>
+        </w:tc>
+        <w:tc>
+          <w:tcPr>
+            <w:tcW w:type="dxa" w:w="2160"/>
+          </w:tcPr>
+          <w:p>
+            <w:pPr>
+              <w:spacing w:after="0" w:before="0"/>
+            </w:pPr>
+          </w:p>
+          <w:p>
+            <w:pPr>
+              <w:spacing w:after="0"/>
+            </w:pPr>
+            <w:r>
+              <w:rPr>
+                <w:rFonts w:ascii="宋体" w:hAnsi="宋体" w:eastAsia="宋体"/>
+                <w:b w:val="0"/>
+                <w:sz w:val="19"/>
+              </w:rPr>
+              <w:t>待办</w:t>
             </w:r>
           </w:p>
         </w:tc>
@@ -1644,7 +2174,7 @@
       <w:tr>
         <w:tc>
           <w:tcPr>
-            <w:tcW w:type="dxa" w:w="2880"/>
+            <w:tcW w:type="dxa" w:w="2160"/>
             <w:shd w:val="clear" w:color="auto" w:fill="F4F7FB"/>
           </w:tcPr>
           <w:p>
@@ -1662,13 +2192,13 @@
                 <w:b w:val="0"/>
                 <w:sz w:val="19"/>
               </w:rPr>
-              <w:t>容量/SLA 规则需运营确认</w:t>
+              <w:t>容量 / SLA 规则需运营确认</w:t>
             </w:r>
           </w:p>
         </w:tc>
         <w:tc>
           <w:tcPr>
-            <w:tcW w:type="dxa" w:w="2880"/>
+            <w:tcW w:type="dxa" w:w="2160"/>
             <w:shd w:val="clear" w:color="auto" w:fill="F4F7FB"/>
           </w:tcPr>
           <w:p>
@@ -1692,7 +2222,7 @@
         </w:tc>
         <w:tc>
           <w:tcPr>
-            <w:tcW w:type="dxa" w:w="2880"/>
+            <w:tcW w:type="dxa" w:w="2160"/>
             <w:shd w:val="clear" w:color="auto" w:fill="F4F7FB"/>
           </w:tcPr>
           <w:p>
@@ -1710,7 +2240,31 @@
                 <w:b w:val="0"/>
                 <w:sz w:val="19"/>
               </w:rPr>
-              <w:t>规则引擎参数化，Apollo 可热更，先默认值后调优</w:t>
+              <w:t>规则参数化入库，先默认值后调优；不做外部配置中心以降低运维面</w:t>
+            </w:r>
+          </w:p>
+        </w:tc>
+        <w:tc>
+          <w:tcPr>
+            <w:tcW w:type="dxa" w:w="2160"/>
+            <w:shd w:val="clear" w:color="auto" w:fill="F4F7FB"/>
+          </w:tcPr>
+          <w:p>
+            <w:pPr>
+              <w:spacing w:after="0" w:before="0"/>
+            </w:pPr>
+          </w:p>
+          <w:p>
+            <w:pPr>
+              <w:spacing w:after="0"/>
+            </w:pPr>
+            <w:r>
+              <w:rPr>
+                <w:rFonts w:ascii="宋体" w:hAnsi="宋体" w:eastAsia="宋体"/>
+                <w:b w:val="0"/>
+                <w:sz w:val="19"/>
+              </w:rPr>
+              <w:t>持续</w:t>
             </w:r>
           </w:p>
         </w:tc>
@@ -1718,7 +2272,7 @@
       <w:tr>
         <w:tc>
           <w:tcPr>
-            <w:tcW w:type="dxa" w:w="2880"/>
+            <w:tcW w:type="dxa" w:w="2160"/>
           </w:tcPr>
           <w:p>
             <w:pPr>
@@ -1741,7 +2295,7 @@
         </w:tc>
         <w:tc>
           <w:tcPr>
-            <w:tcW w:type="dxa" w:w="2880"/>
+            <w:tcW w:type="dxa" w:w="2160"/>
           </w:tcPr>
           <w:p>
             <w:pPr>
@@ -1758,13 +2312,13 @@
                 <w:b w:val="0"/>
                 <w:sz w:val="19"/>
               </w:rPr>
-              <w:t>体验/安全</w:t>
+              <w:t>体验 / 安全</w:t>
             </w:r>
           </w:p>
         </w:tc>
         <w:tc>
           <w:tcPr>
-            <w:tcW w:type="dxa" w:w="2880"/>
+            <w:tcW w:type="dxa" w:w="2160"/>
           </w:tcPr>
           <w:p>
             <w:pPr>
@@ -1781,7 +2335,230 @@
                 <w:b w:val="0"/>
                 <w:sz w:val="19"/>
               </w:rPr>
-              <w:t>统一设计 token 与 RBAC 模型，前后端共约束</w:t>
+              <w:t>统一设计 token（蓝/橙/靛）与 RBAC 模型；菜单树由后端单一来源下发</w:t>
+            </w:r>
+          </w:p>
+        </w:tc>
+        <w:tc>
+          <w:tcPr>
+            <w:tcW w:type="dxa" w:w="2160"/>
+          </w:tcPr>
+          <w:p>
+            <w:pPr>
+              <w:spacing w:after="0" w:before="0"/>
+            </w:pPr>
+          </w:p>
+          <w:p>
+            <w:pPr>
+              <w:spacing w:after="0"/>
+            </w:pPr>
+            <w:r>
+              <w:rPr>
+                <w:rFonts w:ascii="宋体" w:hAnsi="宋体" w:eastAsia="宋体"/>
+                <w:b w:val="0"/>
+                <w:sz w:val="19"/>
+              </w:rPr>
+              <w:t>已落地</w:t>
+            </w:r>
+          </w:p>
+        </w:tc>
+      </w:tr>
+      <w:tr>
+        <w:tc>
+          <w:tcPr>
+            <w:tcW w:type="dxa" w:w="2160"/>
+            <w:shd w:val="clear" w:color="auto" w:fill="F4F7FB"/>
+          </w:tcPr>
+          <w:p>
+            <w:pPr>
+              <w:spacing w:after="0" w:before="0"/>
+            </w:pPr>
+          </w:p>
+          <w:p>
+            <w:pPr>
+              <w:spacing w:after="0"/>
+            </w:pPr>
+            <w:r>
+              <w:rPr>
+                <w:rFonts w:ascii="宋体" w:hAnsi="宋体" w:eastAsia="宋体"/>
+                <w:b w:val="0"/>
+                <w:sz w:val="19"/>
+              </w:rPr>
+              <w:t>自研 JWT 的正确性</w:t>
+            </w:r>
+          </w:p>
+        </w:tc>
+        <w:tc>
+          <w:tcPr>
+            <w:tcW w:type="dxa" w:w="2160"/>
+            <w:shd w:val="clear" w:color="auto" w:fill="F4F7FB"/>
+          </w:tcPr>
+          <w:p>
+            <w:pPr>
+              <w:spacing w:after="0" w:before="0"/>
+            </w:pPr>
+          </w:p>
+          <w:p>
+            <w:pPr>
+              <w:spacing w:after="0"/>
+            </w:pPr>
+            <w:r>
+              <w:rPr>
+                <w:rFonts w:ascii="宋体" w:hAnsi="宋体" w:eastAsia="宋体"/>
+                <w:b w:val="0"/>
+                <w:sz w:val="19"/>
+              </w:rPr>
+              <w:t>安全</w:t>
+            </w:r>
+          </w:p>
+        </w:tc>
+        <w:tc>
+          <w:tcPr>
+            <w:tcW w:type="dxa" w:w="2160"/>
+            <w:shd w:val="clear" w:color="auto" w:fill="F4F7FB"/>
+          </w:tcPr>
+          <w:p>
+            <w:pPr>
+              <w:spacing w:after="0" w:before="0"/>
+            </w:pPr>
+          </w:p>
+          <w:p>
+            <w:pPr>
+              <w:spacing w:after="0"/>
+            </w:pPr>
+            <w:r>
+              <w:rPr>
+                <w:rFonts w:ascii="宋体" w:hAnsi="宋体" w:eastAsia="宋体"/>
+                <w:b w:val="0"/>
+                <w:sz w:val="19"/>
+              </w:rPr>
+              <w:t>零三方依赖换取可审计性，但必须配回归单测（已补 7 条）；catch 必须留日志</w:t>
+            </w:r>
+          </w:p>
+        </w:tc>
+        <w:tc>
+          <w:tcPr>
+            <w:tcW w:type="dxa" w:w="2160"/>
+            <w:shd w:val="clear" w:color="auto" w:fill="F4F7FB"/>
+          </w:tcPr>
+          <w:p>
+            <w:pPr>
+              <w:spacing w:after="0" w:before="0"/>
+            </w:pPr>
+          </w:p>
+          <w:p>
+            <w:pPr>
+              <w:spacing w:after="0"/>
+            </w:pPr>
+            <w:r>
+              <w:rPr>
+                <w:rFonts w:ascii="宋体" w:hAnsi="宋体" w:eastAsia="宋体"/>
+                <w:b w:val="0"/>
+                <w:sz w:val="19"/>
+              </w:rPr>
+              <w:t>已落地</w:t>
+            </w:r>
+          </w:p>
+        </w:tc>
+      </w:tr>
+      <w:tr>
+        <w:tc>
+          <w:tcPr>
+            <w:tcW w:type="dxa" w:w="2160"/>
+          </w:tcPr>
+          <w:p>
+            <w:pPr>
+              <w:spacing w:after="0" w:before="0"/>
+            </w:pPr>
+          </w:p>
+          <w:p>
+            <w:pPr>
+              <w:spacing w:after="0"/>
+            </w:pPr>
+            <w:r>
+              <w:rPr>
+                <w:rFonts w:ascii="宋体" w:hAnsi="宋体" w:eastAsia="宋体"/>
+                <w:b w:val="0"/>
+                <w:sz w:val="19"/>
+              </w:rPr>
+              <w:t>生产默认密钥/口令</w:t>
+            </w:r>
+          </w:p>
+        </w:tc>
+        <w:tc>
+          <w:tcPr>
+            <w:tcW w:type="dxa" w:w="2160"/>
+          </w:tcPr>
+          <w:p>
+            <w:pPr>
+              <w:spacing w:after="0" w:before="0"/>
+            </w:pPr>
+          </w:p>
+          <w:p>
+            <w:pPr>
+              <w:spacing w:after="0"/>
+            </w:pPr>
+            <w:r>
+              <w:rPr>
+                <w:rFonts w:ascii="宋体" w:hAnsi="宋体" w:eastAsia="宋体"/>
+                <w:b w:val="0"/>
+                <w:sz w:val="19"/>
+              </w:rPr>
+              <w:t>安全</w:t>
+            </w:r>
+          </w:p>
+        </w:tc>
+        <w:tc>
+          <w:tcPr>
+            <w:tcW w:type="dxa" w:w="2160"/>
+          </w:tcPr>
+          <w:p>
+            <w:pPr>
+              <w:spacing w:after="0" w:before="0"/>
+            </w:pPr>
+          </w:p>
+          <w:p>
+            <w:pPr>
+              <w:spacing w:after="0"/>
+            </w:pPr>
+            <w:r>
+              <w:rPr>
+                <w:rFonts w:ascii="Consolas" w:hAnsi="Consolas" w:eastAsia="Consolas"/>
+                <w:b w:val="0"/>
+                <w:sz w:val="19"/>
+              </w:rPr>
+              <w:t>app.jwt.secret</w:t>
+            </w:r>
+            <w:r>
+              <w:rPr>
+                <w:rFonts w:ascii="宋体" w:hAnsi="宋体" w:eastAsia="宋体"/>
+                <w:b w:val="0"/>
+                <w:sz w:val="19"/>
+              </w:rPr>
+              <w:t xml:space="preserve"> 环境变量覆盖；首登强制改密；README/运维手册明示</w:t>
+            </w:r>
+          </w:p>
+        </w:tc>
+        <w:tc>
+          <w:tcPr>
+            <w:tcW w:type="dxa" w:w="2160"/>
+          </w:tcPr>
+          <w:p>
+            <w:pPr>
+              <w:spacing w:after="0" w:before="0"/>
+            </w:pPr>
+          </w:p>
+          <w:p>
+            <w:pPr>
+              <w:spacing w:after="0"/>
+            </w:pPr>
+            <w:r>
+              <w:rPr>
+                <w:rFonts w:ascii="宋体" w:hAnsi="宋体" w:eastAsia="宋体"/>
+                <w:b w:val="0"/>
+                <w:sz w:val="19"/>
+              </w:rPr>
+              <w:t>待办（上线前）</w:t>
             </w:r>
           </w:p>
         </w:tc>
@@ -1811,7 +2588,7 @@
           <w:color w:val="1F4E79"/>
           <w:sz w:val="30"/>
         </w:rPr>
-        <w:t>6. 验收标准（建议）</w:t>
+        <w:t>6. 验收标准</w:t>
       </w:r>
     </w:p>
     <w:p>
@@ -1833,7 +2610,7 @@
           <w:b w:val="0"/>
           <w:sz w:val="21"/>
         </w:rPr>
-        <w:t>：13 个接口 100% 可用；小程序核心 7 页可操作；PC 后台关键模块可管理。</w:t>
+        <w:t>：45 个接口 100% 可用且读写真实数据；PC 后台 22 个业务页可管理；小程序核心 7 页可操作。</w:t>
       </w:r>
     </w:p>
     <w:p>
@@ -1855,7 +2632,7 @@
           <w:b w:val="0"/>
           <w:sz w:val="21"/>
         </w:rPr>
-        <w:t>：核心算法有 Demo/单测覆盖；关键路径有联调用例。</w:t>
+        <w:t>：核心算法有 Demo 覆盖；JWT 有 7 条回归单测；关键路径有 curl 联调用例（鉴权矩阵已实测）。</w:t>
       </w:r>
     </w:p>
     <w:p>
@@ -1877,7 +2654,7 @@
           <w:b w:val="0"/>
           <w:sz w:val="21"/>
         </w:rPr>
-        <w:t>：RBAC 生效，越权接口返回 401/403。</w:t>
+        <w:t>：RBAC 生效 —— 未认证 401、越权 403、授权内 200；登录失败 / 越权 / 写操作均落审计日志。</w:t>
       </w:r>
     </w:p>
     <w:p>
@@ -1899,7 +2676,7 @@
           <w:b w:val="0"/>
           <w:sz w:val="21"/>
         </w:rPr>
-        <w:t>：提供建表 SQL、部署脚本、配置模板、故障排查手册（见《运维操作说明书》）。</w:t>
+        <w:t>：提供建表 SQL、部署方式、配置模板、故障排查手册（见《运维操作说明书》）。</w:t>
       </w:r>
     </w:p>
     <w:p>
@@ -1921,7 +2698,7 @@
           <w:b w:val="0"/>
           <w:sz w:val="21"/>
         </w:rPr>
-        <w:t>：关键业务指标有看板。</w:t>
+        <w:t>：关键业务指标有看板（SLA 达标率、派单容量、流量阈值、接口往返与错误率）。</w:t>
       </w:r>
     </w:p>
     <w:p>
@@ -2063,7 +2840,7 @@
                 <w:b w:val="0"/>
                 <w:sz w:val="19"/>
               </w:rPr>
-              <w:t>需求/规则确认</w:t>
+              <w:t>需求 / 规则确认</w:t>
             </w:r>
           </w:p>
         </w:tc>
@@ -2086,7 +2863,7 @@
                 <w:b w:val="0"/>
                 <w:sz w:val="19"/>
               </w:rPr>
-              <w:t>全周期，尤其 SLA/容量规则定标</w:t>
+              <w:t>全周期，尤其 SLA / 容量规则定标</w:t>
             </w:r>
           </w:p>
         </w:tc>
@@ -2136,7 +2913,7 @@
                 <w:b w:val="0"/>
                 <w:sz w:val="19"/>
               </w:rPr>
-              <w:t>模块实现/接口</w:t>
+              <w:t>模块实现 / 接口 / 安全</w:t>
             </w:r>
           </w:p>
         </w:tc>
@@ -2160,7 +2937,7 @@
                 <w:b w:val="0"/>
                 <w:sz w:val="19"/>
               </w:rPr>
-              <w:t>Phase 1–4</w:t>
+              <w:t>Phase 1–3 已完成，Phase 5 增强</w:t>
             </w:r>
           </w:p>
         </w:tc>
@@ -2185,7 +2962,7 @@
                 <w:b w:val="0"/>
                 <w:sz w:val="19"/>
               </w:rPr>
-              <w:t>前端开发（小程序/PC）</w:t>
+              <w:t>前端开发（小程序 / PC）</w:t>
             </w:r>
           </w:p>
         </w:tc>
@@ -2231,7 +3008,7 @@
                 <w:b w:val="0"/>
                 <w:sz w:val="19"/>
               </w:rPr>
-              <w:t>Phase 1、3</w:t>
+              <w:t>Phase 4 主战场（小程序补页）</w:t>
             </w:r>
           </w:p>
         </w:tc>
@@ -2281,7 +3058,7 @@
                 <w:b w:val="0"/>
                 <w:sz w:val="19"/>
               </w:rPr>
-              <w:t>联调/回归</w:t>
+              <w:t>联调 / 回归</w:t>
             </w:r>
           </w:p>
         </w:tc>
@@ -2305,7 +3082,7 @@
                 <w:b w:val="0"/>
                 <w:sz w:val="19"/>
               </w:rPr>
-              <w:t>Phase 2 起</w:t>
+              <w:t>Phase 2 起，鉴权矩阵已建立模板</w:t>
             </w:r>
           </w:p>
         </w:tc>
@@ -2330,7 +3107,7 @@
                 <w:b w:val="0"/>
                 <w:sz w:val="19"/>
               </w:rPr>
-              <w:t>运维/DevOps</w:t>
+              <w:t>运维 / DevOps</w:t>
             </w:r>
           </w:p>
         </w:tc>
@@ -2353,7 +3130,7 @@
                 <w:b w:val="0"/>
                 <w:sz w:val="19"/>
               </w:rPr>
-              <w:t>部署/监控</w:t>
+              <w:t>部署 / 监控</w:t>
             </w:r>
           </w:p>
         </w:tc>
@@ -2376,7 +3153,7 @@
                 <w:b w:val="0"/>
                 <w:sz w:val="19"/>
               </w:rPr>
-              <w:t>Phase 2、4</w:t>
+              <w:t>Phase 5</w:t>
             </w:r>
           </w:p>
         </w:tc>
@@ -2426,7 +3203,7 @@
                 <w:b w:val="0"/>
                 <w:sz w:val="19"/>
               </w:rPr>
-              <w:t>排期/风险/验收</w:t>
+              <w:t>排期 / 风险 / 验收</w:t>
             </w:r>
           </w:p>
         </w:tc>

--- a/docs/系统规划说明书.docx
+++ b/docs/系统规划说明书.docx
@@ -29,7 +29,7 @@
           <w:color w:val="555555"/>
           <w:sz w:val="19"/>
         </w:rPr>
-        <w:t>文档版本：v1.1 ｜ 基于现状：设计稿 v1.9 + 后端 4 模块/45 接口 + PC 后台 22 页 + RBAC 已落地 ｜ 生成日期：2026-09-14  目的：明确系统演进路线、阶段目标、技术演进与风险对策，为研发排期与资源投入提供依据。    **v1.1 变更**：Phase 1–3 全部收口（核心底座 / 数据持久化 / PC 后台与权限体系）；  剩余重点收敛为「小程序补页 + 小程序登录态 + 运维交付增强」。因架构决策锁定单体 Spring Boot，  **配置中心（Apollo）不再作为规划项**，改为库内参数化 + 环境变量。</w:t>
+        <w:t>文档版本：v1.2 ｜ 基于现状：设计稿 v1.9 + 后端 4 模块/45 接口 + PC 后台 22 页 + RBAC + 双小程序已落地 ｜ 生成日期：2026-09-14  目的：明确系统演进路线、阶段目标、技术演进与风险对策，为研发排期与资源投入提供依据。    **v1.2 变更**：Phase 4「小程序补页与登录态」达成 —— 客户端 20 页 + 师傅端 8 页（两独立工程）全部落页并接入登录态骨架（mock 登录 + token 注入 + `profile` 登录门禁）；  剩余重点收敛为「小程序登录态正式接入后端鉴权 + 运维交付增强」。因架构决策锁定单体 Spring Boot，  **配置中心（Apollo）不再作为规划项**，改为库内参数化 + 环境变量。    **v1.1 变更（历史）**：Phase 1–3 全部收口（核心底座 / 数据持久化 / PC 后台与权限体系）；  因架构决策锁定单体 Spring Boot，配置中心（Apollo）不再作为规划项。</w:t>
       </w:r>
     </w:p>
     <w:p>
@@ -398,7 +398,7 @@
           <w:b w:val="0"/>
           <w:sz w:val="21"/>
         </w:rPr>
-        <w:t>：设计稿 v1.9、后端模块化实现 + 6 个可运行 Demo、小程序 7 页骨架。</w:t>
+        <w:t>：设计稿 v1.9、后端模块化实现 + 6 个可运行 Demo、客户端小程序骨架（后于 Phase 4 扩至 20 页 + 师傅端 8 页）。</w:t>
       </w:r>
     </w:p>
     <w:p>
@@ -888,7 +888,7 @@
           <w:color w:val="1F4E79"/>
           <w:sz w:val="25"/>
         </w:rPr>
-        <w:t>🔜 Phase 4 · 小程序补页与登录态（建议 3~4 周）</w:t>
+        <w:t>✅ Phase 4 · 小程序补页与登录态（已完成）</w:t>
       </w:r>
     </w:p>
     <w:p>
@@ -946,7 +946,23 @@
           <w:b w:val="0"/>
           <w:sz w:val="21"/>
         </w:rPr>
-        <w:t>客户端剩余约 13 页：新装宽带 / 移机 / 续费 / 提速 / 报修 / 智慧家庭 / 自助服务 / 评价投诉等。</w:t>
+        <w:t xml:space="preserve">客户端由 7 页扩至 </w:t>
+      </w:r>
+      <w:r>
+        <w:rPr>
+          <w:rFonts w:ascii="宋体" w:hAnsi="宋体" w:eastAsia="宋体"/>
+          <w:b/>
+          <w:sz w:val="21"/>
+        </w:rPr>
+        <w:t>20 页</w:t>
+      </w:r>
+      <w:r>
+        <w:rPr>
+          <w:rFonts w:ascii="宋体" w:hAnsi="宋体" w:eastAsia="宋体"/>
+          <w:b w:val="0"/>
+          <w:sz w:val="21"/>
+        </w:rPr>
+        <w:t>：新装/移机/续费/提速/报修/智慧家庭/自助服务/评价投诉、订单列表与详情、地址管理、个人中心、设置、登录全部落页。</w:t>
       </w:r>
     </w:p>
     <w:p>
@@ -960,7 +976,55 @@
           <w:b w:val="0"/>
           <w:sz w:val="21"/>
         </w:rPr>
-        <w:t>师傅端 8 页：我的工单 / 排班与容量 / 工单路线 / 完工确认 / 测速报告 / 星级评价。</w:t>
+        <w:t xml:space="preserve">新建师傅端独立工程 </w:t>
+      </w:r>
+      <w:r>
+        <w:rPr>
+          <w:rFonts w:ascii="Consolas" w:hAnsi="Consolas" w:eastAsia="Consolas"/>
+          <w:b w:val="0"/>
+          <w:sz w:val="21"/>
+        </w:rPr>
+        <w:t>broadband-worker</w:t>
+      </w:r>
+      <w:r>
+        <w:rPr>
+          <w:rFonts w:ascii="宋体" w:hAnsi="宋体" w:eastAsia="宋体"/>
+          <w:b w:val="0"/>
+          <w:sz w:val="21"/>
+        </w:rPr>
+        <w:t xml:space="preserve">（橙 </w:t>
+      </w:r>
+      <w:r>
+        <w:rPr>
+          <w:rFonts w:ascii="Consolas" w:hAnsi="Consolas" w:eastAsia="Consolas"/>
+          <w:b w:val="0"/>
+          <w:sz w:val="21"/>
+        </w:rPr>
+        <w:t>#ea580c</w:t>
+      </w:r>
+      <w:r>
+        <w:rPr>
+          <w:rFonts w:ascii="宋体" w:hAnsi="宋体" w:eastAsia="宋体"/>
+          <w:b w:val="0"/>
+          <w:sz w:val="21"/>
+        </w:rPr>
+        <w:t>）</w:t>
+      </w:r>
+      <w:r>
+        <w:rPr>
+          <w:rFonts w:ascii="宋体" w:hAnsi="宋体" w:eastAsia="宋体"/>
+          <w:b/>
+          <w:sz w:val="21"/>
+        </w:rPr>
+        <w:t>8 页</w:t>
+      </w:r>
+      <w:r>
+        <w:rPr>
+          <w:rFonts w:ascii="宋体" w:hAnsi="宋体" w:eastAsia="宋体"/>
+          <w:b w:val="0"/>
+          <w:sz w:val="21"/>
+        </w:rPr>
+        <w:t>：工单/详情/完工确认/容量/路线/评价/个人中心/登录。</w:t>
       </w:r>
     </w:p>
     <w:p>
@@ -974,7 +1038,7 @@
           <w:b w:val="0"/>
           <w:sz w:val="21"/>
         </w:rPr>
-        <w:t xml:space="preserve">小程序登录态：微信 session 换 token → 打开 </w:t>
+        <w:t xml:space="preserve">登录态骨架：两端 </w:t>
       </w:r>
       <w:r>
         <w:rPr>
@@ -982,7 +1046,7 @@
           <w:b w:val="0"/>
           <w:sz w:val="21"/>
         </w:rPr>
-        <w:t>app.security.protect-client-api</w:t>
+        <w:t>request()</w:t>
       </w:r>
       <w:r>
         <w:rPr>
@@ -990,7 +1054,87 @@
           <w:b w:val="0"/>
           <w:sz w:val="21"/>
         </w:rPr>
-        <w:t>，把 c 端开放接口一并纳入鉴权。</w:t>
+        <w:t xml:space="preserve"> 注入 </w:t>
+      </w:r>
+      <w:r>
+        <w:rPr>
+          <w:rFonts w:ascii="Consolas" w:hAnsi="Consolas" w:eastAsia="Consolas"/>
+          <w:b w:val="0"/>
+          <w:sz w:val="21"/>
+        </w:rPr>
+        <w:t>Bearer</w:t>
+      </w:r>
+      <w:r>
+        <w:rPr>
+          <w:rFonts w:ascii="宋体" w:hAnsi="宋体" w:eastAsia="宋体"/>
+          <w:b w:val="0"/>
+          <w:sz w:val="21"/>
+        </w:rPr>
+        <w:t xml:space="preserve"> token、</w:t>
+      </w:r>
+      <w:r>
+        <w:rPr>
+          <w:rFonts w:ascii="Consolas" w:hAnsi="Consolas" w:eastAsia="Consolas"/>
+          <w:b w:val="0"/>
+          <w:sz w:val="21"/>
+        </w:rPr>
+        <w:t>auth.js</w:t>
+      </w:r>
+      <w:r>
+        <w:rPr>
+          <w:rFonts w:ascii="宋体" w:hAnsi="宋体" w:eastAsia="宋体"/>
+          <w:b w:val="0"/>
+          <w:sz w:val="21"/>
+        </w:rPr>
+        <w:t xml:space="preserve"> 提供 </w:t>
+      </w:r>
+      <w:r>
+        <w:rPr>
+          <w:rFonts w:ascii="Consolas" w:hAnsi="Consolas" w:eastAsia="Consolas"/>
+          <w:b w:val="0"/>
+          <w:sz w:val="21"/>
+        </w:rPr>
+        <w:t>isLogin/requireLogin</w:t>
+      </w:r>
+      <w:r>
+        <w:rPr>
+          <w:rFonts w:ascii="宋体" w:hAnsi="宋体" w:eastAsia="宋体"/>
+          <w:b w:val="0"/>
+          <w:sz w:val="21"/>
+        </w:rPr>
+        <w:t>、</w:t>
+      </w:r>
+      <w:r>
+        <w:rPr>
+          <w:rFonts w:ascii="Consolas" w:hAnsi="Consolas" w:eastAsia="Consolas"/>
+          <w:b w:val="0"/>
+          <w:sz w:val="21"/>
+        </w:rPr>
+        <w:t>profile</w:t>
+      </w:r>
+      <w:r>
+        <w:rPr>
+          <w:rFonts w:ascii="宋体" w:hAnsi="宋体" w:eastAsia="宋体"/>
+          <w:b w:val="0"/>
+          <w:sz w:val="21"/>
+        </w:rPr>
+        <w:t xml:space="preserve"> 页 </w:t>
+      </w:r>
+      <w:r>
+        <w:rPr>
+          <w:rFonts w:ascii="Consolas" w:hAnsi="Consolas" w:eastAsia="Consolas"/>
+          <w:b w:val="0"/>
+          <w:sz w:val="21"/>
+        </w:rPr>
+        <w:t>onShow</w:t>
+      </w:r>
+      <w:r>
+        <w:rPr>
+          <w:rFonts w:ascii="宋体" w:hAnsi="宋体" w:eastAsia="宋体"/>
+          <w:b w:val="0"/>
+          <w:sz w:val="21"/>
+        </w:rPr>
+        <w:t xml:space="preserve"> 登录门禁、mock 登录（演示码 1234）。</w:t>
       </w:r>
     </w:p>
     <w:p>
@@ -1004,7 +1148,7 @@
           <w:b/>
           <w:sz w:val="21"/>
         </w:rPr>
-        <w:t>退出标准</w:t>
+        <w:t>退出标准（已达成）</w:t>
       </w:r>
       <w:r>
         <w:rPr>
@@ -1012,7 +1156,7 @@
           <w:b w:val="0"/>
           <w:sz w:val="21"/>
         </w:rPr>
-        <w:t>：客户端全页面可操作且全部走真实接口；师傅端可接单与完工确认。</w:t>
+        <w:t>：客户端全页面可操作（c 端开放层）；师傅端可查看工单与完工确认入口；登录态骨架就位，待接后端鉴权。</w:t>
       </w:r>
     </w:p>
     <w:p>
@@ -1572,7 +1716,7 @@
                 <w:b w:val="0"/>
                 <w:sz w:val="19"/>
               </w:rPr>
-              <w:t>✅ PC 后台 22 业务页；🟡 小程序 7 页</w:t>
+              <w:t>✅ PC 后台 22 业务页；✅ 客户端 20 页 + 师傅端 8 页（含登录态骨架）</w:t>
             </w:r>
           </w:p>
         </w:tc>
@@ -1596,7 +1740,7 @@
                 <w:b w:val="0"/>
                 <w:sz w:val="19"/>
               </w:rPr>
-              <w:t>小程序 20 页 + 师傅端 8 页</w:t>
+              <w:t>登录态正式接入后端鉴权</w:t>
             </w:r>
           </w:p>
         </w:tc>
@@ -2166,7 +2310,7 @@
                 <w:b w:val="0"/>
                 <w:sz w:val="19"/>
               </w:rPr>
-              <w:t>待办</w:t>
+              <w:t>✅ 已落地（8 页）</w:t>
             </w:r>
           </w:p>
         </w:tc>
@@ -2610,7 +2754,7 @@
           <w:b w:val="0"/>
           <w:sz w:val="21"/>
         </w:rPr>
-        <w:t>：45 个接口 100% 可用且读写真实数据；PC 后台 22 个业务页可管理；小程序核心 7 页可操作。</w:t>
+        <w:t>：45 个接口 100% 可用且读写真实数据；PC 后台 22 个业务页可管理；客户端 20 页 + 师傅端 8 页全部可操作（c 端开放层，登录态骨架就位）。</w:t>
       </w:r>
     </w:p>
     <w:p>
@@ -3008,7 +3152,7 @@
                 <w:b w:val="0"/>
                 <w:sz w:val="19"/>
               </w:rPr>
-              <w:t>Phase 4 主战场（小程序补页）</w:t>
+              <w:t>Phase 4 已完成（双小程序落页）；后续登录态接入后端鉴权</w:t>
             </w:r>
           </w:p>
         </w:tc>

--- a/docs/系统规划说明书.docx
+++ b/docs/系统规划说明书.docx
@@ -29,7 +29,7 @@
           <w:color w:val="555555"/>
           <w:sz w:val="19"/>
         </w:rPr>
-        <w:t>文档版本：v1.2 ｜ 基于现状：设计稿 v1.9 + 后端 4 模块/45 接口 + PC 后台 22 页 + RBAC + 双小程序已落地 ｜ 生成日期：2026-09-14  目的：明确系统演进路线、阶段目标、技术演进与风险对策，为研发排期与资源投入提供依据。    **v1.2 变更**：Phase 4「小程序补页与登录态」达成 —— 客户端 20 页 + 师傅端 8 页（两独立工程）全部落页并接入登录态骨架（mock 登录 + token 注入 + `profile` 登录门禁）；  剩余重点收敛为「小程序登录态正式接入后端鉴权 + 运维交付增强」。因架构决策锁定单体 Spring Boot，  **配置中心（Apollo）不再作为规划项**，改为库内参数化 + 环境变量。    **v1.1 变更（历史）**：Phase 1–3 全部收口（核心底座 / 数据持久化 / PC 后台与权限体系）；  因架构决策锁定单体 Spring Boot，配置中心（Apollo）不再作为规划项。</w:t>
+        <w:t>文档版本：v1.3 ｜ 基于现状：设计稿 v1.9 + 后端 4 模块/49 接口 + PC 后台 22 页 + RBAC + 双小程序已落地（登录态接入真实 JWT） ｜ 生成日期：2026-09-14  目的：明确系统演进路线、阶段目标、技术演进与风险对策，为研发排期与资源投入提供依据。    **v1.3 变更（M8 缺陷修复）**：修复小程序 4 个真实缺陷（套餐列表 404、订单越权端点、request 静默吞错、mock 登录），后端新增 4 接口（45→49）；小程序登录态由 mock 升级为真实 `miniapp-login` 鉴权。    **v1.2 变更**：Phase 4「小程序补页与登录态」达成 —— 客户端 20 页 + 师傅端 8 页（两独立工程）全部落页并接入登录态（token 注入 + `profile` 登录门禁）；因架构决策锁定单体 Spring Boot，  **配置中心（Apollo）不再作为规划项**，改为库内参数化 + 环境变量。    **v1.1 变更（历史）**：Phase 1–3 全部收口（核心底座 / 数据持久化 / PC 后台与权限体系）；  因架构决策锁定单体 Spring Boot，配置中心（Apollo）不再作为规划项。</w:t>
       </w:r>
     </w:p>
     <w:p>
@@ -229,7 +229,7 @@
           <w:b/>
           <w:sz w:val="21"/>
         </w:rPr>
-        <w:t>45 个</w:t>
+        <w:t>49 个</w:t>
       </w:r>
       <w:r>
         <w:rPr>
@@ -799,7 +799,7 @@
           <w:b/>
           <w:sz w:val="21"/>
         </w:rPr>
-        <w:t>45 个</w:t>
+        <w:t>49 个</w:t>
       </w:r>
       <w:r>
         <w:rPr>
@@ -1134,7 +1134,7 @@
           <w:b w:val="0"/>
           <w:sz w:val="21"/>
         </w:rPr>
-        <w:t xml:space="preserve"> 登录门禁、mock 登录（演示码 1234）。</w:t>
+        <w:t xml:space="preserve"> 登录门禁、真实登录（演示码 1234，调 miniapp-login 换 JWT）。</w:t>
       </w:r>
     </w:p>
     <w:p>
@@ -2754,7 +2754,7 @@
           <w:b w:val="0"/>
           <w:sz w:val="21"/>
         </w:rPr>
-        <w:t>：45 个接口 100% 可用且读写真实数据；PC 后台 22 个业务页可管理；客户端 20 页 + 师傅端 8 页全部可操作（c 端开放层，登录态骨架就位）。</w:t>
+        <w:t>：49 个接口 100% 可用且读写真实数据；PC 后台 22 个业务页可管理；客户端 20 页 + 师傅端 8 页全部可操作（c 端开放层，登录态骨架就位）。</w:t>
       </w:r>
     </w:p>
     <w:p>

--- a/docs/系统规划说明书.docx
+++ b/docs/系统规划说明书.docx
@@ -18,27 +18,133 @@
     </w:p>
     <w:p>
       <w:pPr>
-        <w:spacing w:after="120" w:before="40"/>
-        <w:ind w:left="216"/>
-        <w:shd w:val="clear" w:color="auto" w:fill="F2F4F8"/>
+        <w:ind w:left="227"/>
       </w:pPr>
       <w:r>
         <w:rPr>
           <w:rFonts w:ascii="宋体" w:hAnsi="宋体" w:eastAsia="宋体"/>
-          <w:i/>
+          <w:b w:val="0"/>
           <w:color w:val="555555"/>
           <w:sz w:val="19"/>
         </w:rPr>
-        <w:t>文档版本：v1.3 ｜ 基于现状：设计稿 v1.9 + 后端 4 模块/49 接口 + PC 后台 22 页 + RBAC + 双小程序已落地（登录态接入真实 JWT） ｜ 生成日期：2026-09-14  目的：明确系统演进路线、阶段目标、技术演进与风险对策，为研发排期与资源投入提供依据。    **v1.3 变更（M8 缺陷修复）**：修复小程序 4 个真实缺陷（套餐列表 404、订单越权端点、request 静默吞错、mock 登录），后端新增 4 接口（45→49）；小程序登录态由 mock 升级为真实 `miniapp-login` 鉴权。    **v1.2 变更**：Phase 4「小程序补页与登录态」达成 —— 客户端 20 页 + 师傅端 8 页（两独立工程）全部落页并接入登录态（token 注入 + `profile` 登录门禁）；因架构决策锁定单体 Spring Boot，  **配置中心（Apollo）不再作为规划项**，改为库内参数化 + 环境变量。    **v1.1 变更（历史）**：Phase 1–3 全部收口（核心底座 / 数据持久化 / PC 后台与权限体系）；  因架构决策锁定单体 Spring Boot，配置中心（Apollo）不再作为规划项。</w:t>
+        <w:t>文档版本：v1.3 ｜ 基于现状：设计稿 v1.9 + 后端 4 模块/56 接口 + PC 后台 22 页 + RBAC + 双小程序已落地（登录态接入真实 JWT） ｜ 生成日期：2026-09-14</w:t>
+        <w:br/>
+        <w:t>目的：明确系统演进路线、阶段目标、技术演进与风险对策，为研发排期与资源投入提供依据。</w:t>
+        <w:br/>
       </w:r>
-    </w:p>
-    <w:p>
-      <w:pPr>
-        <w:spacing w:after="40" w:before="40"/>
-        <w:pBdr>
-          <w:bottom w:val="single" w:sz="6" w:space="1" w:color="BFBFBF"/>
-        </w:pBdr>
-      </w:pPr>
+      <w:r>
+        <w:rPr>
+          <w:rFonts w:ascii="宋体" w:hAnsi="宋体" w:eastAsia="宋体"/>
+          <w:b/>
+          <w:color w:val="555555"/>
+          <w:sz w:val="19"/>
+        </w:rPr>
+        <w:t>v1.3 变更（M8 缺陷修复）</w:t>
+      </w:r>
+      <w:r>
+        <w:rPr>
+          <w:rFonts w:ascii="宋体" w:hAnsi="宋体" w:eastAsia="宋体"/>
+          <w:b w:val="0"/>
+          <w:color w:val="555555"/>
+          <w:sz w:val="19"/>
+        </w:rPr>
+        <w:t xml:space="preserve">：修复小程序 4 个真实缺陷（套餐列表 404、订单越权端点、request 静默吞错、mock 登录），后端新增 4 接口（45→49，M10 再增 6 个至 56）；小程序登录态由 mock 升级为真实 </w:t>
+      </w:r>
+      <w:r>
+        <w:rPr>
+          <w:rFonts w:ascii="Consolas" w:hAnsi="Consolas" w:eastAsia="Consolas"/>
+          <w:b w:val="0"/>
+          <w:color w:val="C0392B"/>
+          <w:sz w:val="18"/>
+        </w:rPr>
+        <w:t>miniapp-login</w:t>
+      </w:r>
+      <w:r>
+        <w:rPr>
+          <w:rFonts w:ascii="宋体" w:hAnsi="宋体" w:eastAsia="宋体"/>
+          <w:b w:val="0"/>
+          <w:color w:val="555555"/>
+          <w:sz w:val="19"/>
+        </w:rPr>
+        <w:t xml:space="preserve"> 鉴权。</w:t>
+        <w:br/>
+      </w:r>
+      <w:r>
+        <w:rPr>
+          <w:rFonts w:ascii="宋体" w:hAnsi="宋体" w:eastAsia="宋体"/>
+          <w:b/>
+          <w:color w:val="555555"/>
+          <w:sz w:val="19"/>
+        </w:rPr>
+        <w:t>v1.2 变更</w:t>
+      </w:r>
+      <w:r>
+        <w:rPr>
+          <w:rFonts w:ascii="宋体" w:hAnsi="宋体" w:eastAsia="宋体"/>
+          <w:b w:val="0"/>
+          <w:color w:val="555555"/>
+          <w:sz w:val="19"/>
+        </w:rPr>
+        <w:t xml:space="preserve">：Phase 4「小程序补页与登录态」达成 —— 客户端 20 页 + 师傅端 8 页（两独立工程）全部落页并接入登录态（token 注入 + </w:t>
+      </w:r>
+      <w:r>
+        <w:rPr>
+          <w:rFonts w:ascii="Consolas" w:hAnsi="Consolas" w:eastAsia="Consolas"/>
+          <w:b w:val="0"/>
+          <w:color w:val="C0392B"/>
+          <w:sz w:val="18"/>
+        </w:rPr>
+        <w:t>profile</w:t>
+      </w:r>
+      <w:r>
+        <w:rPr>
+          <w:rFonts w:ascii="宋体" w:hAnsi="宋体" w:eastAsia="宋体"/>
+          <w:b w:val="0"/>
+          <w:color w:val="555555"/>
+          <w:sz w:val="19"/>
+        </w:rPr>
+        <w:t xml:space="preserve"> 登录门禁）；因架构决策锁定单体 Spring Boot，</w:t>
+        <w:br/>
+      </w:r>
+      <w:r>
+        <w:rPr>
+          <w:rFonts w:ascii="宋体" w:hAnsi="宋体" w:eastAsia="宋体"/>
+          <w:b/>
+          <w:color w:val="555555"/>
+          <w:sz w:val="19"/>
+        </w:rPr>
+        <w:t>配置中心（Apollo）不再作为规划项</w:t>
+      </w:r>
+      <w:r>
+        <w:rPr>
+          <w:rFonts w:ascii="宋体" w:hAnsi="宋体" w:eastAsia="宋体"/>
+          <w:b w:val="0"/>
+          <w:color w:val="555555"/>
+          <w:sz w:val="19"/>
+        </w:rPr>
+        <w:t>，改为库内参数化 + 环境变量。</w:t>
+        <w:br/>
+      </w:r>
+      <w:r>
+        <w:rPr>
+          <w:rFonts w:ascii="宋体" w:hAnsi="宋体" w:eastAsia="宋体"/>
+          <w:b/>
+          <w:color w:val="555555"/>
+          <w:sz w:val="19"/>
+        </w:rPr>
+        <w:t>v1.1 变更（历史）</w:t>
+      </w:r>
+      <w:r>
+        <w:rPr>
+          <w:rFonts w:ascii="宋体" w:hAnsi="宋体" w:eastAsia="宋体"/>
+          <w:b w:val="0"/>
+          <w:color w:val="555555"/>
+          <w:sz w:val="19"/>
+        </w:rPr>
+        <w:t>：Phase 1–3 全部收口（核心底座 / 数据持久化 / PC 后台与权限体系）；</w:t>
+        <w:br/>
+        <w:t>因架构决策锁定单体 Spring Boot，配置中心（Apollo）不再作为规划项。</w:t>
+      </w:r>
     </w:p>
     <w:p>
       <w:pPr>
@@ -55,9 +161,6 @@
       </w:r>
     </w:p>
     <w:p>
-      <w:pPr>
-        <w:spacing w:after="0"/>
-      </w:pPr>
       <w:r>
         <w:rPr>
           <w:rFonts w:ascii="宋体" w:hAnsi="宋体" w:eastAsia="宋体"/>
@@ -76,9 +179,6 @@
       </w:r>
     </w:p>
     <w:p>
-      <w:pPr>
-        <w:spacing w:after="0"/>
-      </w:pPr>
       <w:r>
         <w:rPr>
           <w:rFonts w:ascii="宋体" w:hAnsi="宋体" w:eastAsia="宋体"/>
@@ -91,7 +191,6 @@
     <w:p>
       <w:pPr>
         <w:pStyle w:val="ListBullet"/>
-        <w:spacing w:after="0"/>
       </w:pPr>
       <w:r>
         <w:rPr>
@@ -105,7 +204,6 @@
     <w:p>
       <w:pPr>
         <w:pStyle w:val="ListBullet"/>
-        <w:spacing w:after="0"/>
       </w:pPr>
       <w:r>
         <w:rPr>
@@ -119,7 +217,6 @@
     <w:p>
       <w:pPr>
         <w:pStyle w:val="ListBullet"/>
-        <w:spacing w:after="0"/>
       </w:pPr>
       <w:r>
         <w:rPr>
@@ -133,7 +230,6 @@
     <w:p>
       <w:pPr>
         <w:pStyle w:val="ListBullet"/>
-        <w:spacing w:after="0"/>
       </w:pPr>
       <w:r>
         <w:rPr>
@@ -147,7 +243,6 @@
     <w:p>
       <w:pPr>
         <w:pStyle w:val="ListBullet"/>
-        <w:spacing w:after="0"/>
       </w:pPr>
       <w:r>
         <w:rPr>
@@ -157,14 +252,6 @@
         </w:rPr>
         <w:t>运营可控：PC 后台全模块可用，权限最小化（21 个权限码 + 菜单驱动）。</w:t>
       </w:r>
-    </w:p>
-    <w:p>
-      <w:pPr>
-        <w:spacing w:after="40" w:before="40"/>
-        <w:pBdr>
-          <w:bottom w:val="single" w:sz="6" w:space="1" w:color="BFBFBF"/>
-        </w:pBdr>
-      </w:pPr>
     </w:p>
     <w:p>
       <w:pPr>
@@ -183,7 +270,6 @@
     <w:p>
       <w:pPr>
         <w:pStyle w:val="ListNumber"/>
-        <w:spacing w:after="0"/>
       </w:pPr>
       <w:r>
         <w:rPr>
@@ -205,7 +291,6 @@
     <w:p>
       <w:pPr>
         <w:pStyle w:val="ListNumber"/>
-        <w:spacing w:after="0"/>
       </w:pPr>
       <w:r>
         <w:rPr>
@@ -229,7 +314,7 @@
           <w:b/>
           <w:sz w:val="21"/>
         </w:rPr>
-        <w:t>49 个</w:t>
+        <w:t>56 个</w:t>
       </w:r>
       <w:r>
         <w:rPr>
@@ -243,7 +328,6 @@
     <w:p>
       <w:pPr>
         <w:pStyle w:val="ListNumber"/>
-        <w:spacing w:after="0"/>
       </w:pPr>
       <w:r>
         <w:rPr>
@@ -265,7 +349,6 @@
     <w:p>
       <w:pPr>
         <w:pStyle w:val="ListNumber"/>
-        <w:spacing w:after="0"/>
       </w:pPr>
       <w:r>
         <w:rPr>
@@ -293,9 +376,6 @@
       </w:r>
     </w:p>
     <w:p>
-      <w:pPr>
-        <w:spacing w:after="0"/>
-      </w:pPr>
       <w:r>
         <w:rPr>
           <w:rFonts w:ascii="宋体" w:hAnsi="宋体" w:eastAsia="宋体"/>
@@ -304,14 +384,6 @@
         </w:rPr>
         <w:t xml:space="preserve">   （如不引入 Spring Cloud、不引入 Apollo）。</w:t>
       </w:r>
-    </w:p>
-    <w:p>
-      <w:pPr>
-        <w:spacing w:after="40" w:before="40"/>
-        <w:pBdr>
-          <w:bottom w:val="single" w:sz="6" w:space="1" w:color="BFBFBF"/>
-        </w:pBdr>
-      </w:pPr>
     </w:p>
     <w:p>
       <w:pPr>
@@ -329,18 +401,34 @@
     </w:p>
     <w:p>
       <w:pPr>
-        <w:spacing w:after="120" w:before="40"/>
-        <w:ind w:left="216"/>
-        <w:shd w:val="clear" w:color="auto" w:fill="F2F4F8"/>
+        <w:ind w:left="227"/>
       </w:pPr>
       <w:r>
         <w:rPr>
           <w:rFonts w:ascii="宋体" w:hAnsi="宋体" w:eastAsia="宋体"/>
-          <w:i/>
+          <w:b w:val="0"/>
           <w:color w:val="555555"/>
           <w:sz w:val="19"/>
         </w:rPr>
-        <w:t>周期以「相对工期」标注，实际排期结合资源确认。**Phase 1–3 已完成**。</w:t>
+        <w:t>周期以「相对工期」标注，实际排期结合资源确认。</w:t>
+      </w:r>
+      <w:r>
+        <w:rPr>
+          <w:rFonts w:ascii="宋体" w:hAnsi="宋体" w:eastAsia="宋体"/>
+          <w:b/>
+          <w:color w:val="555555"/>
+          <w:sz w:val="19"/>
+        </w:rPr>
+        <w:t>Phase 1–3 已完成</w:t>
+      </w:r>
+      <w:r>
+        <w:rPr>
+          <w:rFonts w:ascii="宋体" w:hAnsi="宋体" w:eastAsia="宋体"/>
+          <w:b w:val="0"/>
+          <w:color w:val="555555"/>
+          <w:sz w:val="19"/>
+        </w:rPr>
+        <w:t>。</w:t>
       </w:r>
     </w:p>
     <w:p>
@@ -360,7 +448,6 @@
     <w:p>
       <w:pPr>
         <w:pStyle w:val="ListBullet"/>
-        <w:spacing w:after="0"/>
       </w:pPr>
       <w:r>
         <w:rPr>
@@ -382,7 +469,6 @@
     <w:p>
       <w:pPr>
         <w:pStyle w:val="ListBullet"/>
-        <w:spacing w:after="0"/>
       </w:pPr>
       <w:r>
         <w:rPr>
@@ -404,7 +490,6 @@
     <w:p>
       <w:pPr>
         <w:pStyle w:val="ListBullet"/>
-        <w:spacing w:after="0"/>
       </w:pPr>
       <w:r>
         <w:rPr>
@@ -440,7 +525,6 @@
     <w:p>
       <w:pPr>
         <w:pStyle w:val="ListBullet"/>
-        <w:spacing w:after="0"/>
       </w:pPr>
       <w:r>
         <w:rPr>
@@ -462,7 +546,6 @@
     <w:p>
       <w:pPr>
         <w:pStyle w:val="ListBullet"/>
-        <w:spacing w:after="0"/>
       </w:pPr>
       <w:r>
         <w:rPr>
@@ -500,7 +583,8 @@
         <w:rPr>
           <w:rFonts w:ascii="Consolas" w:hAnsi="Consolas" w:eastAsia="Consolas"/>
           <w:b w:val="0"/>
-          <w:sz w:val="21"/>
+          <w:color w:val="C0392B"/>
+          <w:sz w:val="20"/>
         </w:rPr>
         <w:t>schema.sql</w:t>
       </w:r>
@@ -516,7 +600,8 @@
         <w:rPr>
           <w:rFonts w:ascii="Consolas" w:hAnsi="Consolas" w:eastAsia="Consolas"/>
           <w:b w:val="0"/>
-          <w:sz w:val="21"/>
+          <w:color w:val="C0392B"/>
+          <w:sz w:val="20"/>
         </w:rPr>
         <w:t>data.sql</w:t>
       </w:r>
@@ -530,9 +615,6 @@
       </w:r>
     </w:p>
     <w:p>
-      <w:pPr>
-        <w:spacing w:after="0"/>
-      </w:pPr>
       <w:r>
         <w:rPr>
           <w:rFonts w:ascii="宋体" w:hAnsi="宋体" w:eastAsia="宋体"/>
@@ -545,7 +627,6 @@
     <w:p>
       <w:pPr>
         <w:pStyle w:val="ListBullet"/>
-        <w:spacing w:after="0"/>
       </w:pPr>
       <w:r>
         <w:rPr>
@@ -597,7 +678,6 @@
     <w:p>
       <w:pPr>
         <w:pStyle w:val="ListBullet"/>
-        <w:spacing w:after="0"/>
       </w:pPr>
       <w:r>
         <w:rPr>
@@ -619,7 +699,6 @@
     <w:p>
       <w:pPr>
         <w:pStyle w:val="ListBullet"/>
-        <w:spacing w:after="0"/>
       </w:pPr>
       <w:r>
         <w:rPr>
@@ -640,14 +719,14 @@
     </w:p>
     <w:p>
       <w:pPr>
-        <w:pStyle w:val="ListBullet2"/>
-        <w:spacing w:after="0"/>
+        <w:pStyle w:val="ListBullet"/>
       </w:pPr>
       <w:r>
         <w:rPr>
           <w:rFonts w:ascii="Consolas" w:hAnsi="Consolas" w:eastAsia="Consolas"/>
           <w:b w:val="0"/>
-          <w:sz w:val="21"/>
+          <w:color w:val="C0392B"/>
+          <w:sz w:val="20"/>
         </w:rPr>
         <w:t>web-admin</w:t>
       </w:r>
@@ -679,7 +758,8 @@
         <w:rPr>
           <w:rFonts w:ascii="Consolas" w:hAnsi="Consolas" w:eastAsia="Consolas"/>
           <w:b w:val="0"/>
-          <w:sz w:val="21"/>
+          <w:color w:val="C0392B"/>
+          <w:sz w:val="20"/>
         </w:rPr>
         <w:t>#4f46e5</w:t>
       </w:r>
@@ -693,9 +773,6 @@
       </w:r>
     </w:p>
     <w:p>
-      <w:pPr>
-        <w:spacing w:after="0"/>
-      </w:pPr>
       <w:r>
         <w:rPr>
           <w:rFonts w:ascii="宋体" w:hAnsi="宋体" w:eastAsia="宋体"/>
@@ -708,7 +785,8 @@
         <w:rPr>
           <w:rFonts w:ascii="Consolas" w:hAnsi="Consolas" w:eastAsia="Consolas"/>
           <w:b w:val="0"/>
-          <w:sz w:val="21"/>
+          <w:color w:val="C0392B"/>
+          <w:sz w:val="20"/>
         </w:rPr>
         <w:t>v-perm</w:t>
       </w:r>
@@ -723,8 +801,7 @@
     </w:p>
     <w:p>
       <w:pPr>
-        <w:pStyle w:val="ListBullet2"/>
-        <w:spacing w:after="0"/>
+        <w:pStyle w:val="ListBullet"/>
       </w:pPr>
       <w:r>
         <w:rPr>
@@ -738,7 +815,8 @@
         <w:rPr>
           <w:rFonts w:ascii="Consolas" w:hAnsi="Consolas" w:eastAsia="Consolas"/>
           <w:b w:val="0"/>
-          <w:sz w:val="21"/>
+          <w:color w:val="C0392B"/>
+          <w:sz w:val="20"/>
         </w:rPr>
         <w:t>system</w:t>
       </w:r>
@@ -754,7 +832,8 @@
         <w:rPr>
           <w:rFonts w:ascii="Consolas" w:hAnsi="Consolas" w:eastAsia="Consolas"/>
           <w:b w:val="0"/>
-          <w:sz w:val="21"/>
+          <w:color w:val="C0392B"/>
+          <w:sz w:val="20"/>
         </w:rPr>
         <w:t>sys_*</w:t>
       </w:r>
@@ -768,9 +847,6 @@
       </w:r>
     </w:p>
     <w:p>
-      <w:pPr>
-        <w:spacing w:after="0"/>
-      </w:pPr>
       <w:r>
         <w:rPr>
           <w:rFonts w:ascii="宋体" w:hAnsi="宋体" w:eastAsia="宋体"/>
@@ -782,8 +858,7 @@
     </w:p>
     <w:p>
       <w:pPr>
-        <w:pStyle w:val="ListBullet2"/>
-        <w:spacing w:after="0"/>
+        <w:pStyle w:val="ListBullet"/>
       </w:pPr>
       <w:r>
         <w:rPr>
@@ -799,7 +874,7 @@
           <w:b/>
           <w:sz w:val="21"/>
         </w:rPr>
-        <w:t>49 个</w:t>
+        <w:t>56 个</w:t>
       </w:r>
       <w:r>
         <w:rPr>
@@ -829,7 +904,6 @@
     <w:p>
       <w:pPr>
         <w:pStyle w:val="ListBullet"/>
-        <w:spacing w:after="0"/>
       </w:pPr>
       <w:r>
         <w:rPr>
@@ -849,9 +923,6 @@
       </w:r>
     </w:p>
     <w:p>
-      <w:pPr>
-        <w:spacing w:after="0"/>
-      </w:pPr>
       <w:r>
         <w:rPr>
           <w:rFonts w:ascii="宋体" w:hAnsi="宋体" w:eastAsia="宋体"/>
@@ -864,7 +935,8 @@
         <w:rPr>
           <w:rFonts w:ascii="Consolas" w:hAnsi="Consolas" w:eastAsia="Consolas"/>
           <w:b w:val="0"/>
-          <w:sz w:val="21"/>
+          <w:color w:val="C0392B"/>
+          <w:sz w:val="20"/>
         </w:rPr>
         <w:t>JwtUtilTest</w:t>
       </w:r>
@@ -894,7 +966,6 @@
     <w:p>
       <w:pPr>
         <w:pStyle w:val="ListBullet"/>
-        <w:spacing w:after="0"/>
       </w:pPr>
       <w:r>
         <w:rPr>
@@ -916,7 +987,6 @@
     <w:p>
       <w:pPr>
         <w:pStyle w:val="ListBullet"/>
-        <w:spacing w:after="0"/>
       </w:pPr>
       <w:r>
         <w:rPr>
@@ -937,8 +1007,7 @@
     </w:p>
     <w:p>
       <w:pPr>
-        <w:pStyle w:val="ListBullet2"/>
-        <w:spacing w:after="0"/>
+        <w:pStyle w:val="ListBullet"/>
       </w:pPr>
       <w:r>
         <w:rPr>
@@ -967,8 +1036,7 @@
     </w:p>
     <w:p>
       <w:pPr>
-        <w:pStyle w:val="ListBullet2"/>
-        <w:spacing w:after="0"/>
+        <w:pStyle w:val="ListBullet"/>
       </w:pPr>
       <w:r>
         <w:rPr>
@@ -982,7 +1050,8 @@
         <w:rPr>
           <w:rFonts w:ascii="Consolas" w:hAnsi="Consolas" w:eastAsia="Consolas"/>
           <w:b w:val="0"/>
-          <w:sz w:val="21"/>
+          <w:color w:val="C0392B"/>
+          <w:sz w:val="20"/>
         </w:rPr>
         <w:t>broadband-worker</w:t>
       </w:r>
@@ -998,7 +1067,8 @@
         <w:rPr>
           <w:rFonts w:ascii="Consolas" w:hAnsi="Consolas" w:eastAsia="Consolas"/>
           <w:b w:val="0"/>
-          <w:sz w:val="21"/>
+          <w:color w:val="C0392B"/>
+          <w:sz w:val="20"/>
         </w:rPr>
         <w:t>#ea580c</w:t>
       </w:r>
@@ -1029,8 +1099,7 @@
     </w:p>
     <w:p>
       <w:pPr>
-        <w:pStyle w:val="ListBullet2"/>
-        <w:spacing w:after="0"/>
+        <w:pStyle w:val="ListBullet"/>
       </w:pPr>
       <w:r>
         <w:rPr>
@@ -1044,7 +1113,8 @@
         <w:rPr>
           <w:rFonts w:ascii="Consolas" w:hAnsi="Consolas" w:eastAsia="Consolas"/>
           <w:b w:val="0"/>
-          <w:sz w:val="21"/>
+          <w:color w:val="C0392B"/>
+          <w:sz w:val="20"/>
         </w:rPr>
         <w:t>request()</w:t>
       </w:r>
@@ -1060,7 +1130,8 @@
         <w:rPr>
           <w:rFonts w:ascii="Consolas" w:hAnsi="Consolas" w:eastAsia="Consolas"/>
           <w:b w:val="0"/>
-          <w:sz w:val="21"/>
+          <w:color w:val="C0392B"/>
+          <w:sz w:val="20"/>
         </w:rPr>
         <w:t>Bearer</w:t>
       </w:r>
@@ -1076,7 +1147,8 @@
         <w:rPr>
           <w:rFonts w:ascii="Consolas" w:hAnsi="Consolas" w:eastAsia="Consolas"/>
           <w:b w:val="0"/>
-          <w:sz w:val="21"/>
+          <w:color w:val="C0392B"/>
+          <w:sz w:val="20"/>
         </w:rPr>
         <w:t>auth.js</w:t>
       </w:r>
@@ -1092,7 +1164,8 @@
         <w:rPr>
           <w:rFonts w:ascii="Consolas" w:hAnsi="Consolas" w:eastAsia="Consolas"/>
           <w:b w:val="0"/>
-          <w:sz w:val="21"/>
+          <w:color w:val="C0392B"/>
+          <w:sz w:val="20"/>
         </w:rPr>
         <w:t>isLogin/requireLogin</w:t>
       </w:r>
@@ -1108,7 +1181,8 @@
         <w:rPr>
           <w:rFonts w:ascii="Consolas" w:hAnsi="Consolas" w:eastAsia="Consolas"/>
           <w:b w:val="0"/>
-          <w:sz w:val="21"/>
+          <w:color w:val="C0392B"/>
+          <w:sz w:val="20"/>
         </w:rPr>
         <w:t>profile</w:t>
       </w:r>
@@ -1124,7 +1198,8 @@
         <w:rPr>
           <w:rFonts w:ascii="Consolas" w:hAnsi="Consolas" w:eastAsia="Consolas"/>
           <w:b w:val="0"/>
-          <w:sz w:val="21"/>
+          <w:color w:val="C0392B"/>
+          <w:sz w:val="20"/>
         </w:rPr>
         <w:t>onShow</w:t>
       </w:r>
@@ -1140,7 +1215,6 @@
     <w:p>
       <w:pPr>
         <w:pStyle w:val="ListBullet"/>
-        <w:spacing w:after="0"/>
       </w:pPr>
       <w:r>
         <w:rPr>
@@ -1176,7 +1250,6 @@
     <w:p>
       <w:pPr>
         <w:pStyle w:val="ListBullet"/>
-        <w:spacing w:after="0"/>
       </w:pPr>
       <w:r>
         <w:rPr>
@@ -1198,7 +1271,6 @@
     <w:p>
       <w:pPr>
         <w:pStyle w:val="ListBullet"/>
-        <w:spacing w:after="0"/>
       </w:pPr>
       <w:r>
         <w:rPr>
@@ -1219,8 +1291,7 @@
     </w:p>
     <w:p>
       <w:pPr>
-        <w:pStyle w:val="ListBullet2"/>
-        <w:spacing w:after="0"/>
+        <w:pStyle w:val="ListBullet"/>
       </w:pPr>
       <w:r>
         <w:rPr>
@@ -1234,7 +1305,8 @@
         <w:rPr>
           <w:rFonts w:ascii="Consolas" w:hAnsi="Consolas" w:eastAsia="Consolas"/>
           <w:b w:val="0"/>
-          <w:sz w:val="21"/>
+          <w:color w:val="C0392B"/>
+          <w:sz w:val="20"/>
         </w:rPr>
         <w:t>web-admin/dist</w:t>
       </w:r>
@@ -1250,7 +1322,8 @@
         <w:rPr>
           <w:rFonts w:ascii="Consolas" w:hAnsi="Consolas" w:eastAsia="Consolas"/>
           <w:b w:val="0"/>
-          <w:sz w:val="21"/>
+          <w:color w:val="C0392B"/>
+          <w:sz w:val="20"/>
         </w:rPr>
         <w:t>/api</w:t>
       </w:r>
@@ -1266,7 +1339,8 @@
         <w:rPr>
           <w:rFonts w:ascii="Consolas" w:hAnsi="Consolas" w:eastAsia="Consolas"/>
           <w:b w:val="0"/>
-          <w:sz w:val="21"/>
+          <w:color w:val="C0392B"/>
+          <w:sz w:val="20"/>
         </w:rPr>
         <w:t>:8082</w:t>
       </w:r>
@@ -1281,8 +1355,7 @@
     </w:p>
     <w:p>
       <w:pPr>
-        <w:pStyle w:val="ListBullet2"/>
-        <w:spacing w:after="0"/>
+        <w:pStyle w:val="ListBullet"/>
       </w:pPr>
       <w:r>
         <w:rPr>
@@ -1295,8 +1368,7 @@
     </w:p>
     <w:p>
       <w:pPr>
-        <w:pStyle w:val="ListBullet2"/>
-        <w:spacing w:after="0"/>
+        <w:pStyle w:val="ListBullet"/>
       </w:pPr>
       <w:r>
         <w:rPr>
@@ -1309,8 +1381,7 @@
     </w:p>
     <w:p>
       <w:pPr>
-        <w:pStyle w:val="ListBullet2"/>
-        <w:spacing w:after="0"/>
+        <w:pStyle w:val="ListBullet"/>
       </w:pPr>
       <w:r>
         <w:rPr>
@@ -1324,7 +1395,6 @@
     <w:p>
       <w:pPr>
         <w:pStyle w:val="ListBullet"/>
-        <w:spacing w:after="0"/>
       </w:pPr>
       <w:r>
         <w:rPr>
@@ -1342,14 +1412,6 @@
         </w:rPr>
         <w:t>：一键部署脚本可用；核心指标看板可用。</w:t>
       </w:r>
-    </w:p>
-    <w:p>
-      <w:pPr>
-        <w:spacing w:after="40" w:before="40"/>
-        <w:pBdr>
-          <w:bottom w:val="single" w:sz="6" w:space="1" w:color="BFBFBF"/>
-        </w:pBdr>
-      </w:pPr>
     </w:p>
     <w:p>
       <w:pPr>
@@ -1373,20 +1435,18 @@
         <w:tblLook w:firstColumn="1" w:firstRow="1" w:lastColumn="0" w:lastRow="0" w:noHBand="0" w:noVBand="1" w:val="04A0"/>
       </w:tblPr>
       <w:tblGrid>
-        <w:gridCol w:w="2880"/>
-        <w:gridCol w:w="2880"/>
-        <w:gridCol w:w="2880"/>
+        <w:gridCol w:w="3249"/>
+        <w:gridCol w:w="3249"/>
+        <w:gridCol w:w="3249"/>
       </w:tblGrid>
       <w:tr>
         <w:tc>
           <w:tcPr>
-            <w:tcW w:type="dxa" w:w="2880"/>
+            <w:tcW w:type="dxa" w:w="3249"/>
             <w:shd w:val="clear" w:color="auto" w:fill="1F4E79"/>
           </w:tcPr>
           <w:p>
-            <w:pPr>
-              <w:spacing w:after="0" w:before="0"/>
-            </w:pPr>
+            <w:r/>
             <w:r>
               <w:rPr>
                 <w:rFonts w:ascii="微软雅黑" w:hAnsi="微软雅黑" w:eastAsia="微软雅黑"/>
@@ -1400,13 +1460,11 @@
         </w:tc>
         <w:tc>
           <w:tcPr>
-            <w:tcW w:type="dxa" w:w="2880"/>
+            <w:tcW w:type="dxa" w:w="3249"/>
             <w:shd w:val="clear" w:color="auto" w:fill="1F4E79"/>
           </w:tcPr>
           <w:p>
-            <w:pPr>
-              <w:spacing w:after="0" w:before="0"/>
-            </w:pPr>
+            <w:r/>
             <w:r>
               <w:rPr>
                 <w:rFonts w:ascii="微软雅黑" w:hAnsi="微软雅黑" w:eastAsia="微软雅黑"/>
@@ -1420,13 +1478,11 @@
         </w:tc>
         <w:tc>
           <w:tcPr>
-            <w:tcW w:type="dxa" w:w="2880"/>
+            <w:tcW w:type="dxa" w:w="3249"/>
             <w:shd w:val="clear" w:color="auto" w:fill="1F4E79"/>
           </w:tcPr>
           <w:p>
-            <w:pPr>
-              <w:spacing w:after="0" w:before="0"/>
-            </w:pPr>
+            <w:r/>
             <w:r>
               <w:rPr>
                 <w:rFonts w:ascii="微软雅黑" w:hAnsi="微软雅黑" w:eastAsia="微软雅黑"/>
@@ -1442,17 +1498,10 @@
       <w:tr>
         <w:tc>
           <w:tcPr>
-            <w:tcW w:type="dxa" w:w="2880"/>
+            <w:tcW w:type="dxa" w:w="3249"/>
           </w:tcPr>
           <w:p>
-            <w:pPr>
-              <w:spacing w:after="0" w:before="0"/>
-            </w:pPr>
-          </w:p>
-          <w:p>
-            <w:pPr>
-              <w:spacing w:after="0"/>
-            </w:pPr>
+            <w:r/>
             <w:r>
               <w:rPr>
                 <w:rFonts w:ascii="宋体" w:hAnsi="宋体" w:eastAsia="宋体"/>
@@ -1465,17 +1514,10 @@
         </w:tc>
         <w:tc>
           <w:tcPr>
-            <w:tcW w:type="dxa" w:w="2880"/>
+            <w:tcW w:type="dxa" w:w="3249"/>
           </w:tcPr>
           <w:p>
-            <w:pPr>
-              <w:spacing w:after="0" w:before="0"/>
-            </w:pPr>
-          </w:p>
-          <w:p>
-            <w:pPr>
-              <w:spacing w:after="0"/>
-            </w:pPr>
+            <w:r/>
             <w:r>
               <w:rPr>
                 <w:rFonts w:ascii="宋体" w:hAnsi="宋体" w:eastAsia="宋体"/>
@@ -1488,17 +1530,10 @@
         </w:tc>
         <w:tc>
           <w:tcPr>
-            <w:tcW w:type="dxa" w:w="2880"/>
+            <w:tcW w:type="dxa" w:w="3249"/>
           </w:tcPr>
           <w:p>
-            <w:pPr>
-              <w:spacing w:after="0" w:before="0"/>
-            </w:pPr>
-          </w:p>
-          <w:p>
-            <w:pPr>
-              <w:spacing w:after="0"/>
-            </w:pPr>
+            <w:r/>
             <w:r>
               <w:rPr>
                 <w:rFonts w:ascii="宋体" w:hAnsi="宋体" w:eastAsia="宋体"/>
@@ -1513,18 +1548,11 @@
       <w:tr>
         <w:tc>
           <w:tcPr>
-            <w:tcW w:type="dxa" w:w="2880"/>
-            <w:shd w:val="clear" w:color="auto" w:fill="F4F7FB"/>
+            <w:tcW w:type="dxa" w:w="3249"/>
+            <w:shd w:val="clear" w:color="auto" w:fill="F2F6FA"/>
           </w:tcPr>
           <w:p>
-            <w:pPr>
-              <w:spacing w:after="0" w:before="0"/>
-            </w:pPr>
-          </w:p>
-          <w:p>
-            <w:pPr>
-              <w:spacing w:after="0"/>
-            </w:pPr>
+            <w:r/>
             <w:r>
               <w:rPr>
                 <w:rFonts w:ascii="宋体" w:hAnsi="宋体" w:eastAsia="宋体"/>
@@ -1537,18 +1565,11 @@
         </w:tc>
         <w:tc>
           <w:tcPr>
-            <w:tcW w:type="dxa" w:w="2880"/>
-            <w:shd w:val="clear" w:color="auto" w:fill="F4F7FB"/>
+            <w:tcW w:type="dxa" w:w="3249"/>
+            <w:shd w:val="clear" w:color="auto" w:fill="F2F6FA"/>
           </w:tcPr>
           <w:p>
-            <w:pPr>
-              <w:spacing w:after="0" w:before="0"/>
-            </w:pPr>
-          </w:p>
-          <w:p>
-            <w:pPr>
-              <w:spacing w:after="0"/>
-            </w:pPr>
+            <w:r/>
             <w:r>
               <w:rPr>
                 <w:rFonts w:ascii="宋体" w:hAnsi="宋体" w:eastAsia="宋体"/>
@@ -1561,18 +1582,11 @@
         </w:tc>
         <w:tc>
           <w:tcPr>
-            <w:tcW w:type="dxa" w:w="2880"/>
-            <w:shd w:val="clear" w:color="auto" w:fill="F4F7FB"/>
+            <w:tcW w:type="dxa" w:w="3249"/>
+            <w:shd w:val="clear" w:color="auto" w:fill="F2F6FA"/>
           </w:tcPr>
           <w:p>
-            <w:pPr>
-              <w:spacing w:after="0" w:before="0"/>
-            </w:pPr>
-          </w:p>
-          <w:p>
-            <w:pPr>
-              <w:spacing w:after="0"/>
-            </w:pPr>
+            <w:r/>
             <w:r>
               <w:rPr>
                 <w:rFonts w:ascii="宋体" w:hAnsi="宋体" w:eastAsia="宋体"/>
@@ -1587,17 +1601,10 @@
       <w:tr>
         <w:tc>
           <w:tcPr>
-            <w:tcW w:type="dxa" w:w="2880"/>
+            <w:tcW w:type="dxa" w:w="3249"/>
           </w:tcPr>
           <w:p>
-            <w:pPr>
-              <w:spacing w:after="0" w:before="0"/>
-            </w:pPr>
-          </w:p>
-          <w:p>
-            <w:pPr>
-              <w:spacing w:after="0"/>
-            </w:pPr>
+            <w:r/>
             <w:r>
               <w:rPr>
                 <w:rFonts w:ascii="宋体" w:hAnsi="宋体" w:eastAsia="宋体"/>
@@ -1610,17 +1617,10 @@
         </w:tc>
         <w:tc>
           <w:tcPr>
-            <w:tcW w:type="dxa" w:w="2880"/>
+            <w:tcW w:type="dxa" w:w="3249"/>
           </w:tcPr>
           <w:p>
-            <w:pPr>
-              <w:spacing w:after="0" w:before="0"/>
-            </w:pPr>
-          </w:p>
-          <w:p>
-            <w:pPr>
-              <w:spacing w:after="0"/>
-            </w:pPr>
+            <w:r/>
             <w:r>
               <w:rPr>
                 <w:rFonts w:ascii="宋体" w:hAnsi="宋体" w:eastAsia="宋体"/>
@@ -1633,7 +1633,8 @@
               <w:rPr>
                 <w:rFonts w:ascii="Consolas" w:hAnsi="Consolas" w:eastAsia="Consolas"/>
                 <w:b w:val="0"/>
-                <w:sz w:val="19"/>
+                <w:color w:val="C0392B"/>
+                <w:sz w:val="18"/>
               </w:rPr>
               <w:t>application.yml</w:t>
             </w:r>
@@ -1649,17 +1650,10 @@
         </w:tc>
         <w:tc>
           <w:tcPr>
-            <w:tcW w:type="dxa" w:w="2880"/>
+            <w:tcW w:type="dxa" w:w="3249"/>
           </w:tcPr>
           <w:p>
-            <w:pPr>
-              <w:spacing w:after="0" w:before="0"/>
-            </w:pPr>
-          </w:p>
-          <w:p>
-            <w:pPr>
-              <w:spacing w:after="0"/>
-            </w:pPr>
+            <w:r/>
             <w:r>
               <w:rPr>
                 <w:rFonts w:ascii="宋体" w:hAnsi="宋体" w:eastAsia="宋体"/>
@@ -1674,18 +1668,11 @@
       <w:tr>
         <w:tc>
           <w:tcPr>
-            <w:tcW w:type="dxa" w:w="2880"/>
-            <w:shd w:val="clear" w:color="auto" w:fill="F4F7FB"/>
+            <w:tcW w:type="dxa" w:w="3249"/>
+            <w:shd w:val="clear" w:color="auto" w:fill="F2F6FA"/>
           </w:tcPr>
           <w:p>
-            <w:pPr>
-              <w:spacing w:after="0" w:before="0"/>
-            </w:pPr>
-          </w:p>
-          <w:p>
-            <w:pPr>
-              <w:spacing w:after="0"/>
-            </w:pPr>
+            <w:r/>
             <w:r>
               <w:rPr>
                 <w:rFonts w:ascii="宋体" w:hAnsi="宋体" w:eastAsia="宋体"/>
@@ -1698,18 +1685,11 @@
         </w:tc>
         <w:tc>
           <w:tcPr>
-            <w:tcW w:type="dxa" w:w="2880"/>
-            <w:shd w:val="clear" w:color="auto" w:fill="F4F7FB"/>
+            <w:tcW w:type="dxa" w:w="3249"/>
+            <w:shd w:val="clear" w:color="auto" w:fill="F2F6FA"/>
           </w:tcPr>
           <w:p>
-            <w:pPr>
-              <w:spacing w:after="0" w:before="0"/>
-            </w:pPr>
-          </w:p>
-          <w:p>
-            <w:pPr>
-              <w:spacing w:after="0"/>
-            </w:pPr>
+            <w:r/>
             <w:r>
               <w:rPr>
                 <w:rFonts w:ascii="宋体" w:hAnsi="宋体" w:eastAsia="宋体"/>
@@ -1722,18 +1702,11 @@
         </w:tc>
         <w:tc>
           <w:tcPr>
-            <w:tcW w:type="dxa" w:w="2880"/>
-            <w:shd w:val="clear" w:color="auto" w:fill="F4F7FB"/>
+            <w:tcW w:type="dxa" w:w="3249"/>
+            <w:shd w:val="clear" w:color="auto" w:fill="F2F6FA"/>
           </w:tcPr>
           <w:p>
-            <w:pPr>
-              <w:spacing w:after="0" w:before="0"/>
-            </w:pPr>
-          </w:p>
-          <w:p>
-            <w:pPr>
-              <w:spacing w:after="0"/>
-            </w:pPr>
+            <w:r/>
             <w:r>
               <w:rPr>
                 <w:rFonts w:ascii="宋体" w:hAnsi="宋体" w:eastAsia="宋体"/>
@@ -1748,17 +1721,10 @@
       <w:tr>
         <w:tc>
           <w:tcPr>
-            <w:tcW w:type="dxa" w:w="2880"/>
+            <w:tcW w:type="dxa" w:w="3249"/>
           </w:tcPr>
           <w:p>
-            <w:pPr>
-              <w:spacing w:after="0" w:before="0"/>
-            </w:pPr>
-          </w:p>
-          <w:p>
-            <w:pPr>
-              <w:spacing w:after="0"/>
-            </w:pPr>
+            <w:r/>
             <w:r>
               <w:rPr>
                 <w:rFonts w:ascii="宋体" w:hAnsi="宋体" w:eastAsia="宋体"/>
@@ -1771,17 +1737,10 @@
         </w:tc>
         <w:tc>
           <w:tcPr>
-            <w:tcW w:type="dxa" w:w="2880"/>
+            <w:tcW w:type="dxa" w:w="3249"/>
           </w:tcPr>
           <w:p>
-            <w:pPr>
-              <w:spacing w:after="0" w:before="0"/>
-            </w:pPr>
-          </w:p>
-          <w:p>
-            <w:pPr>
-              <w:spacing w:after="0"/>
-            </w:pPr>
+            <w:r/>
             <w:r>
               <w:rPr>
                 <w:rFonts w:ascii="宋体" w:hAnsi="宋体" w:eastAsia="宋体"/>
@@ -1794,17 +1753,10 @@
         </w:tc>
         <w:tc>
           <w:tcPr>
-            <w:tcW w:type="dxa" w:w="2880"/>
+            <w:tcW w:type="dxa" w:w="3249"/>
           </w:tcPr>
           <w:p>
-            <w:pPr>
-              <w:spacing w:after="0" w:before="0"/>
-            </w:pPr>
-          </w:p>
-          <w:p>
-            <w:pPr>
-              <w:spacing w:after="0"/>
-            </w:pPr>
+            <w:r/>
             <w:r>
               <w:rPr>
                 <w:rFonts w:ascii="宋体" w:hAnsi="宋体" w:eastAsia="宋体"/>
@@ -1819,18 +1771,11 @@
       <w:tr>
         <w:tc>
           <w:tcPr>
-            <w:tcW w:type="dxa" w:w="2880"/>
-            <w:shd w:val="clear" w:color="auto" w:fill="F4F7FB"/>
+            <w:tcW w:type="dxa" w:w="3249"/>
+            <w:shd w:val="clear" w:color="auto" w:fill="F2F6FA"/>
           </w:tcPr>
           <w:p>
-            <w:pPr>
-              <w:spacing w:after="0" w:before="0"/>
-            </w:pPr>
-          </w:p>
-          <w:p>
-            <w:pPr>
-              <w:spacing w:after="0"/>
-            </w:pPr>
+            <w:r/>
             <w:r>
               <w:rPr>
                 <w:rFonts w:ascii="宋体" w:hAnsi="宋体" w:eastAsia="宋体"/>
@@ -1843,18 +1788,11 @@
         </w:tc>
         <w:tc>
           <w:tcPr>
-            <w:tcW w:type="dxa" w:w="2880"/>
-            <w:shd w:val="clear" w:color="auto" w:fill="F4F7FB"/>
+            <w:tcW w:type="dxa" w:w="3249"/>
+            <w:shd w:val="clear" w:color="auto" w:fill="F2F6FA"/>
           </w:tcPr>
           <w:p>
-            <w:pPr>
-              <w:spacing w:after="0" w:before="0"/>
-            </w:pPr>
-          </w:p>
-          <w:p>
-            <w:pPr>
-              <w:spacing w:after="0"/>
-            </w:pPr>
+            <w:r/>
             <w:r>
               <w:rPr>
                 <w:rFonts w:ascii="宋体" w:hAnsi="宋体" w:eastAsia="宋体"/>
@@ -1867,18 +1805,11 @@
         </w:tc>
         <w:tc>
           <w:tcPr>
-            <w:tcW w:type="dxa" w:w="2880"/>
-            <w:shd w:val="clear" w:color="auto" w:fill="F4F7FB"/>
+            <w:tcW w:type="dxa" w:w="3249"/>
+            <w:shd w:val="clear" w:color="auto" w:fill="F2F6FA"/>
           </w:tcPr>
           <w:p>
-            <w:pPr>
-              <w:spacing w:after="0" w:before="0"/>
-            </w:pPr>
-          </w:p>
-          <w:p>
-            <w:pPr>
-              <w:spacing w:after="0"/>
-            </w:pPr>
+            <w:r/>
             <w:r>
               <w:rPr>
                 <w:rFonts w:ascii="宋体" w:hAnsi="宋体" w:eastAsia="宋体"/>
@@ -1891,19 +1822,7 @@
         </w:tc>
       </w:tr>
     </w:tbl>
-    <w:p>
-      <w:pPr>
-        <w:spacing w:after="80"/>
-      </w:pPr>
-    </w:p>
-    <w:p>
-      <w:pPr>
-        <w:spacing w:after="40" w:before="40"/>
-        <w:pBdr>
-          <w:bottom w:val="single" w:sz="6" w:space="1" w:color="BFBFBF"/>
-        </w:pBdr>
-      </w:pPr>
-    </w:p>
+    <w:p/>
     <w:p>
       <w:pPr>
         <w:pStyle w:val="Heading1"/>
@@ -1926,21 +1845,19 @@
         <w:tblLook w:firstColumn="1" w:firstRow="1" w:lastColumn="0" w:lastRow="0" w:noHBand="0" w:noVBand="1" w:val="04A0"/>
       </w:tblPr>
       <w:tblGrid>
-        <w:gridCol w:w="2160"/>
-        <w:gridCol w:w="2160"/>
-        <w:gridCol w:w="2160"/>
-        <w:gridCol w:w="2160"/>
+        <w:gridCol w:w="2436"/>
+        <w:gridCol w:w="2436"/>
+        <w:gridCol w:w="2436"/>
+        <w:gridCol w:w="2436"/>
       </w:tblGrid>
       <w:tr>
         <w:tc>
           <w:tcPr>
-            <w:tcW w:type="dxa" w:w="2160"/>
+            <w:tcW w:type="dxa" w:w="2436"/>
             <w:shd w:val="clear" w:color="auto" w:fill="1F4E79"/>
           </w:tcPr>
           <w:p>
-            <w:pPr>
-              <w:spacing w:after="0" w:before="0"/>
-            </w:pPr>
+            <w:r/>
             <w:r>
               <w:rPr>
                 <w:rFonts w:ascii="微软雅黑" w:hAnsi="微软雅黑" w:eastAsia="微软雅黑"/>
@@ -1954,13 +1871,11 @@
         </w:tc>
         <w:tc>
           <w:tcPr>
-            <w:tcW w:type="dxa" w:w="2160"/>
+            <w:tcW w:type="dxa" w:w="2436"/>
             <w:shd w:val="clear" w:color="auto" w:fill="1F4E79"/>
           </w:tcPr>
           <w:p>
-            <w:pPr>
-              <w:spacing w:after="0" w:before="0"/>
-            </w:pPr>
+            <w:r/>
             <w:r>
               <w:rPr>
                 <w:rFonts w:ascii="微软雅黑" w:hAnsi="微软雅黑" w:eastAsia="微软雅黑"/>
@@ -1974,13 +1889,11 @@
         </w:tc>
         <w:tc>
           <w:tcPr>
-            <w:tcW w:type="dxa" w:w="2160"/>
+            <w:tcW w:type="dxa" w:w="2436"/>
             <w:shd w:val="clear" w:color="auto" w:fill="1F4E79"/>
           </w:tcPr>
           <w:p>
-            <w:pPr>
-              <w:spacing w:after="0" w:before="0"/>
-            </w:pPr>
+            <w:r/>
             <w:r>
               <w:rPr>
                 <w:rFonts w:ascii="微软雅黑" w:hAnsi="微软雅黑" w:eastAsia="微软雅黑"/>
@@ -1994,13 +1907,11 @@
         </w:tc>
         <w:tc>
           <w:tcPr>
-            <w:tcW w:type="dxa" w:w="2160"/>
+            <w:tcW w:type="dxa" w:w="2436"/>
             <w:shd w:val="clear" w:color="auto" w:fill="1F4E79"/>
           </w:tcPr>
           <w:p>
-            <w:pPr>
-              <w:spacing w:after="0" w:before="0"/>
-            </w:pPr>
+            <w:r/>
             <w:r>
               <w:rPr>
                 <w:rFonts w:ascii="微软雅黑" w:hAnsi="微软雅黑" w:eastAsia="微软雅黑"/>
@@ -2016,17 +1927,10 @@
       <w:tr>
         <w:tc>
           <w:tcPr>
-            <w:tcW w:type="dxa" w:w="2160"/>
+            <w:tcW w:type="dxa" w:w="2436"/>
           </w:tcPr>
           <w:p>
-            <w:pPr>
-              <w:spacing w:after="0" w:before="0"/>
-            </w:pPr>
-          </w:p>
-          <w:p>
-            <w:pPr>
-              <w:spacing w:after="0"/>
-            </w:pPr>
+            <w:r/>
             <w:r>
               <w:rPr>
                 <w:rFonts w:ascii="宋体" w:hAnsi="宋体" w:eastAsia="宋体"/>
@@ -2039,17 +1943,10 @@
         </w:tc>
         <w:tc>
           <w:tcPr>
-            <w:tcW w:type="dxa" w:w="2160"/>
+            <w:tcW w:type="dxa" w:w="2436"/>
           </w:tcPr>
           <w:p>
-            <w:pPr>
-              <w:spacing w:after="0" w:before="0"/>
-            </w:pPr>
-          </w:p>
-          <w:p>
-            <w:pPr>
-              <w:spacing w:after="0"/>
-            </w:pPr>
+            <w:r/>
             <w:r>
               <w:rPr>
                 <w:rFonts w:ascii="宋体" w:hAnsi="宋体" w:eastAsia="宋体"/>
@@ -2062,17 +1959,10 @@
         </w:tc>
         <w:tc>
           <w:tcPr>
-            <w:tcW w:type="dxa" w:w="2160"/>
+            <w:tcW w:type="dxa" w:w="2436"/>
           </w:tcPr>
           <w:p>
-            <w:pPr>
-              <w:spacing w:after="0" w:before="0"/>
-            </w:pPr>
-          </w:p>
-          <w:p>
-            <w:pPr>
-              <w:spacing w:after="0"/>
-            </w:pPr>
+            <w:r/>
             <w:r>
               <w:rPr>
                 <w:rFonts w:ascii="宋体" w:hAnsi="宋体" w:eastAsia="宋体"/>
@@ -2085,17 +1975,10 @@
         </w:tc>
         <w:tc>
           <w:tcPr>
-            <w:tcW w:type="dxa" w:w="2160"/>
+            <w:tcW w:type="dxa" w:w="2436"/>
           </w:tcPr>
           <w:p>
-            <w:pPr>
-              <w:spacing w:after="0" w:before="0"/>
-            </w:pPr>
-          </w:p>
-          <w:p>
-            <w:pPr>
-              <w:spacing w:after="0"/>
-            </w:pPr>
+            <w:r/>
             <w:r>
               <w:rPr>
                 <w:rFonts w:ascii="宋体" w:hAnsi="宋体" w:eastAsia="宋体"/>
@@ -2110,18 +1993,11 @@
       <w:tr>
         <w:tc>
           <w:tcPr>
-            <w:tcW w:type="dxa" w:w="2160"/>
-            <w:shd w:val="clear" w:color="auto" w:fill="F4F7FB"/>
+            <w:tcW w:type="dxa" w:w="2436"/>
+            <w:shd w:val="clear" w:color="auto" w:fill="F2F6FA"/>
           </w:tcPr>
           <w:p>
-            <w:pPr>
-              <w:spacing w:after="0" w:before="0"/>
-            </w:pPr>
-          </w:p>
-          <w:p>
-            <w:pPr>
-              <w:spacing w:after="0"/>
-            </w:pPr>
+            <w:r/>
             <w:r>
               <w:rPr>
                 <w:rFonts w:ascii="宋体" w:hAnsi="宋体" w:eastAsia="宋体"/>
@@ -2134,18 +2010,11 @@
         </w:tc>
         <w:tc>
           <w:tcPr>
-            <w:tcW w:type="dxa" w:w="2160"/>
-            <w:shd w:val="clear" w:color="auto" w:fill="F4F7FB"/>
+            <w:tcW w:type="dxa" w:w="2436"/>
+            <w:shd w:val="clear" w:color="auto" w:fill="F2F6FA"/>
           </w:tcPr>
           <w:p>
-            <w:pPr>
-              <w:spacing w:after="0" w:before="0"/>
-            </w:pPr>
-          </w:p>
-          <w:p>
-            <w:pPr>
-              <w:spacing w:after="0"/>
-            </w:pPr>
+            <w:r/>
             <w:r>
               <w:rPr>
                 <w:rFonts w:ascii="宋体" w:hAnsi="宋体" w:eastAsia="宋体"/>
@@ -2158,18 +2027,11 @@
         </w:tc>
         <w:tc>
           <w:tcPr>
-            <w:tcW w:type="dxa" w:w="2160"/>
-            <w:shd w:val="clear" w:color="auto" w:fill="F4F7FB"/>
+            <w:tcW w:type="dxa" w:w="2436"/>
+            <w:shd w:val="clear" w:color="auto" w:fill="F2F6FA"/>
           </w:tcPr>
           <w:p>
-            <w:pPr>
-              <w:spacing w:after="0" w:before="0"/>
-            </w:pPr>
-          </w:p>
-          <w:p>
-            <w:pPr>
-              <w:spacing w:after="0"/>
-            </w:pPr>
+            <w:r/>
             <w:r>
               <w:rPr>
                 <w:rFonts w:ascii="宋体" w:hAnsi="宋体" w:eastAsia="宋体"/>
@@ -2182,18 +2044,11 @@
         </w:tc>
         <w:tc>
           <w:tcPr>
-            <w:tcW w:type="dxa" w:w="2160"/>
-            <w:shd w:val="clear" w:color="auto" w:fill="F4F7FB"/>
+            <w:tcW w:type="dxa" w:w="2436"/>
+            <w:shd w:val="clear" w:color="auto" w:fill="F2F6FA"/>
           </w:tcPr>
           <w:p>
-            <w:pPr>
-              <w:spacing w:after="0" w:before="0"/>
-            </w:pPr>
-          </w:p>
-          <w:p>
-            <w:pPr>
-              <w:spacing w:after="0"/>
-            </w:pPr>
+            <w:r/>
             <w:r>
               <w:rPr>
                 <w:rFonts w:ascii="宋体" w:hAnsi="宋体" w:eastAsia="宋体"/>
@@ -2208,17 +2063,10 @@
       <w:tr>
         <w:tc>
           <w:tcPr>
-            <w:tcW w:type="dxa" w:w="2160"/>
+            <w:tcW w:type="dxa" w:w="2436"/>
           </w:tcPr>
           <w:p>
-            <w:pPr>
-              <w:spacing w:after="0" w:before="0"/>
-            </w:pPr>
-          </w:p>
-          <w:p>
-            <w:pPr>
-              <w:spacing w:after="0"/>
-            </w:pPr>
+            <w:r/>
             <w:r>
               <w:rPr>
                 <w:rFonts w:ascii="宋体" w:hAnsi="宋体" w:eastAsia="宋体"/>
@@ -2231,17 +2079,10 @@
         </w:tc>
         <w:tc>
           <w:tcPr>
-            <w:tcW w:type="dxa" w:w="2160"/>
+            <w:tcW w:type="dxa" w:w="2436"/>
           </w:tcPr>
           <w:p>
-            <w:pPr>
-              <w:spacing w:after="0" w:before="0"/>
-            </w:pPr>
-          </w:p>
-          <w:p>
-            <w:pPr>
-              <w:spacing w:after="0"/>
-            </w:pPr>
+            <w:r/>
             <w:r>
               <w:rPr>
                 <w:rFonts w:ascii="宋体" w:hAnsi="宋体" w:eastAsia="宋体"/>
@@ -2254,17 +2095,10 @@
         </w:tc>
         <w:tc>
           <w:tcPr>
-            <w:tcW w:type="dxa" w:w="2160"/>
+            <w:tcW w:type="dxa" w:w="2436"/>
           </w:tcPr>
           <w:p>
-            <w:pPr>
-              <w:spacing w:after="0" w:before="0"/>
-            </w:pPr>
-          </w:p>
-          <w:p>
-            <w:pPr>
-              <w:spacing w:after="0"/>
-            </w:pPr>
+            <w:r/>
             <w:r>
               <w:rPr>
                 <w:rFonts w:ascii="宋体" w:hAnsi="宋体" w:eastAsia="宋体"/>
@@ -2277,7 +2111,8 @@
               <w:rPr>
                 <w:rFonts w:ascii="Consolas" w:hAnsi="Consolas" w:eastAsia="Consolas"/>
                 <w:b w:val="0"/>
-                <w:sz w:val="19"/>
+                <w:color w:val="C0392B"/>
+                <w:sz w:val="18"/>
               </w:rPr>
               <w:t>worker_capacity</w:t>
             </w:r>
@@ -2293,17 +2128,10 @@
         </w:tc>
         <w:tc>
           <w:tcPr>
-            <w:tcW w:type="dxa" w:w="2160"/>
+            <w:tcW w:type="dxa" w:w="2436"/>
           </w:tcPr>
           <w:p>
-            <w:pPr>
-              <w:spacing w:after="0" w:before="0"/>
-            </w:pPr>
-          </w:p>
-          <w:p>
-            <w:pPr>
-              <w:spacing w:after="0"/>
-            </w:pPr>
+            <w:r/>
             <w:r>
               <w:rPr>
                 <w:rFonts w:ascii="宋体" w:hAnsi="宋体" w:eastAsia="宋体"/>
@@ -2318,18 +2146,11 @@
       <w:tr>
         <w:tc>
           <w:tcPr>
-            <w:tcW w:type="dxa" w:w="2160"/>
-            <w:shd w:val="clear" w:color="auto" w:fill="F4F7FB"/>
+            <w:tcW w:type="dxa" w:w="2436"/>
+            <w:shd w:val="clear" w:color="auto" w:fill="F2F6FA"/>
           </w:tcPr>
           <w:p>
-            <w:pPr>
-              <w:spacing w:after="0" w:before="0"/>
-            </w:pPr>
-          </w:p>
-          <w:p>
-            <w:pPr>
-              <w:spacing w:after="0"/>
-            </w:pPr>
+            <w:r/>
             <w:r>
               <w:rPr>
                 <w:rFonts w:ascii="宋体" w:hAnsi="宋体" w:eastAsia="宋体"/>
@@ -2342,18 +2163,11 @@
         </w:tc>
         <w:tc>
           <w:tcPr>
-            <w:tcW w:type="dxa" w:w="2160"/>
-            <w:shd w:val="clear" w:color="auto" w:fill="F4F7FB"/>
+            <w:tcW w:type="dxa" w:w="2436"/>
+            <w:shd w:val="clear" w:color="auto" w:fill="F2F6FA"/>
           </w:tcPr>
           <w:p>
-            <w:pPr>
-              <w:spacing w:after="0" w:before="0"/>
-            </w:pPr>
-          </w:p>
-          <w:p>
-            <w:pPr>
-              <w:spacing w:after="0"/>
-            </w:pPr>
+            <w:r/>
             <w:r>
               <w:rPr>
                 <w:rFonts w:ascii="宋体" w:hAnsi="宋体" w:eastAsia="宋体"/>
@@ -2366,18 +2180,11 @@
         </w:tc>
         <w:tc>
           <w:tcPr>
-            <w:tcW w:type="dxa" w:w="2160"/>
-            <w:shd w:val="clear" w:color="auto" w:fill="F4F7FB"/>
+            <w:tcW w:type="dxa" w:w="2436"/>
+            <w:shd w:val="clear" w:color="auto" w:fill="F2F6FA"/>
           </w:tcPr>
           <w:p>
-            <w:pPr>
-              <w:spacing w:after="0" w:before="0"/>
-            </w:pPr>
-          </w:p>
-          <w:p>
-            <w:pPr>
-              <w:spacing w:after="0"/>
-            </w:pPr>
+            <w:r/>
             <w:r>
               <w:rPr>
                 <w:rFonts w:ascii="宋体" w:hAnsi="宋体" w:eastAsia="宋体"/>
@@ -2390,18 +2197,11 @@
         </w:tc>
         <w:tc>
           <w:tcPr>
-            <w:tcW w:type="dxa" w:w="2160"/>
-            <w:shd w:val="clear" w:color="auto" w:fill="F4F7FB"/>
+            <w:tcW w:type="dxa" w:w="2436"/>
+            <w:shd w:val="clear" w:color="auto" w:fill="F2F6FA"/>
           </w:tcPr>
           <w:p>
-            <w:pPr>
-              <w:spacing w:after="0" w:before="0"/>
-            </w:pPr>
-          </w:p>
-          <w:p>
-            <w:pPr>
-              <w:spacing w:after="0"/>
-            </w:pPr>
+            <w:r/>
             <w:r>
               <w:rPr>
                 <w:rFonts w:ascii="宋体" w:hAnsi="宋体" w:eastAsia="宋体"/>
@@ -2416,17 +2216,10 @@
       <w:tr>
         <w:tc>
           <w:tcPr>
-            <w:tcW w:type="dxa" w:w="2160"/>
+            <w:tcW w:type="dxa" w:w="2436"/>
           </w:tcPr>
           <w:p>
-            <w:pPr>
-              <w:spacing w:after="0" w:before="0"/>
-            </w:pPr>
-          </w:p>
-          <w:p>
-            <w:pPr>
-              <w:spacing w:after="0"/>
-            </w:pPr>
+            <w:r/>
             <w:r>
               <w:rPr>
                 <w:rFonts w:ascii="宋体" w:hAnsi="宋体" w:eastAsia="宋体"/>
@@ -2439,17 +2232,10 @@
         </w:tc>
         <w:tc>
           <w:tcPr>
-            <w:tcW w:type="dxa" w:w="2160"/>
+            <w:tcW w:type="dxa" w:w="2436"/>
           </w:tcPr>
           <w:p>
-            <w:pPr>
-              <w:spacing w:after="0" w:before="0"/>
-            </w:pPr>
-          </w:p>
-          <w:p>
-            <w:pPr>
-              <w:spacing w:after="0"/>
-            </w:pPr>
+            <w:r/>
             <w:r>
               <w:rPr>
                 <w:rFonts w:ascii="宋体" w:hAnsi="宋体" w:eastAsia="宋体"/>
@@ -2462,17 +2248,10 @@
         </w:tc>
         <w:tc>
           <w:tcPr>
-            <w:tcW w:type="dxa" w:w="2160"/>
+            <w:tcW w:type="dxa" w:w="2436"/>
           </w:tcPr>
           <w:p>
-            <w:pPr>
-              <w:spacing w:after="0" w:before="0"/>
-            </w:pPr>
-          </w:p>
-          <w:p>
-            <w:pPr>
-              <w:spacing w:after="0"/>
-            </w:pPr>
+            <w:r/>
             <w:r>
               <w:rPr>
                 <w:rFonts w:ascii="宋体" w:hAnsi="宋体" w:eastAsia="宋体"/>
@@ -2485,17 +2264,10 @@
         </w:tc>
         <w:tc>
           <w:tcPr>
-            <w:tcW w:type="dxa" w:w="2160"/>
+            <w:tcW w:type="dxa" w:w="2436"/>
           </w:tcPr>
           <w:p>
-            <w:pPr>
-              <w:spacing w:after="0" w:before="0"/>
-            </w:pPr>
-          </w:p>
-          <w:p>
-            <w:pPr>
-              <w:spacing w:after="0"/>
-            </w:pPr>
+            <w:r/>
             <w:r>
               <w:rPr>
                 <w:rFonts w:ascii="宋体" w:hAnsi="宋体" w:eastAsia="宋体"/>
@@ -2510,18 +2282,11 @@
       <w:tr>
         <w:tc>
           <w:tcPr>
-            <w:tcW w:type="dxa" w:w="2160"/>
-            <w:shd w:val="clear" w:color="auto" w:fill="F4F7FB"/>
+            <w:tcW w:type="dxa" w:w="2436"/>
+            <w:shd w:val="clear" w:color="auto" w:fill="F2F6FA"/>
           </w:tcPr>
           <w:p>
-            <w:pPr>
-              <w:spacing w:after="0" w:before="0"/>
-            </w:pPr>
-          </w:p>
-          <w:p>
-            <w:pPr>
-              <w:spacing w:after="0"/>
-            </w:pPr>
+            <w:r/>
             <w:r>
               <w:rPr>
                 <w:rFonts w:ascii="宋体" w:hAnsi="宋体" w:eastAsia="宋体"/>
@@ -2534,18 +2299,11 @@
         </w:tc>
         <w:tc>
           <w:tcPr>
-            <w:tcW w:type="dxa" w:w="2160"/>
-            <w:shd w:val="clear" w:color="auto" w:fill="F4F7FB"/>
+            <w:tcW w:type="dxa" w:w="2436"/>
+            <w:shd w:val="clear" w:color="auto" w:fill="F2F6FA"/>
           </w:tcPr>
           <w:p>
-            <w:pPr>
-              <w:spacing w:after="0" w:before="0"/>
-            </w:pPr>
-          </w:p>
-          <w:p>
-            <w:pPr>
-              <w:spacing w:after="0"/>
-            </w:pPr>
+            <w:r/>
             <w:r>
               <w:rPr>
                 <w:rFonts w:ascii="宋体" w:hAnsi="宋体" w:eastAsia="宋体"/>
@@ -2558,18 +2316,11 @@
         </w:tc>
         <w:tc>
           <w:tcPr>
-            <w:tcW w:type="dxa" w:w="2160"/>
-            <w:shd w:val="clear" w:color="auto" w:fill="F4F7FB"/>
+            <w:tcW w:type="dxa" w:w="2436"/>
+            <w:shd w:val="clear" w:color="auto" w:fill="F2F6FA"/>
           </w:tcPr>
           <w:p>
-            <w:pPr>
-              <w:spacing w:after="0" w:before="0"/>
-            </w:pPr>
-          </w:p>
-          <w:p>
-            <w:pPr>
-              <w:spacing w:after="0"/>
-            </w:pPr>
+            <w:r/>
             <w:r>
               <w:rPr>
                 <w:rFonts w:ascii="宋体" w:hAnsi="宋体" w:eastAsia="宋体"/>
@@ -2582,18 +2333,11 @@
         </w:tc>
         <w:tc>
           <w:tcPr>
-            <w:tcW w:type="dxa" w:w="2160"/>
-            <w:shd w:val="clear" w:color="auto" w:fill="F4F7FB"/>
+            <w:tcW w:type="dxa" w:w="2436"/>
+            <w:shd w:val="clear" w:color="auto" w:fill="F2F6FA"/>
           </w:tcPr>
           <w:p>
-            <w:pPr>
-              <w:spacing w:after="0" w:before="0"/>
-            </w:pPr>
-          </w:p>
-          <w:p>
-            <w:pPr>
-              <w:spacing w:after="0"/>
-            </w:pPr>
+            <w:r/>
             <w:r>
               <w:rPr>
                 <w:rFonts w:ascii="宋体" w:hAnsi="宋体" w:eastAsia="宋体"/>
@@ -2608,17 +2352,10 @@
       <w:tr>
         <w:tc>
           <w:tcPr>
-            <w:tcW w:type="dxa" w:w="2160"/>
+            <w:tcW w:type="dxa" w:w="2436"/>
           </w:tcPr>
           <w:p>
-            <w:pPr>
-              <w:spacing w:after="0" w:before="0"/>
-            </w:pPr>
-          </w:p>
-          <w:p>
-            <w:pPr>
-              <w:spacing w:after="0"/>
-            </w:pPr>
+            <w:r/>
             <w:r>
               <w:rPr>
                 <w:rFonts w:ascii="宋体" w:hAnsi="宋体" w:eastAsia="宋体"/>
@@ -2631,17 +2368,10 @@
         </w:tc>
         <w:tc>
           <w:tcPr>
-            <w:tcW w:type="dxa" w:w="2160"/>
+            <w:tcW w:type="dxa" w:w="2436"/>
           </w:tcPr>
           <w:p>
-            <w:pPr>
-              <w:spacing w:after="0" w:before="0"/>
-            </w:pPr>
-          </w:p>
-          <w:p>
-            <w:pPr>
-              <w:spacing w:after="0"/>
-            </w:pPr>
+            <w:r/>
             <w:r>
               <w:rPr>
                 <w:rFonts w:ascii="宋体" w:hAnsi="宋体" w:eastAsia="宋体"/>
@@ -2654,22 +2384,16 @@
         </w:tc>
         <w:tc>
           <w:tcPr>
-            <w:tcW w:type="dxa" w:w="2160"/>
+            <w:tcW w:type="dxa" w:w="2436"/>
           </w:tcPr>
           <w:p>
-            <w:pPr>
-              <w:spacing w:after="0" w:before="0"/>
-            </w:pPr>
-          </w:p>
-          <w:p>
-            <w:pPr>
-              <w:spacing w:after="0"/>
-            </w:pPr>
+            <w:r/>
             <w:r>
               <w:rPr>
                 <w:rFonts w:ascii="Consolas" w:hAnsi="Consolas" w:eastAsia="Consolas"/>
                 <w:b w:val="0"/>
-                <w:sz w:val="19"/>
+                <w:color w:val="C0392B"/>
+                <w:sz w:val="18"/>
               </w:rPr>
               <w:t>app.jwt.secret</w:t>
             </w:r>
@@ -2685,17 +2409,10 @@
         </w:tc>
         <w:tc>
           <w:tcPr>
-            <w:tcW w:type="dxa" w:w="2160"/>
+            <w:tcW w:type="dxa" w:w="2436"/>
           </w:tcPr>
           <w:p>
-            <w:pPr>
-              <w:spacing w:after="0" w:before="0"/>
-            </w:pPr>
-          </w:p>
-          <w:p>
-            <w:pPr>
-              <w:spacing w:after="0"/>
-            </w:pPr>
+            <w:r/>
             <w:r>
               <w:rPr>
                 <w:rFonts w:ascii="宋体" w:hAnsi="宋体" w:eastAsia="宋体"/>
@@ -2708,19 +2425,7 @@
         </w:tc>
       </w:tr>
     </w:tbl>
-    <w:p>
-      <w:pPr>
-        <w:spacing w:after="80"/>
-      </w:pPr>
-    </w:p>
-    <w:p>
-      <w:pPr>
-        <w:spacing w:after="40" w:before="40"/>
-        <w:pBdr>
-          <w:bottom w:val="single" w:sz="6" w:space="1" w:color="BFBFBF"/>
-        </w:pBdr>
-      </w:pPr>
-    </w:p>
+    <w:p/>
     <w:p>
       <w:pPr>
         <w:pStyle w:val="Heading1"/>
@@ -2738,7 +2443,6 @@
     <w:p>
       <w:pPr>
         <w:pStyle w:val="ListBullet"/>
-        <w:spacing w:after="0"/>
       </w:pPr>
       <w:r>
         <w:rPr>
@@ -2754,13 +2458,12 @@
           <w:b w:val="0"/>
           <w:sz w:val="21"/>
         </w:rPr>
-        <w:t>：49 个接口 100% 可用且读写真实数据；PC 后台 22 个业务页可管理；客户端 20 页 + 师傅端 8 页全部可操作（c 端开放层，登录态骨架就位）。</w:t>
+        <w:t>：56 个接口 100% 可用且读写真实数据；PC 后台 22 个业务页可管理；客户端 20 页 + 师傅端 8 页全部可操作（c 端开放层，登录态骨架就位）。</w:t>
       </w:r>
     </w:p>
     <w:p>
       <w:pPr>
         <w:pStyle w:val="ListBullet"/>
-        <w:spacing w:after="0"/>
       </w:pPr>
       <w:r>
         <w:rPr>
@@ -2782,7 +2485,6 @@
     <w:p>
       <w:pPr>
         <w:pStyle w:val="ListBullet"/>
-        <w:spacing w:after="0"/>
       </w:pPr>
       <w:r>
         <w:rPr>
@@ -2804,7 +2506,6 @@
     <w:p>
       <w:pPr>
         <w:pStyle w:val="ListBullet"/>
-        <w:spacing w:after="0"/>
       </w:pPr>
       <w:r>
         <w:rPr>
@@ -2826,7 +2527,6 @@
     <w:p>
       <w:pPr>
         <w:pStyle w:val="ListBullet"/>
-        <w:spacing w:after="0"/>
       </w:pPr>
       <w:r>
         <w:rPr>
@@ -2844,14 +2544,6 @@
         </w:rPr>
         <w:t>：关键业务指标有看板（SLA 达标率、派单容量、流量阈值、接口往返与错误率）。</w:t>
       </w:r>
-    </w:p>
-    <w:p>
-      <w:pPr>
-        <w:spacing w:after="40" w:before="40"/>
-        <w:pBdr>
-          <w:bottom w:val="single" w:sz="6" w:space="1" w:color="BFBFBF"/>
-        </w:pBdr>
-      </w:pPr>
     </w:p>
     <w:p>
       <w:pPr>
@@ -2875,20 +2567,18 @@
         <w:tblLook w:firstColumn="1" w:firstRow="1" w:lastColumn="0" w:lastRow="0" w:noHBand="0" w:noVBand="1" w:val="04A0"/>
       </w:tblPr>
       <w:tblGrid>
-        <w:gridCol w:w="2880"/>
-        <w:gridCol w:w="2880"/>
-        <w:gridCol w:w="2880"/>
+        <w:gridCol w:w="3249"/>
+        <w:gridCol w:w="3249"/>
+        <w:gridCol w:w="3249"/>
       </w:tblGrid>
       <w:tr>
         <w:tc>
           <w:tcPr>
-            <w:tcW w:type="dxa" w:w="2880"/>
+            <w:tcW w:type="dxa" w:w="3249"/>
             <w:shd w:val="clear" w:color="auto" w:fill="1F4E79"/>
           </w:tcPr>
           <w:p>
-            <w:pPr>
-              <w:spacing w:after="0" w:before="0"/>
-            </w:pPr>
+            <w:r/>
             <w:r>
               <w:rPr>
                 <w:rFonts w:ascii="微软雅黑" w:hAnsi="微软雅黑" w:eastAsia="微软雅黑"/>
@@ -2902,13 +2592,11 @@
         </w:tc>
         <w:tc>
           <w:tcPr>
-            <w:tcW w:type="dxa" w:w="2880"/>
+            <w:tcW w:type="dxa" w:w="3249"/>
             <w:shd w:val="clear" w:color="auto" w:fill="1F4E79"/>
           </w:tcPr>
           <w:p>
-            <w:pPr>
-              <w:spacing w:after="0" w:before="0"/>
-            </w:pPr>
+            <w:r/>
             <w:r>
               <w:rPr>
                 <w:rFonts w:ascii="微软雅黑" w:hAnsi="微软雅黑" w:eastAsia="微软雅黑"/>
@@ -2922,13 +2610,11 @@
         </w:tc>
         <w:tc>
           <w:tcPr>
-            <w:tcW w:type="dxa" w:w="2880"/>
+            <w:tcW w:type="dxa" w:w="3249"/>
             <w:shd w:val="clear" w:color="auto" w:fill="1F4E79"/>
           </w:tcPr>
           <w:p>
-            <w:pPr>
-              <w:spacing w:after="0" w:before="0"/>
-            </w:pPr>
+            <w:r/>
             <w:r>
               <w:rPr>
                 <w:rFonts w:ascii="微软雅黑" w:hAnsi="微软雅黑" w:eastAsia="微软雅黑"/>
@@ -2944,17 +2630,10 @@
       <w:tr>
         <w:tc>
           <w:tcPr>
-            <w:tcW w:type="dxa" w:w="2880"/>
+            <w:tcW w:type="dxa" w:w="3249"/>
           </w:tcPr>
           <w:p>
-            <w:pPr>
-              <w:spacing w:after="0" w:before="0"/>
-            </w:pPr>
-          </w:p>
-          <w:p>
-            <w:pPr>
-              <w:spacing w:after="0"/>
-            </w:pPr>
+            <w:r/>
             <w:r>
               <w:rPr>
                 <w:rFonts w:ascii="宋体" w:hAnsi="宋体" w:eastAsia="宋体"/>
@@ -2967,17 +2646,10 @@
         </w:tc>
         <w:tc>
           <w:tcPr>
-            <w:tcW w:type="dxa" w:w="2880"/>
+            <w:tcW w:type="dxa" w:w="3249"/>
           </w:tcPr>
           <w:p>
-            <w:pPr>
-              <w:spacing w:after="0" w:before="0"/>
-            </w:pPr>
-          </w:p>
-          <w:p>
-            <w:pPr>
-              <w:spacing w:after="0"/>
-            </w:pPr>
+            <w:r/>
             <w:r>
               <w:rPr>
                 <w:rFonts w:ascii="宋体" w:hAnsi="宋体" w:eastAsia="宋体"/>
@@ -2990,17 +2662,10 @@
         </w:tc>
         <w:tc>
           <w:tcPr>
-            <w:tcW w:type="dxa" w:w="2880"/>
+            <w:tcW w:type="dxa" w:w="3249"/>
           </w:tcPr>
           <w:p>
-            <w:pPr>
-              <w:spacing w:after="0" w:before="0"/>
-            </w:pPr>
-          </w:p>
-          <w:p>
-            <w:pPr>
-              <w:spacing w:after="0"/>
-            </w:pPr>
+            <w:r/>
             <w:r>
               <w:rPr>
                 <w:rFonts w:ascii="宋体" w:hAnsi="宋体" w:eastAsia="宋体"/>
@@ -3015,18 +2680,11 @@
       <w:tr>
         <w:tc>
           <w:tcPr>
-            <w:tcW w:type="dxa" w:w="2880"/>
-            <w:shd w:val="clear" w:color="auto" w:fill="F4F7FB"/>
+            <w:tcW w:type="dxa" w:w="3249"/>
+            <w:shd w:val="clear" w:color="auto" w:fill="F2F6FA"/>
           </w:tcPr>
           <w:p>
-            <w:pPr>
-              <w:spacing w:after="0" w:before="0"/>
-            </w:pPr>
-          </w:p>
-          <w:p>
-            <w:pPr>
-              <w:spacing w:after="0"/>
-            </w:pPr>
+            <w:r/>
             <w:r>
               <w:rPr>
                 <w:rFonts w:ascii="宋体" w:hAnsi="宋体" w:eastAsia="宋体"/>
@@ -3039,18 +2697,11 @@
         </w:tc>
         <w:tc>
           <w:tcPr>
-            <w:tcW w:type="dxa" w:w="2880"/>
-            <w:shd w:val="clear" w:color="auto" w:fill="F4F7FB"/>
+            <w:tcW w:type="dxa" w:w="3249"/>
+            <w:shd w:val="clear" w:color="auto" w:fill="F2F6FA"/>
           </w:tcPr>
           <w:p>
-            <w:pPr>
-              <w:spacing w:after="0" w:before="0"/>
-            </w:pPr>
-          </w:p>
-          <w:p>
-            <w:pPr>
-              <w:spacing w:after="0"/>
-            </w:pPr>
+            <w:r/>
             <w:r>
               <w:rPr>
                 <w:rFonts w:ascii="宋体" w:hAnsi="宋体" w:eastAsia="宋体"/>
@@ -3063,18 +2714,11 @@
         </w:tc>
         <w:tc>
           <w:tcPr>
-            <w:tcW w:type="dxa" w:w="2880"/>
-            <w:shd w:val="clear" w:color="auto" w:fill="F4F7FB"/>
+            <w:tcW w:type="dxa" w:w="3249"/>
+            <w:shd w:val="clear" w:color="auto" w:fill="F2F6FA"/>
           </w:tcPr>
           <w:p>
-            <w:pPr>
-              <w:spacing w:after="0" w:before="0"/>
-            </w:pPr>
-          </w:p>
-          <w:p>
-            <w:pPr>
-              <w:spacing w:after="0"/>
-            </w:pPr>
+            <w:r/>
             <w:r>
               <w:rPr>
                 <w:rFonts w:ascii="宋体" w:hAnsi="宋体" w:eastAsia="宋体"/>
@@ -3089,17 +2733,10 @@
       <w:tr>
         <w:tc>
           <w:tcPr>
-            <w:tcW w:type="dxa" w:w="2880"/>
+            <w:tcW w:type="dxa" w:w="3249"/>
           </w:tcPr>
           <w:p>
-            <w:pPr>
-              <w:spacing w:after="0" w:before="0"/>
-            </w:pPr>
-          </w:p>
-          <w:p>
-            <w:pPr>
-              <w:spacing w:after="0"/>
-            </w:pPr>
+            <w:r/>
             <w:r>
               <w:rPr>
                 <w:rFonts w:ascii="宋体" w:hAnsi="宋体" w:eastAsia="宋体"/>
@@ -3112,17 +2749,10 @@
         </w:tc>
         <w:tc>
           <w:tcPr>
-            <w:tcW w:type="dxa" w:w="2880"/>
+            <w:tcW w:type="dxa" w:w="3249"/>
           </w:tcPr>
           <w:p>
-            <w:pPr>
-              <w:spacing w:after="0" w:before="0"/>
-            </w:pPr>
-          </w:p>
-          <w:p>
-            <w:pPr>
-              <w:spacing w:after="0"/>
-            </w:pPr>
+            <w:r/>
             <w:r>
               <w:rPr>
                 <w:rFonts w:ascii="宋体" w:hAnsi="宋体" w:eastAsia="宋体"/>
@@ -3135,17 +2765,10 @@
         </w:tc>
         <w:tc>
           <w:tcPr>
-            <w:tcW w:type="dxa" w:w="2880"/>
+            <w:tcW w:type="dxa" w:w="3249"/>
           </w:tcPr>
           <w:p>
-            <w:pPr>
-              <w:spacing w:after="0" w:before="0"/>
-            </w:pPr>
-          </w:p>
-          <w:p>
-            <w:pPr>
-              <w:spacing w:after="0"/>
-            </w:pPr>
+            <w:r/>
             <w:r>
               <w:rPr>
                 <w:rFonts w:ascii="宋体" w:hAnsi="宋体" w:eastAsia="宋体"/>
@@ -3160,18 +2783,11 @@
       <w:tr>
         <w:tc>
           <w:tcPr>
-            <w:tcW w:type="dxa" w:w="2880"/>
-            <w:shd w:val="clear" w:color="auto" w:fill="F4F7FB"/>
+            <w:tcW w:type="dxa" w:w="3249"/>
+            <w:shd w:val="clear" w:color="auto" w:fill="F2F6FA"/>
           </w:tcPr>
           <w:p>
-            <w:pPr>
-              <w:spacing w:after="0" w:before="0"/>
-            </w:pPr>
-          </w:p>
-          <w:p>
-            <w:pPr>
-              <w:spacing w:after="0"/>
-            </w:pPr>
+            <w:r/>
             <w:r>
               <w:rPr>
                 <w:rFonts w:ascii="宋体" w:hAnsi="宋体" w:eastAsia="宋体"/>
@@ -3184,18 +2800,11 @@
         </w:tc>
         <w:tc>
           <w:tcPr>
-            <w:tcW w:type="dxa" w:w="2880"/>
-            <w:shd w:val="clear" w:color="auto" w:fill="F4F7FB"/>
+            <w:tcW w:type="dxa" w:w="3249"/>
+            <w:shd w:val="clear" w:color="auto" w:fill="F2F6FA"/>
           </w:tcPr>
           <w:p>
-            <w:pPr>
-              <w:spacing w:after="0" w:before="0"/>
-            </w:pPr>
-          </w:p>
-          <w:p>
-            <w:pPr>
-              <w:spacing w:after="0"/>
-            </w:pPr>
+            <w:r/>
             <w:r>
               <w:rPr>
                 <w:rFonts w:ascii="宋体" w:hAnsi="宋体" w:eastAsia="宋体"/>
@@ -3208,18 +2817,11 @@
         </w:tc>
         <w:tc>
           <w:tcPr>
-            <w:tcW w:type="dxa" w:w="2880"/>
-            <w:shd w:val="clear" w:color="auto" w:fill="F4F7FB"/>
+            <w:tcW w:type="dxa" w:w="3249"/>
+            <w:shd w:val="clear" w:color="auto" w:fill="F2F6FA"/>
           </w:tcPr>
           <w:p>
-            <w:pPr>
-              <w:spacing w:after="0" w:before="0"/>
-            </w:pPr>
-          </w:p>
-          <w:p>
-            <w:pPr>
-              <w:spacing w:after="0"/>
-            </w:pPr>
+            <w:r/>
             <w:r>
               <w:rPr>
                 <w:rFonts w:ascii="宋体" w:hAnsi="宋体" w:eastAsia="宋体"/>
@@ -3234,17 +2836,10 @@
       <w:tr>
         <w:tc>
           <w:tcPr>
-            <w:tcW w:type="dxa" w:w="2880"/>
+            <w:tcW w:type="dxa" w:w="3249"/>
           </w:tcPr>
           <w:p>
-            <w:pPr>
-              <w:spacing w:after="0" w:before="0"/>
-            </w:pPr>
-          </w:p>
-          <w:p>
-            <w:pPr>
-              <w:spacing w:after="0"/>
-            </w:pPr>
+            <w:r/>
             <w:r>
               <w:rPr>
                 <w:rFonts w:ascii="宋体" w:hAnsi="宋体" w:eastAsia="宋体"/>
@@ -3257,17 +2852,10 @@
         </w:tc>
         <w:tc>
           <w:tcPr>
-            <w:tcW w:type="dxa" w:w="2880"/>
+            <w:tcW w:type="dxa" w:w="3249"/>
           </w:tcPr>
           <w:p>
-            <w:pPr>
-              <w:spacing w:after="0" w:before="0"/>
-            </w:pPr>
-          </w:p>
-          <w:p>
-            <w:pPr>
-              <w:spacing w:after="0"/>
-            </w:pPr>
+            <w:r/>
             <w:r>
               <w:rPr>
                 <w:rFonts w:ascii="宋体" w:hAnsi="宋体" w:eastAsia="宋体"/>
@@ -3280,17 +2868,10 @@
         </w:tc>
         <w:tc>
           <w:tcPr>
-            <w:tcW w:type="dxa" w:w="2880"/>
+            <w:tcW w:type="dxa" w:w="3249"/>
           </w:tcPr>
           <w:p>
-            <w:pPr>
-              <w:spacing w:after="0" w:before="0"/>
-            </w:pPr>
-          </w:p>
-          <w:p>
-            <w:pPr>
-              <w:spacing w:after="0"/>
-            </w:pPr>
+            <w:r/>
             <w:r>
               <w:rPr>
                 <w:rFonts w:ascii="宋体" w:hAnsi="宋体" w:eastAsia="宋体"/>
@@ -3305,18 +2886,11 @@
       <w:tr>
         <w:tc>
           <w:tcPr>
-            <w:tcW w:type="dxa" w:w="2880"/>
-            <w:shd w:val="clear" w:color="auto" w:fill="F4F7FB"/>
+            <w:tcW w:type="dxa" w:w="3249"/>
+            <w:shd w:val="clear" w:color="auto" w:fill="F2F6FA"/>
           </w:tcPr>
           <w:p>
-            <w:pPr>
-              <w:spacing w:after="0" w:before="0"/>
-            </w:pPr>
-          </w:p>
-          <w:p>
-            <w:pPr>
-              <w:spacing w:after="0"/>
-            </w:pPr>
+            <w:r/>
             <w:r>
               <w:rPr>
                 <w:rFonts w:ascii="宋体" w:hAnsi="宋体" w:eastAsia="宋体"/>
@@ -3329,18 +2903,11 @@
         </w:tc>
         <w:tc>
           <w:tcPr>
-            <w:tcW w:type="dxa" w:w="2880"/>
-            <w:shd w:val="clear" w:color="auto" w:fill="F4F7FB"/>
+            <w:tcW w:type="dxa" w:w="3249"/>
+            <w:shd w:val="clear" w:color="auto" w:fill="F2F6FA"/>
           </w:tcPr>
           <w:p>
-            <w:pPr>
-              <w:spacing w:after="0" w:before="0"/>
-            </w:pPr>
-          </w:p>
-          <w:p>
-            <w:pPr>
-              <w:spacing w:after="0"/>
-            </w:pPr>
+            <w:r/>
             <w:r>
               <w:rPr>
                 <w:rFonts w:ascii="宋体" w:hAnsi="宋体" w:eastAsia="宋体"/>
@@ -3353,18 +2920,11 @@
         </w:tc>
         <w:tc>
           <w:tcPr>
-            <w:tcW w:type="dxa" w:w="2880"/>
-            <w:shd w:val="clear" w:color="auto" w:fill="F4F7FB"/>
+            <w:tcW w:type="dxa" w:w="3249"/>
+            <w:shd w:val="clear" w:color="auto" w:fill="F2F6FA"/>
           </w:tcPr>
           <w:p>
-            <w:pPr>
-              <w:spacing w:after="0" w:before="0"/>
-            </w:pPr>
-          </w:p>
-          <w:p>
-            <w:pPr>
-              <w:spacing w:after="0"/>
-            </w:pPr>
+            <w:r/>
             <w:r>
               <w:rPr>
                 <w:rFonts w:ascii="宋体" w:hAnsi="宋体" w:eastAsia="宋体"/>
@@ -3377,14 +2937,10 @@
         </w:tc>
       </w:tr>
     </w:tbl>
-    <w:p>
-      <w:pPr>
-        <w:spacing w:after="80"/>
-      </w:pPr>
-    </w:p>
+    <w:p/>
     <w:sectPr>
       <w:pgSz w:w="12240" w:h="15840"/>
-      <w:pgMar w:top="1440" w:right="1800" w:bottom="1440" w:left="1800" w:header="720" w:footer="720" w:gutter="0"/>
+      <w:pgMar w:top="1134" w:right="1247" w:bottom="1134" w:left="1247" w:header="720" w:footer="720" w:gutter="0"/>
       <w:cols w:space="720"/>
       <w:docGrid w:linePitch="360"/>
     </w:sectPr>
@@ -3755,13 +3311,9 @@
     <w:name w:val="Normal"/>
     <w:qFormat/>
     <w:rsid w:val="00FC693F"/>
-    <w:pPr>
-      <w:spacing w:line="300" w:lineRule="auto"/>
-    </w:pPr>
     <w:rPr>
       <w:rFonts w:ascii="宋体" w:hAnsi="宋体" w:eastAsia="宋体"/>
       <w:sz w:val="21"/>
-      <w:rFonts/>
     </w:rPr>
   </w:style>
   <w:style w:type="paragraph" w:styleId="Header">

--- a/docs/系统规划说明书.docx
+++ b/docs/系统规划说明书.docx
@@ -4,188 +4,52 @@
   <w:body>
     <w:p>
       <w:pPr>
-        <w:pStyle w:val="Title"/>
+        <w:pStyle w:val="Heading1"/>
       </w:pPr>
       <w:r>
         <w:rPr>
-          <w:rFonts w:ascii="微软雅黑" w:hAnsi="微软雅黑" w:eastAsia="微软雅黑"/>
-          <w:b/>
-          <w:color w:val="1F4E79"/>
-          <w:sz w:val="40"/>
+          <w:rFonts w:ascii="Microsoft YaHei" w:hAnsi="Microsoft YaHei" w:eastAsia="Microsoft YaHei"/>
+          <w:b w:val="0"/>
+          <w:i w:val="0"/>
         </w:rPr>
         <w:t>宽带业务管理系统 · 系统规划说明书</w:t>
       </w:r>
     </w:p>
     <w:p>
-      <w:pPr>
-        <w:ind w:left="227"/>
-      </w:pPr>
       <w:r>
         <w:rPr>
-          <w:rFonts w:ascii="宋体" w:hAnsi="宋体" w:eastAsia="宋体"/>
+          <w:rFonts w:ascii="Microsoft YaHei" w:hAnsi="Microsoft YaHei" w:eastAsia="Microsoft YaHei"/>
           <w:b w:val="0"/>
-          <w:color w:val="555555"/>
-          <w:sz w:val="19"/>
+          <w:i w:val="0"/>
         </w:rPr>
-        <w:t>文档版本：v1.3 ｜ 基于现状：设计稿 v1.9 + 后端 4 模块/56 接口 + PC 后台 22 页 + RBAC + 双小程序已落地（登录态接入真实 JWT） ｜ 生成日期：2026-09-14</w:t>
+        <w:t>文档版本：V1.13 ｜ 规划日期：2026-09-16</w:t>
         <w:br/>
-        <w:t>目的：明确系统演进路线、阶段目标、技术演进与风险对策，为研发排期与资源投入提供依据。</w:t>
+        <w:t>适用范围：宽带业务管理系统（微信小程序客户端 + 师傅端 + Vue3 PC 后台 + Spring Boot 3.2 后端）</w:t>
         <w:br/>
-      </w:r>
-      <w:r>
-        <w:rPr>
-          <w:rFonts w:ascii="宋体" w:hAnsi="宋体" w:eastAsia="宋体"/>
-          <w:b/>
-          <w:color w:val="555555"/>
-          <w:sz w:val="19"/>
-        </w:rPr>
-        <w:t>v1.3 变更（M8 缺陷修复）</w:t>
-      </w:r>
-      <w:r>
-        <w:rPr>
-          <w:rFonts w:ascii="宋体" w:hAnsi="宋体" w:eastAsia="宋体"/>
-          <w:b w:val="0"/>
-          <w:color w:val="555555"/>
-          <w:sz w:val="19"/>
-        </w:rPr>
-        <w:t xml:space="preserve">：修复小程序 4 个真实缺陷（套餐列表 404、订单越权端点、request 静默吞错、mock 登录），后端新增 4 接口（45→49，M10 再增 6 个至 56）；小程序登录态由 mock 升级为真实 </w:t>
-      </w:r>
-      <w:r>
-        <w:rPr>
-          <w:rFonts w:ascii="Consolas" w:hAnsi="Consolas" w:eastAsia="Consolas"/>
-          <w:b w:val="0"/>
-          <w:color w:val="C0392B"/>
-          <w:sz w:val="18"/>
-        </w:rPr>
-        <w:t>miniapp-login</w:t>
-      </w:r>
-      <w:r>
-        <w:rPr>
-          <w:rFonts w:ascii="宋体" w:hAnsi="宋体" w:eastAsia="宋体"/>
-          <w:b w:val="0"/>
-          <w:color w:val="555555"/>
-          <w:sz w:val="19"/>
-        </w:rPr>
-        <w:t xml:space="preserve"> 鉴权。</w:t>
-        <w:br/>
-      </w:r>
-      <w:r>
-        <w:rPr>
-          <w:rFonts w:ascii="宋体" w:hAnsi="宋体" w:eastAsia="宋体"/>
-          <w:b/>
-          <w:color w:val="555555"/>
-          <w:sz w:val="19"/>
-        </w:rPr>
-        <w:t>v1.2 变更</w:t>
-      </w:r>
-      <w:r>
-        <w:rPr>
-          <w:rFonts w:ascii="宋体" w:hAnsi="宋体" w:eastAsia="宋体"/>
-          <w:b w:val="0"/>
-          <w:color w:val="555555"/>
-          <w:sz w:val="19"/>
-        </w:rPr>
-        <w:t xml:space="preserve">：Phase 4「小程序补页与登录态」达成 —— 客户端 20 页 + 师傅端 8 页（两独立工程）全部落页并接入登录态（token 注入 + </w:t>
-      </w:r>
-      <w:r>
-        <w:rPr>
-          <w:rFonts w:ascii="Consolas" w:hAnsi="Consolas" w:eastAsia="Consolas"/>
-          <w:b w:val="0"/>
-          <w:color w:val="C0392B"/>
-          <w:sz w:val="18"/>
-        </w:rPr>
-        <w:t>profile</w:t>
-      </w:r>
-      <w:r>
-        <w:rPr>
-          <w:rFonts w:ascii="宋体" w:hAnsi="宋体" w:eastAsia="宋体"/>
-          <w:b w:val="0"/>
-          <w:color w:val="555555"/>
-          <w:sz w:val="19"/>
-        </w:rPr>
-        <w:t xml:space="preserve"> 登录门禁）；因架构决策锁定单体 Spring Boot，</w:t>
-        <w:br/>
-      </w:r>
-      <w:r>
-        <w:rPr>
-          <w:rFonts w:ascii="宋体" w:hAnsi="宋体" w:eastAsia="宋体"/>
-          <w:b/>
-          <w:color w:val="555555"/>
-          <w:sz w:val="19"/>
-        </w:rPr>
-        <w:t>配置中心（Apollo）不再作为规划项</w:t>
-      </w:r>
-      <w:r>
-        <w:rPr>
-          <w:rFonts w:ascii="宋体" w:hAnsi="宋体" w:eastAsia="宋体"/>
-          <w:b w:val="0"/>
-          <w:color w:val="555555"/>
-          <w:sz w:val="19"/>
-        </w:rPr>
-        <w:t>，改为库内参数化 + 环境变量。</w:t>
-        <w:br/>
-      </w:r>
-      <w:r>
-        <w:rPr>
-          <w:rFonts w:ascii="宋体" w:hAnsi="宋体" w:eastAsia="宋体"/>
-          <w:b/>
-          <w:color w:val="555555"/>
-          <w:sz w:val="19"/>
-        </w:rPr>
-        <w:t>v1.1 变更（历史）</w:t>
-      </w:r>
-      <w:r>
-        <w:rPr>
-          <w:rFonts w:ascii="宋体" w:hAnsi="宋体" w:eastAsia="宋体"/>
-          <w:b w:val="0"/>
-          <w:color w:val="555555"/>
-          <w:sz w:val="19"/>
-        </w:rPr>
-        <w:t>：Phase 1–3 全部收口（核心底座 / 数据持久化 / PC 后台与权限体系）；</w:t>
-        <w:br/>
-        <w:t>因架构决策锁定单体 Spring Boot，配置中心（Apollo）不再作为规划项。</w:t>
+        <w:t>说明：本文阐述系统的规划路线、建设目标、系统定位、技术演进与风险对策。架构细节见《系统架构说明书》；当前进度见《项目进度与开发计划》。</w:t>
       </w:r>
     </w:p>
     <w:p>
       <w:pPr>
-        <w:pStyle w:val="Heading1"/>
+        <w:pStyle w:val="Heading2"/>
       </w:pPr>
       <w:r>
         <w:rPr>
-          <w:rFonts w:ascii="微软雅黑" w:hAnsi="微软雅黑" w:eastAsia="微软雅黑"/>
-          <w:b/>
-          <w:color w:val="1F4E79"/>
-          <w:sz w:val="30"/>
+          <w:rFonts w:ascii="Microsoft YaHei" w:hAnsi="Microsoft YaHei" w:eastAsia="Microsoft YaHei"/>
+          <w:b w:val="0"/>
+          <w:i w:val="0"/>
         </w:rPr>
-        <w:t>1. 愿景与目标</w:t>
+        <w:t>1. 项目背景</w:t>
       </w:r>
     </w:p>
     <w:p>
       <w:r>
         <w:rPr>
-          <w:rFonts w:ascii="宋体" w:hAnsi="宋体" w:eastAsia="宋体"/>
-          <w:b/>
-          <w:sz w:val="21"/>
+          <w:rFonts w:ascii="Microsoft YaHei" w:hAnsi="Microsoft YaHei" w:eastAsia="Microsoft YaHei"/>
+          <w:b w:val="0"/>
+          <w:i w:val="0"/>
         </w:rPr>
-        <w:t>愿景</w:t>
-      </w:r>
-      <w:r>
-        <w:rPr>
-          <w:rFonts w:ascii="宋体" w:hAnsi="宋体" w:eastAsia="宋体"/>
-          <w:b w:val="0"/>
-          <w:sz w:val="21"/>
-        </w:rPr>
-        <w:t>：打造一套覆盖「销售—装维—运营」全链路的宽带业务平台，以可安装性校验、智能派单、装维 SLA 赔付、套餐灵活升级与流量透明化为核心竞争力，对标中国电信「美好家/慢必赔」与中国移动「和家庭/超时赔」的最佳实践。</w:t>
-      </w:r>
-    </w:p>
-    <w:p>
-      <w:r>
-        <w:rPr>
-          <w:rFonts w:ascii="宋体" w:hAnsi="宋体" w:eastAsia="宋体"/>
-          <w:b/>
-          <w:sz w:val="21"/>
-        </w:rPr>
-        <w:t>核心目标（SMART 化）</w:t>
+        <w:t>宽带业务管理系统面向「宽带运营商 / 装维服务商」三位一体业务，覆盖从「下单 → 支付 → 智能派单 → 装机 → SLA 评估/赔付 → 评价 → 退款/开票 → 故障报修」的完整业务闭环：</w:t>
       </w:r>
     </w:p>
     <w:p>
@@ -194,11 +58,19 @@
       </w:pPr>
       <w:r>
         <w:rPr>
-          <w:rFonts w:ascii="宋体" w:hAnsi="宋体" w:eastAsia="宋体"/>
+          <w:rFonts w:ascii="Microsoft YaHei" w:hAnsi="Microsoft YaHei" w:eastAsia="Microsoft YaHei"/>
+          <w:b/>
+          <w:i w:val="0"/>
+        </w:rPr>
+        <w:t>终端客户</w:t>
+      </w:r>
+      <w:r>
+        <w:rPr>
+          <w:rFonts w:ascii="Microsoft YaHei" w:hAnsi="Microsoft YaHei" w:eastAsia="Microsoft YaHei"/>
           <w:b w:val="0"/>
-          <w:sz w:val="21"/>
+          <w:i w:val="0"/>
         </w:rPr>
-        <w:t>前端办理转化率：覆盖查询→下单链路可装性实时校验，避免超卖。</w:t>
+        <w:t>：报装、续费、提速、报修、评价、账单；</w:t>
       </w:r>
     </w:p>
     <w:p>
@@ -207,11 +79,19 @@
       </w:pPr>
       <w:r>
         <w:rPr>
-          <w:rFonts w:ascii="宋体" w:hAnsi="宋体" w:eastAsia="宋体"/>
+          <w:rFonts w:ascii="Microsoft YaHei" w:hAnsi="Microsoft YaHei" w:eastAsia="Microsoft YaHei"/>
+          <w:b/>
+          <w:i w:val="0"/>
+        </w:rPr>
+        <w:t>装维师傅</w:t>
+      </w:r>
+      <w:r>
+        <w:rPr>
+          <w:rFonts w:ascii="Microsoft YaHei" w:hAnsi="Microsoft YaHei" w:eastAsia="Microsoft YaHei"/>
           <w:b w:val="0"/>
-          <w:sz w:val="21"/>
+          <w:i w:val="0"/>
         </w:rPr>
-        <w:t>装维时效：相邻小区合并派单 + 时段容量管控，超容自动拦截。</w:t>
+        <w:t>：接单、施工、完工、测速、报修处理；</w:t>
       </w:r>
     </w:p>
     <w:p>
@@ -220,11 +100,60 @@
       </w:pPr>
       <w:r>
         <w:rPr>
-          <w:rFonts w:ascii="宋体" w:hAnsi="宋体" w:eastAsia="宋体"/>
+          <w:rFonts w:ascii="Microsoft YaHei" w:hAnsi="Microsoft YaHei" w:eastAsia="Microsoft YaHei"/>
+          <w:b/>
+          <w:i w:val="0"/>
+        </w:rPr>
+        <w:t>运营后台</w:t>
+      </w:r>
+      <w:r>
+        <w:rPr>
+          <w:rFonts w:ascii="Microsoft YaHei" w:hAnsi="Microsoft YaHei" w:eastAsia="Microsoft YaHei"/>
           <w:b w:val="0"/>
-          <w:sz w:val="21"/>
+          <w:i w:val="0"/>
         </w:rPr>
-        <w:t>服务可信：SLA 规则引擎驱动「慢必赔/不达标赔」自动赔付。</w:t>
+        <w:t>：订单、客户、套餐、派单、SLA、财务、权限、字典配置。</w:t>
+      </w:r>
+    </w:p>
+    <w:p>
+      <w:r>
+        <w:rPr>
+          <w:rFonts w:ascii="Microsoft YaHei" w:hAnsi="Microsoft YaHei" w:eastAsia="Microsoft YaHei"/>
+          <w:b/>
+          <w:i w:val="0"/>
+        </w:rPr>
+        <w:t>愿景</w:t>
+      </w:r>
+      <w:r>
+        <w:rPr>
+          <w:rFonts w:ascii="Microsoft YaHei" w:hAnsi="Microsoft YaHei" w:eastAsia="Microsoft YaHei"/>
+          <w:b w:val="0"/>
+          <w:i w:val="0"/>
+        </w:rPr>
+        <w:t>：打造覆盖「销售—装维—运营」全链路的宽带业务平台，以可安装性校验、智能派单、装维 SLA 赔付、套餐灵活升级与流量透明化为核心竞争力，对标中国电信「美好家/慢必赔」与中国移动「和家庭/超时赔」的最佳实践。</w:t>
+      </w:r>
+    </w:p>
+    <w:p>
+      <w:pPr>
+        <w:pStyle w:val="Heading2"/>
+      </w:pPr>
+      <w:r>
+        <w:rPr>
+          <w:rFonts w:ascii="Microsoft YaHei" w:hAnsi="Microsoft YaHei" w:eastAsia="Microsoft YaHei"/>
+          <w:b w:val="0"/>
+          <w:i w:val="0"/>
+        </w:rPr>
+        <w:t>2. 建设目标</w:t>
+      </w:r>
+    </w:p>
+    <w:p>
+      <w:r>
+        <w:rPr>
+          <w:rFonts w:ascii="Microsoft YaHei" w:hAnsi="Microsoft YaHei" w:eastAsia="Microsoft YaHei"/>
+          <w:b w:val="0"/>
+          <w:i w:val="0"/>
+        </w:rPr>
+        <w:t>核心目标（SMART 化）：</w:t>
       </w:r>
     </w:p>
     <w:p>
@@ -233,11 +162,19 @@
       </w:pPr>
       <w:r>
         <w:rPr>
-          <w:rFonts w:ascii="宋体" w:hAnsi="宋体" w:eastAsia="宋体"/>
+          <w:rFonts w:ascii="Microsoft YaHei" w:hAnsi="Microsoft YaHei" w:eastAsia="Microsoft YaHei"/>
+          <w:b/>
+          <w:i w:val="0"/>
+        </w:rPr>
+        <w:t>前端办理转化率</w:t>
+      </w:r>
+      <w:r>
+        <w:rPr>
+          <w:rFonts w:ascii="Microsoft YaHei" w:hAnsi="Microsoft YaHei" w:eastAsia="Microsoft YaHei"/>
           <w:b w:val="0"/>
-          <w:sz w:val="21"/>
+          <w:i w:val="0"/>
         </w:rPr>
-        <w:t>经营灵活：套餐升档/加购在线办理，补差计算透明可追溯。</w:t>
+        <w:t>：覆盖查询→下单链路可装性实时校验，避免超卖。</w:t>
       </w:r>
     </w:p>
     <w:p>
@@ -246,189 +183,82 @@
       </w:pPr>
       <w:r>
         <w:rPr>
-          <w:rFonts w:ascii="宋体" w:hAnsi="宋体" w:eastAsia="宋体"/>
+          <w:rFonts w:ascii="Microsoft YaHei" w:hAnsi="Microsoft YaHei" w:eastAsia="Microsoft YaHei"/>
+          <w:b/>
+          <w:i w:val="0"/>
+        </w:rPr>
+        <w:t>装维时效</w:t>
+      </w:r>
+      <w:r>
+        <w:rPr>
+          <w:rFonts w:ascii="Microsoft YaHei" w:hAnsi="Microsoft YaHei" w:eastAsia="Microsoft YaHei"/>
           <w:b w:val="0"/>
-          <w:sz w:val="21"/>
+          <w:i w:val="0"/>
         </w:rPr>
-        <w:t>运营可控：PC 后台全模块可用，权限最小化（21 个权限码 + 菜单驱动）。</w:t>
+        <w:t>：相邻小区合并派单 + 时段容量管控，超容自动拦截。</w:t>
       </w:r>
     </w:p>
     <w:p>
       <w:pPr>
-        <w:pStyle w:val="Heading1"/>
+        <w:pStyle w:val="ListBullet"/>
       </w:pPr>
       <w:r>
         <w:rPr>
-          <w:rFonts w:ascii="微软雅黑" w:hAnsi="微软雅黑" w:eastAsia="微软雅黑"/>
+          <w:rFonts w:ascii="Microsoft YaHei" w:hAnsi="Microsoft YaHei" w:eastAsia="Microsoft YaHei"/>
           <w:b/>
-          <w:color w:val="1F4E79"/>
-          <w:sz w:val="30"/>
+          <w:i w:val="0"/>
         </w:rPr>
-        <w:t>2. 规划原则</w:t>
+        <w:t>服务可信</w:t>
+      </w:r>
+      <w:r>
+        <w:rPr>
+          <w:rFonts w:ascii="Microsoft YaHei" w:hAnsi="Microsoft YaHei" w:eastAsia="Microsoft YaHei"/>
+          <w:b w:val="0"/>
+          <w:i w:val="0"/>
+        </w:rPr>
+        <w:t>：SLA 规则引擎驱动「慢必赔/不达标赔」自动赔付。</w:t>
       </w:r>
     </w:p>
     <w:p>
       <w:pPr>
-        <w:pStyle w:val="ListNumber"/>
+        <w:pStyle w:val="ListBullet"/>
       </w:pPr>
       <w:r>
         <w:rPr>
-          <w:rFonts w:ascii="宋体" w:hAnsi="宋体" w:eastAsia="宋体"/>
+          <w:rFonts w:ascii="Microsoft YaHei" w:hAnsi="Microsoft YaHei" w:eastAsia="Microsoft YaHei"/>
           <w:b/>
-          <w:sz w:val="21"/>
+          <w:i w:val="0"/>
         </w:rPr>
-        <w:t>算法与框架解耦</w:t>
+        <w:t>经营灵活</w:t>
       </w:r>
       <w:r>
         <w:rPr>
-          <w:rFonts w:ascii="宋体" w:hAnsi="宋体" w:eastAsia="宋体"/>
+          <w:rFonts w:ascii="Microsoft YaHei" w:hAnsi="Microsoft YaHei" w:eastAsia="Microsoft YaHei"/>
           <w:b w:val="0"/>
-          <w:sz w:val="21"/>
+          <w:i w:val="0"/>
         </w:rPr>
-        <w:t>：核心算法保持纯 Java 可独立验证，降低回归风险。</w:t>
+        <w:t>：套餐升档/加购在线办理，补差计算透明可追溯。</w:t>
       </w:r>
     </w:p>
     <w:p>
       <w:pPr>
-        <w:pStyle w:val="ListNumber"/>
+        <w:pStyle w:val="ListBullet"/>
       </w:pPr>
       <w:r>
         <w:rPr>
-          <w:rFonts w:ascii="宋体" w:hAnsi="宋体" w:eastAsia="宋体"/>
+          <w:rFonts w:ascii="Microsoft YaHei" w:hAnsi="Microsoft YaHei" w:eastAsia="Microsoft YaHei"/>
           <w:b/>
-          <w:sz w:val="21"/>
+          <w:i w:val="0"/>
         </w:rPr>
-        <w:t>接口先行、契约稳定</w:t>
+        <w:t>运营可控</w:t>
       </w:r>
       <w:r>
         <w:rPr>
-          <w:rFonts w:ascii="宋体" w:hAnsi="宋体" w:eastAsia="宋体"/>
+          <w:rFonts w:ascii="Microsoft YaHei" w:hAnsi="Microsoft YaHei" w:eastAsia="Microsoft YaHei"/>
           <w:b w:val="0"/>
-          <w:sz w:val="21"/>
+          <w:i w:val="0"/>
         </w:rPr>
-        <w:t xml:space="preserve">：REST 接口契约先定义（已稳定 </w:t>
-      </w:r>
-      <w:r>
-        <w:rPr>
-          <w:rFonts w:ascii="宋体" w:hAnsi="宋体" w:eastAsia="宋体"/>
-          <w:b/>
-          <w:sz w:val="21"/>
-        </w:rPr>
-        <w:t>56 个</w:t>
-      </w:r>
-      <w:r>
-        <w:rPr>
-          <w:rFonts w:ascii="宋体" w:hAnsi="宋体" w:eastAsia="宋体"/>
-          <w:b w:val="0"/>
-          <w:sz w:val="21"/>
-        </w:rPr>
-        <w:t>），前后端并行开发。</w:t>
-      </w:r>
-    </w:p>
-    <w:p>
-      <w:pPr>
-        <w:pStyle w:val="ListNumber"/>
-      </w:pPr>
-      <w:r>
-        <w:rPr>
-          <w:rFonts w:ascii="宋体" w:hAnsi="宋体" w:eastAsia="宋体"/>
-          <w:b/>
-          <w:sz w:val="21"/>
-        </w:rPr>
-        <w:t>垂直切片交付</w:t>
-      </w:r>
-      <w:r>
-        <w:rPr>
-          <w:rFonts w:ascii="宋体" w:hAnsi="宋体" w:eastAsia="宋体"/>
-          <w:b w:val="0"/>
-          <w:sz w:val="21"/>
-        </w:rPr>
-        <w:t>：按业务域（community / install / product / system）逐模块打通「接口 → 前端 → DB」。</w:t>
-      </w:r>
-    </w:p>
-    <w:p>
-      <w:pPr>
-        <w:pStyle w:val="ListNumber"/>
-      </w:pPr>
-      <w:r>
-        <w:rPr>
-          <w:rFonts w:ascii="宋体" w:hAnsi="宋体" w:eastAsia="宋体"/>
-          <w:b/>
-          <w:sz w:val="21"/>
-        </w:rPr>
-        <w:t>基础设施按需后置</w:t>
-      </w:r>
-      <w:r>
-        <w:rPr>
-          <w:rFonts w:ascii="宋体" w:hAnsi="宋体" w:eastAsia="宋体"/>
-          <w:b w:val="0"/>
-          <w:sz w:val="21"/>
-        </w:rPr>
-        <w:t>：DB / 安全按阶段接入，避免 over-engineering；</w:t>
-      </w:r>
-      <w:r>
-        <w:rPr>
-          <w:rFonts w:ascii="宋体" w:hAnsi="宋体" w:eastAsia="宋体"/>
-          <w:b/>
-          <w:sz w:val="21"/>
-        </w:rPr>
-        <w:t>明确不引入的能力就不做半成品</w:t>
-      </w:r>
-    </w:p>
-    <w:p>
-      <w:r>
-        <w:rPr>
-          <w:rFonts w:ascii="宋体" w:hAnsi="宋体" w:eastAsia="宋体"/>
-          <w:b w:val="0"/>
-          <w:sz w:val="21"/>
-        </w:rPr>
-        <w:t xml:space="preserve">   （如不引入 Spring Cloud、不引入 Apollo）。</w:t>
-      </w:r>
-    </w:p>
-    <w:p>
-      <w:pPr>
-        <w:pStyle w:val="Heading1"/>
-      </w:pPr>
-      <w:r>
-        <w:rPr>
-          <w:rFonts w:ascii="微软雅黑" w:hAnsi="微软雅黑" w:eastAsia="微软雅黑"/>
-          <w:b/>
-          <w:color w:val="1F4E79"/>
-          <w:sz w:val="30"/>
-        </w:rPr>
-        <w:t>3. 阶段路线图</w:t>
-      </w:r>
-    </w:p>
-    <w:p>
-      <w:pPr>
-        <w:ind w:left="227"/>
-      </w:pPr>
-      <w:r>
-        <w:rPr>
-          <w:rFonts w:ascii="宋体" w:hAnsi="宋体" w:eastAsia="宋体"/>
-          <w:b w:val="0"/>
-          <w:color w:val="555555"/>
-          <w:sz w:val="19"/>
-        </w:rPr>
-        <w:t>周期以「相对工期」标注，实际排期结合资源确认。</w:t>
-      </w:r>
-      <w:r>
-        <w:rPr>
-          <w:rFonts w:ascii="宋体" w:hAnsi="宋体" w:eastAsia="宋体"/>
-          <w:b/>
-          <w:color w:val="555555"/>
-          <w:sz w:val="19"/>
-        </w:rPr>
-        <w:t>Phase 1–3 已完成</w:t>
-      </w:r>
-      <w:r>
-        <w:rPr>
-          <w:rFonts w:ascii="宋体" w:hAnsi="宋体" w:eastAsia="宋体"/>
-          <w:b w:val="0"/>
-          <w:color w:val="555555"/>
-          <w:sz w:val="19"/>
-        </w:rPr>
-        <w:t>。</w:t>
+        <w:t>：PC 后台全模块可用，权限最小化（21 权限码 + 菜单驱动）。</w:t>
       </w:r>
     </w:p>
     <w:p>
@@ -437,75 +267,528 @@
       </w:pPr>
       <w:r>
         <w:rPr>
-          <w:rFonts w:ascii="微软雅黑" w:hAnsi="微软雅黑" w:eastAsia="微软雅黑"/>
-          <w:b/>
-          <w:color w:val="1F4E79"/>
-          <w:sz w:val="25"/>
+          <w:rFonts w:ascii="Microsoft YaHei" w:hAnsi="Microsoft YaHei" w:eastAsia="Microsoft YaHei"/>
+          <w:b w:val="0"/>
+          <w:i w:val="0"/>
         </w:rPr>
-        <w:t>✅ Phase 1 · 核心底座与接口契约（已完成）</w:t>
+        <w:t>3. 系统定位</w:t>
       </w:r>
     </w:p>
     <w:p>
+      <w:r>
+        <w:rPr>
+          <w:rFonts w:ascii="Microsoft YaHei" w:hAnsi="Microsoft YaHei" w:eastAsia="Microsoft YaHei"/>
+          <w:b w:val="0"/>
+          <w:i w:val="0"/>
+        </w:rPr>
+        <w:t>系统定位为「单体优先、模块收敛」的宽带业务一体化平台，对三类用户统一支撑：</w:t>
+      </w:r>
+    </w:p>
+    <w:tbl>
+      <w:tblPr>
+        <w:tblStyle w:val="LightGrid-Accent1"/>
+        <w:tblW w:type="auto" w:w="0"/>
+        <w:tblLook w:firstColumn="1" w:firstRow="1" w:lastColumn="0" w:lastRow="0" w:noHBand="0" w:noVBand="1" w:val="04A0"/>
+      </w:tblPr>
+      <w:tblGrid>
+        <w:gridCol w:w="2880"/>
+        <w:gridCol w:w="2880"/>
+        <w:gridCol w:w="2880"/>
+      </w:tblGrid>
+      <w:tr>
+        <w:tc>
+          <w:tcPr>
+            <w:tcW w:type="dxa" w:w="2880"/>
+          </w:tcPr>
+          <w:p>
+            <w:r/>
+            <w:r>
+              <w:rPr>
+                <w:rFonts w:ascii="Microsoft YaHei" w:hAnsi="Microsoft YaHei" w:eastAsia="Microsoft YaHei"/>
+                <w:b/>
+              </w:rPr>
+              <w:t>用户角色</w:t>
+            </w:r>
+          </w:p>
+        </w:tc>
+        <w:tc>
+          <w:tcPr>
+            <w:tcW w:type="dxa" w:w="2880"/>
+          </w:tcPr>
+          <w:p>
+            <w:r/>
+            <w:r>
+              <w:rPr>
+                <w:rFonts w:ascii="Microsoft YaHei" w:hAnsi="Microsoft YaHei" w:eastAsia="Microsoft YaHei"/>
+                <w:b/>
+              </w:rPr>
+              <w:t>核心诉求</w:t>
+            </w:r>
+          </w:p>
+        </w:tc>
+        <w:tc>
+          <w:tcPr>
+            <w:tcW w:type="dxa" w:w="2880"/>
+          </w:tcPr>
+          <w:p>
+            <w:r/>
+            <w:r>
+              <w:rPr>
+                <w:rFonts w:ascii="Microsoft YaHei" w:hAnsi="Microsoft YaHei" w:eastAsia="Microsoft YaHei"/>
+                <w:b/>
+              </w:rPr>
+              <w:t>端载体</w:t>
+            </w:r>
+          </w:p>
+        </w:tc>
+      </w:tr>
+      <w:tr>
+        <w:tc>
+          <w:tcPr>
+            <w:tcW w:type="dxa" w:w="2880"/>
+          </w:tcPr>
+          <w:p>
+            <w:r/>
+            <w:r>
+              <w:rPr>
+                <w:rFonts w:ascii="Microsoft YaHei" w:hAnsi="Microsoft YaHei" w:eastAsia="Microsoft YaHei"/>
+              </w:rPr>
+              <w:t>终端客户（C 端）</w:t>
+            </w:r>
+          </w:p>
+        </w:tc>
+        <w:tc>
+          <w:tcPr>
+            <w:tcW w:type="dxa" w:w="2880"/>
+          </w:tcPr>
+          <w:p>
+            <w:r/>
+            <w:r>
+              <w:rPr>
+                <w:rFonts w:ascii="Microsoft YaHei" w:hAnsi="Microsoft YaHei" w:eastAsia="Microsoft YaHei"/>
+              </w:rPr>
+              <w:t>查覆盖、下单、升档、报修、评价</w:t>
+            </w:r>
+          </w:p>
+        </w:tc>
+        <w:tc>
+          <w:tcPr>
+            <w:tcW w:type="dxa" w:w="2880"/>
+          </w:tcPr>
+          <w:p>
+            <w:r/>
+            <w:r>
+              <w:rPr>
+                <w:rFonts w:ascii="Microsoft YaHei" w:hAnsi="Microsoft YaHei" w:eastAsia="Microsoft YaHei"/>
+              </w:rPr>
+              <w:t>微信小程序客户端</w:t>
+            </w:r>
+          </w:p>
+        </w:tc>
+      </w:tr>
+      <w:tr>
+        <w:tc>
+          <w:tcPr>
+            <w:tcW w:type="dxa" w:w="2880"/>
+          </w:tcPr>
+          <w:p>
+            <w:r/>
+            <w:r>
+              <w:rPr>
+                <w:rFonts w:ascii="Microsoft YaHei" w:hAnsi="Microsoft YaHei" w:eastAsia="Microsoft YaHei"/>
+              </w:rPr>
+              <w:t>装维师傅</w:t>
+            </w:r>
+          </w:p>
+        </w:tc>
+        <w:tc>
+          <w:tcPr>
+            <w:tcW w:type="dxa" w:w="2880"/>
+          </w:tcPr>
+          <w:p>
+            <w:r/>
+            <w:r>
+              <w:rPr>
+                <w:rFonts w:ascii="Microsoft YaHei" w:hAnsi="Microsoft YaHei" w:eastAsia="Microsoft YaHei"/>
+              </w:rPr>
+              <w:t>接单、施工、完工、测速</w:t>
+            </w:r>
+          </w:p>
+        </w:tc>
+        <w:tc>
+          <w:tcPr>
+            <w:tcW w:type="dxa" w:w="2880"/>
+          </w:tcPr>
+          <w:p>
+            <w:r/>
+            <w:r>
+              <w:rPr>
+                <w:rFonts w:ascii="Microsoft YaHei" w:hAnsi="Microsoft YaHei" w:eastAsia="Microsoft YaHei"/>
+              </w:rPr>
+              <w:t>微信小程序师傅端</w:t>
+            </w:r>
+          </w:p>
+        </w:tc>
+      </w:tr>
+      <w:tr>
+        <w:tc>
+          <w:tcPr>
+            <w:tcW w:type="dxa" w:w="2880"/>
+          </w:tcPr>
+          <w:p>
+            <w:r/>
+            <w:r>
+              <w:rPr>
+                <w:rFonts w:ascii="Microsoft YaHei" w:hAnsi="Microsoft YaHei" w:eastAsia="Microsoft YaHei"/>
+              </w:rPr>
+              <w:t>运营后台</w:t>
+            </w:r>
+          </w:p>
+        </w:tc>
+        <w:tc>
+          <w:tcPr>
+            <w:tcW w:type="dxa" w:w="2880"/>
+          </w:tcPr>
+          <w:p>
+            <w:r/>
+            <w:r>
+              <w:rPr>
+                <w:rFonts w:ascii="Microsoft YaHei" w:hAnsi="Microsoft YaHei" w:eastAsia="Microsoft YaHei"/>
+              </w:rPr>
+              <w:t>订单/客户/套餐/派单/SLA/财务/权限</w:t>
+            </w:r>
+          </w:p>
+        </w:tc>
+        <w:tc>
+          <w:tcPr>
+            <w:tcW w:type="dxa" w:w="2880"/>
+          </w:tcPr>
+          <w:p>
+            <w:r/>
+            <w:r>
+              <w:rPr>
+                <w:rFonts w:ascii="Microsoft YaHei" w:hAnsi="Microsoft YaHei" w:eastAsia="Microsoft YaHei"/>
+              </w:rPr>
+              <w:t>PC 管理后台（web-admin）</w:t>
+            </w:r>
+          </w:p>
+        </w:tc>
+      </w:tr>
+    </w:tbl>
+    <w:p/>
+    <w:p>
       <w:pPr>
-        <w:pStyle w:val="ListBullet"/>
+        <w:pStyle w:val="Heading2"/>
       </w:pPr>
       <w:r>
         <w:rPr>
-          <w:rFonts w:ascii="宋体" w:hAnsi="宋体" w:eastAsia="宋体"/>
+          <w:rFonts w:ascii="Microsoft YaHei" w:hAnsi="Microsoft YaHei" w:eastAsia="Microsoft YaHei"/>
+          <w:b w:val="0"/>
+          <w:i w:val="0"/>
+        </w:rPr>
+        <w:t>4. 技术选型与原则</w:t>
+      </w:r>
+    </w:p>
+    <w:tbl>
+      <w:tblPr>
+        <w:tblStyle w:val="LightGrid-Accent1"/>
+        <w:tblW w:type="auto" w:w="0"/>
+        <w:tblLook w:firstColumn="1" w:firstRow="1" w:lastColumn="0" w:lastRow="0" w:noHBand="0" w:noVBand="1" w:val="04A0"/>
+      </w:tblPr>
+      <w:tblGrid>
+        <w:gridCol w:w="4320"/>
+        <w:gridCol w:w="4320"/>
+      </w:tblGrid>
+      <w:tr>
+        <w:tc>
+          <w:tcPr>
+            <w:tcW w:type="dxa" w:w="4320"/>
+          </w:tcPr>
+          <w:p>
+            <w:r/>
+            <w:r>
+              <w:rPr>
+                <w:rFonts w:ascii="Microsoft YaHei" w:hAnsi="Microsoft YaHei" w:eastAsia="Microsoft YaHei"/>
+                <w:b/>
+              </w:rPr>
+              <w:t>层</w:t>
+            </w:r>
+          </w:p>
+        </w:tc>
+        <w:tc>
+          <w:tcPr>
+            <w:tcW w:type="dxa" w:w="4320"/>
+          </w:tcPr>
+          <w:p>
+            <w:r/>
+            <w:r>
+              <w:rPr>
+                <w:rFonts w:ascii="Microsoft YaHei" w:hAnsi="Microsoft YaHei" w:eastAsia="Microsoft YaHei"/>
+                <w:b/>
+              </w:rPr>
+              <w:t>选型</w:t>
+            </w:r>
+          </w:p>
+        </w:tc>
+      </w:tr>
+      <w:tr>
+        <w:tc>
+          <w:tcPr>
+            <w:tcW w:type="dxa" w:w="4320"/>
+          </w:tcPr>
+          <w:p>
+            <w:r/>
+            <w:r>
+              <w:rPr>
+                <w:rFonts w:ascii="Microsoft YaHei" w:hAnsi="Microsoft YaHei" w:eastAsia="Microsoft YaHei"/>
+              </w:rPr>
+              <w:t>后端</w:t>
+            </w:r>
+          </w:p>
+        </w:tc>
+        <w:tc>
+          <w:tcPr>
+            <w:tcW w:type="dxa" w:w="4320"/>
+          </w:tcPr>
+          <w:p>
+            <w:r/>
+            <w:r>
+              <w:rPr>
+                <w:rFonts w:ascii="Microsoft YaHei" w:hAnsi="Microsoft YaHei" w:eastAsia="Microsoft YaHei"/>
+              </w:rPr>
+              <w:t>Spring Boot 3.2.1 / JDK 21（单体）</w:t>
+            </w:r>
+          </w:p>
+        </w:tc>
+      </w:tr>
+      <w:tr>
+        <w:tc>
+          <w:tcPr>
+            <w:tcW w:type="dxa" w:w="4320"/>
+          </w:tcPr>
+          <w:p>
+            <w:r/>
+            <w:r>
+              <w:rPr>
+                <w:rFonts w:ascii="Microsoft YaHei" w:hAnsi="Microsoft YaHei" w:eastAsia="Microsoft YaHei"/>
+              </w:rPr>
+              <w:t>ORM</w:t>
+            </w:r>
+          </w:p>
+        </w:tc>
+        <w:tc>
+          <w:tcPr>
+            <w:tcW w:type="dxa" w:w="4320"/>
+          </w:tcPr>
+          <w:p>
+            <w:r/>
+            <w:r>
+              <w:rPr>
+                <w:rFonts w:ascii="Microsoft YaHei" w:hAnsi="Microsoft YaHei" w:eastAsia="Microsoft YaHei"/>
+              </w:rPr>
+              <w:t>MyBatis-Plus（boot3 starter）</w:t>
+            </w:r>
+          </w:p>
+        </w:tc>
+      </w:tr>
+      <w:tr>
+        <w:tc>
+          <w:tcPr>
+            <w:tcW w:type="dxa" w:w="4320"/>
+          </w:tcPr>
+          <w:p>
+            <w:r/>
+            <w:r>
+              <w:rPr>
+                <w:rFonts w:ascii="Microsoft YaHei" w:hAnsi="Microsoft YaHei" w:eastAsia="Microsoft YaHei"/>
+              </w:rPr>
+              <w:t>安全</w:t>
+            </w:r>
+          </w:p>
+        </w:tc>
+        <w:tc>
+          <w:tcPr>
+            <w:tcW w:type="dxa" w:w="4320"/>
+          </w:tcPr>
+          <w:p>
+            <w:r/>
+            <w:r>
+              <w:rPr>
+                <w:rFonts w:ascii="Microsoft YaHei" w:hAnsi="Microsoft YaHei" w:eastAsia="Microsoft YaHei"/>
+              </w:rPr>
+              <w:t>Spring Security 6 + 自研 HS256 JWT</w:t>
+            </w:r>
+          </w:p>
+        </w:tc>
+      </w:tr>
+      <w:tr>
+        <w:tc>
+          <w:tcPr>
+            <w:tcW w:type="dxa" w:w="4320"/>
+          </w:tcPr>
+          <w:p>
+            <w:r/>
+            <w:r>
+              <w:rPr>
+                <w:rFonts w:ascii="Microsoft YaHei" w:hAnsi="Microsoft YaHei" w:eastAsia="Microsoft YaHei"/>
+              </w:rPr>
+              <w:t>前端（PC）</w:t>
+            </w:r>
+          </w:p>
+        </w:tc>
+        <w:tc>
+          <w:tcPr>
+            <w:tcW w:type="dxa" w:w="4320"/>
+          </w:tcPr>
+          <w:p>
+            <w:r/>
+            <w:r>
+              <w:rPr>
+                <w:rFonts w:ascii="Microsoft YaHei" w:hAnsi="Microsoft YaHei" w:eastAsia="Microsoft YaHei"/>
+              </w:rPr>
+              <w:t>Vue 3.5 + Element Plus + Pinia + Vue Router + Vite 5</w:t>
+            </w:r>
+          </w:p>
+        </w:tc>
+      </w:tr>
+      <w:tr>
+        <w:tc>
+          <w:tcPr>
+            <w:tcW w:type="dxa" w:w="4320"/>
+          </w:tcPr>
+          <w:p>
+            <w:r/>
+            <w:r>
+              <w:rPr>
+                <w:rFonts w:ascii="Microsoft YaHei" w:hAnsi="Microsoft YaHei" w:eastAsia="Microsoft YaHei"/>
+              </w:rPr>
+              <w:t>前端（小程序）</w:t>
+            </w:r>
+          </w:p>
+        </w:tc>
+        <w:tc>
+          <w:tcPr>
+            <w:tcW w:type="dxa" w:w="4320"/>
+          </w:tcPr>
+          <w:p>
+            <w:r/>
+            <w:r>
+              <w:rPr>
+                <w:rFonts w:ascii="Microsoft YaHei" w:hAnsi="Microsoft YaHei" w:eastAsia="Microsoft YaHei"/>
+              </w:rPr>
+              <w:t>微信小程序（双独立工程）</w:t>
+            </w:r>
+          </w:p>
+        </w:tc>
+      </w:tr>
+      <w:tr>
+        <w:tc>
+          <w:tcPr>
+            <w:tcW w:type="dxa" w:w="4320"/>
+          </w:tcPr>
+          <w:p>
+            <w:r/>
+            <w:r>
+              <w:rPr>
+                <w:rFonts w:ascii="Microsoft YaHei" w:hAnsi="Microsoft YaHei" w:eastAsia="Microsoft YaHei"/>
+              </w:rPr>
+              <w:t>数据库</w:t>
+            </w:r>
+          </w:p>
+        </w:tc>
+        <w:tc>
+          <w:tcPr>
+            <w:tcW w:type="dxa" w:w="4320"/>
+          </w:tcPr>
+          <w:p>
+            <w:r/>
+            <w:r>
+              <w:rPr>
+                <w:rFonts w:ascii="Microsoft YaHei" w:hAnsi="Microsoft YaHei" w:eastAsia="Microsoft YaHei"/>
+              </w:rPr>
+              <w:t>MySQL 8.4（启动自动建表，幂等）</w:t>
+            </w:r>
+          </w:p>
+        </w:tc>
+      </w:tr>
+      <w:tr>
+        <w:tc>
+          <w:tcPr>
+            <w:tcW w:type="dxa" w:w="4320"/>
+          </w:tcPr>
+          <w:p>
+            <w:r/>
+            <w:r>
+              <w:rPr>
+                <w:rFonts w:ascii="Microsoft YaHei" w:hAnsi="Microsoft YaHei" w:eastAsia="Microsoft YaHei"/>
+              </w:rPr>
+              <w:t>监控</w:t>
+            </w:r>
+          </w:p>
+        </w:tc>
+        <w:tc>
+          <w:tcPr>
+            <w:tcW w:type="dxa" w:w="4320"/>
+          </w:tcPr>
+          <w:p>
+            <w:r/>
+            <w:r>
+              <w:rPr>
+                <w:rFonts w:ascii="Microsoft YaHei" w:hAnsi="Microsoft YaHei" w:eastAsia="Microsoft YaHei"/>
+              </w:rPr>
+              <w:t>Actuator + Micrometer-Prometheus</w:t>
+            </w:r>
+          </w:p>
+        </w:tc>
+      </w:tr>
+      <w:tr>
+        <w:tc>
+          <w:tcPr>
+            <w:tcW w:type="dxa" w:w="4320"/>
+          </w:tcPr>
+          <w:p>
+            <w:r/>
+            <w:r>
+              <w:rPr>
+                <w:rFonts w:ascii="Microsoft YaHei" w:hAnsi="Microsoft YaHei" w:eastAsia="Microsoft YaHei"/>
+              </w:rPr>
+              <w:t>部署</w:t>
+            </w:r>
+          </w:p>
+        </w:tc>
+        <w:tc>
+          <w:tcPr>
+            <w:tcW w:type="dxa" w:w="4320"/>
+          </w:tcPr>
+          <w:p>
+            <w:r/>
+            <w:r>
+              <w:rPr>
+                <w:rFonts w:ascii="Microsoft YaHei" w:hAnsi="Microsoft YaHei" w:eastAsia="Microsoft YaHei"/>
+              </w:rPr>
+              <w:t>Nginx 反代 + systemd / 容器化</w:t>
+            </w:r>
+          </w:p>
+        </w:tc>
+      </w:tr>
+    </w:tbl>
+    <w:p/>
+    <w:p>
+      <w:r>
+        <w:rPr>
+          <w:rFonts w:ascii="Microsoft YaHei" w:hAnsi="Microsoft YaHei" w:eastAsia="Microsoft YaHei"/>
           <w:b/>
-          <w:sz w:val="21"/>
+          <w:i w:val="0"/>
         </w:rPr>
-        <w:t>范围</w:t>
+        <w:t>架构原则</w:t>
       </w:r>
       <w:r>
         <w:rPr>
-          <w:rFonts w:ascii="宋体" w:hAnsi="宋体" w:eastAsia="宋体"/>
+          <w:rFonts w:ascii="Microsoft YaHei" w:hAnsi="Microsoft YaHei" w:eastAsia="Microsoft YaHei"/>
           <w:b w:val="0"/>
-          <w:sz w:val="21"/>
+          <w:i w:val="0"/>
         </w:rPr>
-        <w:t>：后端核心算法 + 接口契约；客户端骨架打通关键链路。</w:t>
-      </w:r>
-    </w:p>
-    <w:p>
-      <w:pPr>
-        <w:pStyle w:val="ListBullet"/>
-      </w:pPr>
-      <w:r>
-        <w:rPr>
-          <w:rFonts w:ascii="宋体" w:hAnsi="宋体" w:eastAsia="宋体"/>
-          <w:b/>
-          <w:sz w:val="21"/>
-        </w:rPr>
-        <w:t>交付</w:t>
-      </w:r>
-      <w:r>
-        <w:rPr>
-          <w:rFonts w:ascii="宋体" w:hAnsi="宋体" w:eastAsia="宋体"/>
-          <w:b w:val="0"/>
-          <w:sz w:val="21"/>
-        </w:rPr>
-        <w:t>：设计稿 v1.9、后端模块化实现 + 6 个可运行 Demo、客户端小程序骨架（后于 Phase 4 扩至 20 页 + 师傅端 8 页）。</w:t>
-      </w:r>
-    </w:p>
-    <w:p>
-      <w:pPr>
-        <w:pStyle w:val="ListBullet"/>
-      </w:pPr>
-      <w:r>
-        <w:rPr>
-          <w:rFonts w:ascii="宋体" w:hAnsi="宋体" w:eastAsia="宋体"/>
-          <w:b/>
-          <w:sz w:val="21"/>
-        </w:rPr>
-        <w:t>达成</w:t>
-      </w:r>
-      <w:r>
-        <w:rPr>
-          <w:rFonts w:ascii="宋体" w:hAnsi="宋体" w:eastAsia="宋体"/>
-          <w:b w:val="0"/>
-          <w:sz w:val="21"/>
-        </w:rPr>
-        <w:t>：全部接口可 curl 返回结构化 JSON；小程序关键页可本地预览。</w:t>
+        <w:t>：单体优先、模块收敛（后端业务模块上限 5 个）、配置原生（不引 Apollo/注册中心）、零三方安全依赖（自研 JWT）。</w:t>
       </w:r>
     </w:p>
     <w:p>
@@ -514,945 +797,35 @@
       </w:pPr>
       <w:r>
         <w:rPr>
-          <w:rFonts w:ascii="微软雅黑" w:hAnsi="微软雅黑" w:eastAsia="微软雅黑"/>
-          <w:b/>
-          <w:color w:val="1F4E79"/>
-          <w:sz w:val="25"/>
+          <w:rFonts w:ascii="Microsoft YaHei" w:hAnsi="Microsoft YaHei" w:eastAsia="Microsoft YaHei"/>
+          <w:b w:val="0"/>
+          <w:i w:val="0"/>
         </w:rPr>
-        <w:t>✅ Phase 2 · 数据持久化与真实联调（已完成）</w:t>
-      </w:r>
-    </w:p>
-    <w:p>
-      <w:pPr>
-        <w:pStyle w:val="ListBullet"/>
-      </w:pPr>
-      <w:r>
-        <w:rPr>
-          <w:rFonts w:ascii="宋体" w:hAnsi="宋体" w:eastAsia="宋体"/>
-          <w:b/>
-          <w:sz w:val="21"/>
-        </w:rPr>
-        <w:t>范围</w:t>
-      </w:r>
-      <w:r>
-        <w:rPr>
-          <w:rFonts w:ascii="宋体" w:hAnsi="宋体" w:eastAsia="宋体"/>
-          <w:b w:val="0"/>
-          <w:sz w:val="21"/>
-        </w:rPr>
-        <w:t>：引入 MySQL 驱动，建表并去除 mock。</w:t>
-      </w:r>
-    </w:p>
-    <w:p>
-      <w:pPr>
-        <w:pStyle w:val="ListBullet"/>
-      </w:pPr>
-      <w:r>
-        <w:rPr>
-          <w:rFonts w:ascii="宋体" w:hAnsi="宋体" w:eastAsia="宋体"/>
-          <w:b/>
-          <w:sz w:val="21"/>
-        </w:rPr>
-        <w:t>实际交付</w:t>
-      </w:r>
-      <w:r>
-        <w:rPr>
-          <w:rFonts w:ascii="宋体" w:hAnsi="宋体" w:eastAsia="宋体"/>
-          <w:b w:val="0"/>
-          <w:sz w:val="21"/>
-        </w:rPr>
-        <w:t>：MySQL 8.4 接入；</w:t>
-      </w:r>
-      <w:r>
-        <w:rPr>
-          <w:rFonts w:ascii="宋体" w:hAnsi="宋体" w:eastAsia="宋体"/>
-          <w:b/>
-          <w:sz w:val="21"/>
-        </w:rPr>
-        <w:t>25 张表</w:t>
-      </w:r>
-      <w:r>
-        <w:rPr>
-          <w:rFonts w:ascii="宋体" w:hAnsi="宋体" w:eastAsia="宋体"/>
-          <w:b w:val="0"/>
-          <w:sz w:val="21"/>
-        </w:rPr>
-        <w:t xml:space="preserve"> + 幂等 </w:t>
-      </w:r>
-      <w:r>
-        <w:rPr>
-          <w:rFonts w:ascii="Consolas" w:hAnsi="Consolas" w:eastAsia="Consolas"/>
-          <w:b w:val="0"/>
-          <w:color w:val="C0392B"/>
-          <w:sz w:val="20"/>
-        </w:rPr>
-        <w:t>schema.sql</w:t>
-      </w:r>
-      <w:r>
-        <w:rPr>
-          <w:rFonts w:ascii="宋体" w:hAnsi="宋体" w:eastAsia="宋体"/>
-          <w:b w:val="0"/>
-          <w:sz w:val="21"/>
-        </w:rPr>
-        <w:t xml:space="preserve"> / </w:t>
-      </w:r>
-      <w:r>
-        <w:rPr>
-          <w:rFonts w:ascii="Consolas" w:hAnsi="Consolas" w:eastAsia="Consolas"/>
-          <w:b w:val="0"/>
-          <w:color w:val="C0392B"/>
-          <w:sz w:val="20"/>
-        </w:rPr>
-        <w:t>data.sql</w:t>
-      </w:r>
-      <w:r>
-        <w:rPr>
-          <w:rFonts w:ascii="宋体" w:hAnsi="宋体" w:eastAsia="宋体"/>
-          <w:b w:val="0"/>
-          <w:sz w:val="21"/>
-        </w:rPr>
-        <w:t>（启动自动初始化，不覆盖运行期数据）；</w:t>
-      </w:r>
-    </w:p>
-    <w:p>
-      <w:r>
-        <w:rPr>
-          <w:rFonts w:ascii="宋体" w:hAnsi="宋体" w:eastAsia="宋体"/>
-          <w:b w:val="0"/>
-          <w:sz w:val="21"/>
-        </w:rPr>
-        <w:t xml:space="preserve">  流量/套餐升级改真实聚合与落库；小程序与后端 2 处字段契约不一致修复。</w:t>
-      </w:r>
-    </w:p>
-    <w:p>
-      <w:pPr>
-        <w:pStyle w:val="ListBullet"/>
-      </w:pPr>
-      <w:r>
-        <w:rPr>
-          <w:rFonts w:ascii="宋体" w:hAnsi="宋体" w:eastAsia="宋体"/>
-          <w:b/>
-          <w:sz w:val="21"/>
-        </w:rPr>
-        <w:t>达成</w:t>
-      </w:r>
-      <w:r>
-        <w:rPr>
-          <w:rFonts w:ascii="宋体" w:hAnsi="宋体" w:eastAsia="宋体"/>
-          <w:b w:val="0"/>
-          <w:sz w:val="21"/>
-        </w:rPr>
-        <w:t xml:space="preserve">：端到端链路 </w:t>
-      </w:r>
-      <w:r>
-        <w:rPr>
-          <w:rFonts w:ascii="宋体" w:hAnsi="宋体" w:eastAsia="宋体"/>
-          <w:b/>
-          <w:sz w:val="21"/>
-        </w:rPr>
-        <w:t>小程序 → 后端 → MySQL</w:t>
-      </w:r>
-      <w:r>
-        <w:rPr>
-          <w:rFonts w:ascii="宋体" w:hAnsi="宋体" w:eastAsia="宋体"/>
-          <w:b w:val="0"/>
-          <w:sz w:val="21"/>
-        </w:rPr>
-        <w:t xml:space="preserve"> 实测打通。</w:t>
-      </w:r>
-    </w:p>
-    <w:p>
-      <w:pPr>
-        <w:pStyle w:val="Heading2"/>
-      </w:pPr>
-      <w:r>
-        <w:rPr>
-          <w:rFonts w:ascii="微软雅黑" w:hAnsi="微软雅黑" w:eastAsia="微软雅黑"/>
-          <w:b/>
-          <w:color w:val="1F4E79"/>
-          <w:sz w:val="25"/>
-        </w:rPr>
-        <w:t>✅ Phase 3 · PC 后台与权限体系（已完成）</w:t>
-      </w:r>
-    </w:p>
-    <w:p>
-      <w:pPr>
-        <w:pStyle w:val="ListBullet"/>
-      </w:pPr>
-      <w:r>
-        <w:rPr>
-          <w:rFonts w:ascii="宋体" w:hAnsi="宋体" w:eastAsia="宋体"/>
-          <w:b/>
-          <w:sz w:val="21"/>
-        </w:rPr>
-        <w:t>范围</w:t>
-      </w:r>
-      <w:r>
-        <w:rPr>
-          <w:rFonts w:ascii="宋体" w:hAnsi="宋体" w:eastAsia="宋体"/>
-          <w:b w:val="0"/>
-          <w:sz w:val="21"/>
-        </w:rPr>
-        <w:t>：搭建 web-admin（Vue 3 + Element Plus + Pinia + Vue Router + Vite），落地设计稿 16 个后台模块，接入 RBAC。</w:t>
-      </w:r>
-    </w:p>
-    <w:p>
-      <w:pPr>
-        <w:pStyle w:val="ListBullet"/>
-      </w:pPr>
-      <w:r>
-        <w:rPr>
-          <w:rFonts w:ascii="宋体" w:hAnsi="宋体" w:eastAsia="宋体"/>
-          <w:b/>
-          <w:sz w:val="21"/>
-        </w:rPr>
-        <w:t>实际交付</w:t>
-      </w:r>
-      <w:r>
-        <w:rPr>
-          <w:rFonts w:ascii="宋体" w:hAnsi="宋体" w:eastAsia="宋体"/>
-          <w:b w:val="0"/>
-          <w:sz w:val="21"/>
-        </w:rPr>
-        <w:t>：</w:t>
-      </w:r>
-    </w:p>
-    <w:p>
-      <w:pPr>
-        <w:pStyle w:val="ListBullet"/>
-      </w:pPr>
-      <w:r>
-        <w:rPr>
-          <w:rFonts w:ascii="Consolas" w:hAnsi="Consolas" w:eastAsia="Consolas"/>
-          <w:b w:val="0"/>
-          <w:color w:val="C0392B"/>
-          <w:sz w:val="20"/>
-        </w:rPr>
-        <w:t>web-admin</w:t>
-      </w:r>
-      <w:r>
-        <w:rPr>
-          <w:rFonts w:ascii="宋体" w:hAnsi="宋体" w:eastAsia="宋体"/>
-          <w:b w:val="0"/>
-          <w:sz w:val="21"/>
-        </w:rPr>
-        <w:t xml:space="preserve"> 工程：</w:t>
-      </w:r>
-      <w:r>
-        <w:rPr>
-          <w:rFonts w:ascii="宋体" w:hAnsi="宋体" w:eastAsia="宋体"/>
-          <w:b/>
-          <w:sz w:val="21"/>
-        </w:rPr>
-        <w:t>25 个 .vue 页面 / 22 条路由</w:t>
-      </w:r>
-      <w:r>
-        <w:rPr>
-          <w:rFonts w:ascii="宋体" w:hAnsi="宋体" w:eastAsia="宋体"/>
-          <w:b w:val="0"/>
-          <w:sz w:val="21"/>
-        </w:rPr>
-        <w:t xml:space="preserve">，全量对接真实接口，主题靛 </w:t>
-      </w:r>
-      <w:r>
-        <w:rPr>
-          <w:rFonts w:ascii="Consolas" w:hAnsi="Consolas" w:eastAsia="Consolas"/>
-          <w:b w:val="0"/>
-          <w:color w:val="C0392B"/>
-          <w:sz w:val="20"/>
-        </w:rPr>
-        <w:t>#4f46e5</w:t>
-      </w:r>
-      <w:r>
-        <w:rPr>
-          <w:rFonts w:ascii="宋体" w:hAnsi="宋体" w:eastAsia="宋体"/>
-          <w:b w:val="0"/>
-          <w:sz w:val="21"/>
-        </w:rPr>
-        <w:t>；</w:t>
-      </w:r>
-    </w:p>
-    <w:p>
-      <w:r>
-        <w:rPr>
-          <w:rFonts w:ascii="宋体" w:hAnsi="宋体" w:eastAsia="宋体"/>
-          <w:b w:val="0"/>
-          <w:sz w:val="21"/>
-        </w:rPr>
-        <w:t xml:space="preserve">    侧边栏由后端菜单树驱动，路由守卫 + </w:t>
-      </w:r>
-      <w:r>
-        <w:rPr>
-          <w:rFonts w:ascii="Consolas" w:hAnsi="Consolas" w:eastAsia="Consolas"/>
-          <w:b w:val="0"/>
-          <w:color w:val="C0392B"/>
-          <w:sz w:val="20"/>
-        </w:rPr>
-        <w:t>v-perm</w:t>
-      </w:r>
-      <w:r>
-        <w:rPr>
-          <w:rFonts w:ascii="宋体" w:hAnsi="宋体" w:eastAsia="宋体"/>
-          <w:b w:val="0"/>
-          <w:sz w:val="21"/>
-        </w:rPr>
-        <w:t xml:space="preserve"> 双重控制，接口不可达时演示兜底。</w:t>
-      </w:r>
-    </w:p>
-    <w:p>
-      <w:pPr>
-        <w:pStyle w:val="ListBullet"/>
-      </w:pPr>
-      <w:r>
-        <w:rPr>
-          <w:rFonts w:ascii="宋体" w:hAnsi="宋体" w:eastAsia="宋体"/>
-          <w:b w:val="0"/>
-          <w:sz w:val="21"/>
-        </w:rPr>
-        <w:t xml:space="preserve">后端第 4 模块 </w:t>
-      </w:r>
-      <w:r>
-        <w:rPr>
-          <w:rFonts w:ascii="Consolas" w:hAnsi="Consolas" w:eastAsia="Consolas"/>
-          <w:b w:val="0"/>
-          <w:color w:val="C0392B"/>
-          <w:sz w:val="20"/>
-        </w:rPr>
-        <w:t>system</w:t>
-      </w:r>
-      <w:r>
-        <w:rPr>
-          <w:rFonts w:ascii="宋体" w:hAnsi="宋体" w:eastAsia="宋体"/>
-          <w:b w:val="0"/>
-          <w:sz w:val="21"/>
-        </w:rPr>
-        <w:t>：</w:t>
-      </w:r>
-      <w:r>
-        <w:rPr>
-          <w:rFonts w:ascii="Consolas" w:hAnsi="Consolas" w:eastAsia="Consolas"/>
-          <w:b w:val="0"/>
-          <w:color w:val="C0392B"/>
-          <w:sz w:val="20"/>
-        </w:rPr>
-        <w:t>sys_*</w:t>
-      </w:r>
-      <w:r>
-        <w:rPr>
-          <w:rFonts w:ascii="宋体" w:hAnsi="宋体" w:eastAsia="宋体"/>
-          <w:b w:val="0"/>
-          <w:sz w:val="21"/>
-        </w:rPr>
-        <w:t xml:space="preserve"> 六表 + Spring Security 6 无状态 JWT + 21 个权限码 + 操作审计；</w:t>
-      </w:r>
-    </w:p>
-    <w:p>
-      <w:r>
-        <w:rPr>
-          <w:rFonts w:ascii="宋体" w:hAnsi="宋体" w:eastAsia="宋体"/>
-          <w:b w:val="0"/>
-          <w:sz w:val="21"/>
-        </w:rPr>
-        <w:t xml:space="preserve">    后台聚合接口（看板 / 订单 / 监控 / 报表）一并补齐。</w:t>
-      </w:r>
-    </w:p>
-    <w:p>
-      <w:pPr>
-        <w:pStyle w:val="ListBullet"/>
-      </w:pPr>
-      <w:r>
-        <w:rPr>
-          <w:rFonts w:ascii="宋体" w:hAnsi="宋体" w:eastAsia="宋体"/>
-          <w:b w:val="0"/>
-          <w:sz w:val="21"/>
-        </w:rPr>
-        <w:t xml:space="preserve">接口由 13 → </w:t>
-      </w:r>
-      <w:r>
-        <w:rPr>
-          <w:rFonts w:ascii="宋体" w:hAnsi="宋体" w:eastAsia="宋体"/>
-          <w:b/>
-          <w:sz w:val="21"/>
-        </w:rPr>
-        <w:t>56 个</w:t>
-      </w:r>
-      <w:r>
-        <w:rPr>
-          <w:rFonts w:ascii="宋体" w:hAnsi="宋体" w:eastAsia="宋体"/>
-          <w:b w:val="0"/>
-          <w:sz w:val="21"/>
-        </w:rPr>
-        <w:t xml:space="preserve">，表由 17 → </w:t>
-      </w:r>
-      <w:r>
-        <w:rPr>
-          <w:rFonts w:ascii="宋体" w:hAnsi="宋体" w:eastAsia="宋体"/>
-          <w:b/>
-          <w:sz w:val="21"/>
-        </w:rPr>
-        <w:t>25 张</w:t>
-      </w:r>
-      <w:r>
-        <w:rPr>
-          <w:rFonts w:ascii="宋体" w:hAnsi="宋体" w:eastAsia="宋体"/>
-          <w:b w:val="0"/>
-          <w:sz w:val="21"/>
-        </w:rPr>
-        <w:t>。</w:t>
-      </w:r>
-    </w:p>
-    <w:p>
-      <w:pPr>
-        <w:pStyle w:val="ListBullet"/>
-      </w:pPr>
-      <w:r>
-        <w:rPr>
-          <w:rFonts w:ascii="宋体" w:hAnsi="宋体" w:eastAsia="宋体"/>
-          <w:b/>
-          <w:sz w:val="21"/>
-        </w:rPr>
-        <w:t>达成</w:t>
-      </w:r>
-      <w:r>
-        <w:rPr>
-          <w:rFonts w:ascii="宋体" w:hAnsi="宋体" w:eastAsia="宋体"/>
-          <w:b w:val="0"/>
-          <w:sz w:val="21"/>
-        </w:rPr>
-        <w:t>：实测鉴权矩阵 —— 无 token → 401、越权 → 403、授权内 → 200；</w:t>
-      </w:r>
-    </w:p>
-    <w:p>
-      <w:r>
-        <w:rPr>
-          <w:rFonts w:ascii="宋体" w:hAnsi="宋体" w:eastAsia="宋体"/>
-          <w:b w:val="0"/>
-          <w:sz w:val="21"/>
-        </w:rPr>
-        <w:t xml:space="preserve">  各角色菜单数分别为 26 / 19 / 4 / 4；</w:t>
-      </w:r>
-      <w:r>
-        <w:rPr>
-          <w:rFonts w:ascii="Consolas" w:hAnsi="Consolas" w:eastAsia="Consolas"/>
-          <w:b w:val="0"/>
-          <w:color w:val="C0392B"/>
-          <w:sz w:val="20"/>
-        </w:rPr>
-        <w:t>JwtUtilTest</w:t>
-      </w:r>
-      <w:r>
-        <w:rPr>
-          <w:rFonts w:ascii="宋体" w:hAnsi="宋体" w:eastAsia="宋体"/>
-          <w:b w:val="0"/>
-          <w:sz w:val="21"/>
-        </w:rPr>
-        <w:t xml:space="preserve"> 7 条回归用例通过。</w:t>
-      </w:r>
-    </w:p>
-    <w:p>
-      <w:pPr>
-        <w:pStyle w:val="Heading2"/>
-      </w:pPr>
-      <w:r>
-        <w:rPr>
-          <w:rFonts w:ascii="微软雅黑" w:hAnsi="微软雅黑" w:eastAsia="微软雅黑"/>
-          <w:b/>
-          <w:color w:val="1F4E79"/>
-          <w:sz w:val="25"/>
-        </w:rPr>
-        <w:t>✅ Phase 4 · 小程序补页与登录态（已完成）</w:t>
-      </w:r>
-    </w:p>
-    <w:p>
-      <w:pPr>
-        <w:pStyle w:val="ListBullet"/>
-      </w:pPr>
-      <w:r>
-        <w:rPr>
-          <w:rFonts w:ascii="宋体" w:hAnsi="宋体" w:eastAsia="宋体"/>
-          <w:b/>
-          <w:sz w:val="21"/>
-        </w:rPr>
-        <w:t>目标</w:t>
-      </w:r>
-      <w:r>
-        <w:rPr>
-          <w:rFonts w:ascii="宋体" w:hAnsi="宋体" w:eastAsia="宋体"/>
-          <w:b w:val="0"/>
-          <w:sz w:val="21"/>
-        </w:rPr>
-        <w:t>：三端齐备，C 端可完整走完「查覆盖 → 下单 → 升档 → 报修 → 评价」。</w:t>
-      </w:r>
-    </w:p>
-    <w:p>
-      <w:pPr>
-        <w:pStyle w:val="ListBullet"/>
-      </w:pPr>
-      <w:r>
-        <w:rPr>
-          <w:rFonts w:ascii="宋体" w:hAnsi="宋体" w:eastAsia="宋体"/>
-          <w:b/>
-          <w:sz w:val="21"/>
-        </w:rPr>
-        <w:t>范围</w:t>
-      </w:r>
-      <w:r>
-        <w:rPr>
-          <w:rFonts w:ascii="宋体" w:hAnsi="宋体" w:eastAsia="宋体"/>
-          <w:b w:val="0"/>
-          <w:sz w:val="21"/>
-        </w:rPr>
-        <w:t>：</w:t>
-      </w:r>
-    </w:p>
-    <w:p>
-      <w:pPr>
-        <w:pStyle w:val="ListBullet"/>
-      </w:pPr>
-      <w:r>
-        <w:rPr>
-          <w:rFonts w:ascii="宋体" w:hAnsi="宋体" w:eastAsia="宋体"/>
-          <w:b w:val="0"/>
-          <w:sz w:val="21"/>
-        </w:rPr>
-        <w:t xml:space="preserve">客户端由 7 页扩至 </w:t>
-      </w:r>
-      <w:r>
-        <w:rPr>
-          <w:rFonts w:ascii="宋体" w:hAnsi="宋体" w:eastAsia="宋体"/>
-          <w:b/>
-          <w:sz w:val="21"/>
-        </w:rPr>
-        <w:t>20 页</w:t>
-      </w:r>
-      <w:r>
-        <w:rPr>
-          <w:rFonts w:ascii="宋体" w:hAnsi="宋体" w:eastAsia="宋体"/>
-          <w:b w:val="0"/>
-          <w:sz w:val="21"/>
-        </w:rPr>
-        <w:t>：新装/移机/续费/提速/报修/智慧家庭/自助服务/评价投诉、订单列表与详情、地址管理、个人中心、设置、登录全部落页。</w:t>
-      </w:r>
-    </w:p>
-    <w:p>
-      <w:pPr>
-        <w:pStyle w:val="ListBullet"/>
-      </w:pPr>
-      <w:r>
-        <w:rPr>
-          <w:rFonts w:ascii="宋体" w:hAnsi="宋体" w:eastAsia="宋体"/>
-          <w:b w:val="0"/>
-          <w:sz w:val="21"/>
-        </w:rPr>
-        <w:t xml:space="preserve">新建师傅端独立工程 </w:t>
-      </w:r>
-      <w:r>
-        <w:rPr>
-          <w:rFonts w:ascii="Consolas" w:hAnsi="Consolas" w:eastAsia="Consolas"/>
-          <w:b w:val="0"/>
-          <w:color w:val="C0392B"/>
-          <w:sz w:val="20"/>
-        </w:rPr>
-        <w:t>broadband-worker</w:t>
-      </w:r>
-      <w:r>
-        <w:rPr>
-          <w:rFonts w:ascii="宋体" w:hAnsi="宋体" w:eastAsia="宋体"/>
-          <w:b w:val="0"/>
-          <w:sz w:val="21"/>
-        </w:rPr>
-        <w:t xml:space="preserve">（橙 </w:t>
-      </w:r>
-      <w:r>
-        <w:rPr>
-          <w:rFonts w:ascii="Consolas" w:hAnsi="Consolas" w:eastAsia="Consolas"/>
-          <w:b w:val="0"/>
-          <w:color w:val="C0392B"/>
-          <w:sz w:val="20"/>
-        </w:rPr>
-        <w:t>#ea580c</w:t>
-      </w:r>
-      <w:r>
-        <w:rPr>
-          <w:rFonts w:ascii="宋体" w:hAnsi="宋体" w:eastAsia="宋体"/>
-          <w:b w:val="0"/>
-          <w:sz w:val="21"/>
-        </w:rPr>
-        <w:t>）</w:t>
-      </w:r>
-      <w:r>
-        <w:rPr>
-          <w:rFonts w:ascii="宋体" w:hAnsi="宋体" w:eastAsia="宋体"/>
-          <w:b/>
-          <w:sz w:val="21"/>
-        </w:rPr>
-        <w:t>8 页</w:t>
-      </w:r>
-      <w:r>
-        <w:rPr>
-          <w:rFonts w:ascii="宋体" w:hAnsi="宋体" w:eastAsia="宋体"/>
-          <w:b w:val="0"/>
-          <w:sz w:val="21"/>
-        </w:rPr>
-        <w:t>：工单/详情/完工确认/容量/路线/评价/个人中心/登录。</w:t>
-      </w:r>
-    </w:p>
-    <w:p>
-      <w:pPr>
-        <w:pStyle w:val="ListBullet"/>
-      </w:pPr>
-      <w:r>
-        <w:rPr>
-          <w:rFonts w:ascii="宋体" w:hAnsi="宋体" w:eastAsia="宋体"/>
-          <w:b w:val="0"/>
-          <w:sz w:val="21"/>
-        </w:rPr>
-        <w:t xml:space="preserve">登录态骨架：两端 </w:t>
-      </w:r>
-      <w:r>
-        <w:rPr>
-          <w:rFonts w:ascii="Consolas" w:hAnsi="Consolas" w:eastAsia="Consolas"/>
-          <w:b w:val="0"/>
-          <w:color w:val="C0392B"/>
-          <w:sz w:val="20"/>
-        </w:rPr>
-        <w:t>request()</w:t>
-      </w:r>
-      <w:r>
-        <w:rPr>
-          <w:rFonts w:ascii="宋体" w:hAnsi="宋体" w:eastAsia="宋体"/>
-          <w:b w:val="0"/>
-          <w:sz w:val="21"/>
-        </w:rPr>
-        <w:t xml:space="preserve"> 注入 </w:t>
-      </w:r>
-      <w:r>
-        <w:rPr>
-          <w:rFonts w:ascii="Consolas" w:hAnsi="Consolas" w:eastAsia="Consolas"/>
-          <w:b w:val="0"/>
-          <w:color w:val="C0392B"/>
-          <w:sz w:val="20"/>
-        </w:rPr>
-        <w:t>Bearer</w:t>
-      </w:r>
-      <w:r>
-        <w:rPr>
-          <w:rFonts w:ascii="宋体" w:hAnsi="宋体" w:eastAsia="宋体"/>
-          <w:b w:val="0"/>
-          <w:sz w:val="21"/>
-        </w:rPr>
-        <w:t xml:space="preserve"> token、</w:t>
-      </w:r>
-      <w:r>
-        <w:rPr>
-          <w:rFonts w:ascii="Consolas" w:hAnsi="Consolas" w:eastAsia="Consolas"/>
-          <w:b w:val="0"/>
-          <w:color w:val="C0392B"/>
-          <w:sz w:val="20"/>
-        </w:rPr>
-        <w:t>auth.js</w:t>
-      </w:r>
-      <w:r>
-        <w:rPr>
-          <w:rFonts w:ascii="宋体" w:hAnsi="宋体" w:eastAsia="宋体"/>
-          <w:b w:val="0"/>
-          <w:sz w:val="21"/>
-        </w:rPr>
-        <w:t xml:space="preserve"> 提供 </w:t>
-      </w:r>
-      <w:r>
-        <w:rPr>
-          <w:rFonts w:ascii="Consolas" w:hAnsi="Consolas" w:eastAsia="Consolas"/>
-          <w:b w:val="0"/>
-          <w:color w:val="C0392B"/>
-          <w:sz w:val="20"/>
-        </w:rPr>
-        <w:t>isLogin/requireLogin</w:t>
-      </w:r>
-      <w:r>
-        <w:rPr>
-          <w:rFonts w:ascii="宋体" w:hAnsi="宋体" w:eastAsia="宋体"/>
-          <w:b w:val="0"/>
-          <w:sz w:val="21"/>
-        </w:rPr>
-        <w:t>、</w:t>
-      </w:r>
-      <w:r>
-        <w:rPr>
-          <w:rFonts w:ascii="Consolas" w:hAnsi="Consolas" w:eastAsia="Consolas"/>
-          <w:b w:val="0"/>
-          <w:color w:val="C0392B"/>
-          <w:sz w:val="20"/>
-        </w:rPr>
-        <w:t>profile</w:t>
-      </w:r>
-      <w:r>
-        <w:rPr>
-          <w:rFonts w:ascii="宋体" w:hAnsi="宋体" w:eastAsia="宋体"/>
-          <w:b w:val="0"/>
-          <w:sz w:val="21"/>
-        </w:rPr>
-        <w:t xml:space="preserve"> 页 </w:t>
-      </w:r>
-      <w:r>
-        <w:rPr>
-          <w:rFonts w:ascii="Consolas" w:hAnsi="Consolas" w:eastAsia="Consolas"/>
-          <w:b w:val="0"/>
-          <w:color w:val="C0392B"/>
-          <w:sz w:val="20"/>
-        </w:rPr>
-        <w:t>onShow</w:t>
-      </w:r>
-      <w:r>
-        <w:rPr>
-          <w:rFonts w:ascii="宋体" w:hAnsi="宋体" w:eastAsia="宋体"/>
-          <w:b w:val="0"/>
-          <w:sz w:val="21"/>
-        </w:rPr>
-        <w:t xml:space="preserve"> 登录门禁、真实登录（演示码 1234，调 miniapp-login 换 JWT）。</w:t>
-      </w:r>
-    </w:p>
-    <w:p>
-      <w:pPr>
-        <w:pStyle w:val="ListBullet"/>
-      </w:pPr>
-      <w:r>
-        <w:rPr>
-          <w:rFonts w:ascii="宋体" w:hAnsi="宋体" w:eastAsia="宋体"/>
-          <w:b/>
-          <w:sz w:val="21"/>
-        </w:rPr>
-        <w:t>退出标准（已达成）</w:t>
-      </w:r>
-      <w:r>
-        <w:rPr>
-          <w:rFonts w:ascii="宋体" w:hAnsi="宋体" w:eastAsia="宋体"/>
-          <w:b w:val="0"/>
-          <w:sz w:val="21"/>
-        </w:rPr>
-        <w:t>：客户端全页面可操作（c 端开放层）；师傅端可查看工单与完工确认入口；登录态骨架就位，待接后端鉴权。</w:t>
-      </w:r>
-    </w:p>
-    <w:p>
-      <w:pPr>
-        <w:pStyle w:val="Heading2"/>
-      </w:pPr>
-      <w:r>
-        <w:rPr>
-          <w:rFonts w:ascii="微软雅黑" w:hAnsi="微软雅黑" w:eastAsia="微软雅黑"/>
-          <w:b/>
-          <w:color w:val="1F4E79"/>
-          <w:sz w:val="25"/>
-        </w:rPr>
-        <w:t>🔜 Phase 5 · 交付与运维增强（建议 3~4 周）</w:t>
-      </w:r>
-    </w:p>
-    <w:p>
-      <w:pPr>
-        <w:pStyle w:val="ListBullet"/>
-      </w:pPr>
-      <w:r>
-        <w:rPr>
-          <w:rFonts w:ascii="宋体" w:hAnsi="宋体" w:eastAsia="宋体"/>
-          <w:b/>
-          <w:sz w:val="21"/>
-        </w:rPr>
-        <w:t>目标</w:t>
-      </w:r>
-      <w:r>
-        <w:rPr>
-          <w:rFonts w:ascii="宋体" w:hAnsi="宋体" w:eastAsia="宋体"/>
-          <w:b w:val="0"/>
-          <w:sz w:val="21"/>
-        </w:rPr>
-        <w:t>：可部署、可观测、可运营。</w:t>
-      </w:r>
-    </w:p>
-    <w:p>
-      <w:pPr>
-        <w:pStyle w:val="ListBullet"/>
-      </w:pPr>
-      <w:r>
-        <w:rPr>
-          <w:rFonts w:ascii="宋体" w:hAnsi="宋体" w:eastAsia="宋体"/>
-          <w:b/>
-          <w:sz w:val="21"/>
-        </w:rPr>
-        <w:t>范围</w:t>
-      </w:r>
-      <w:r>
-        <w:rPr>
-          <w:rFonts w:ascii="宋体" w:hAnsi="宋体" w:eastAsia="宋体"/>
-          <w:b w:val="0"/>
-          <w:sz w:val="21"/>
-        </w:rPr>
-        <w:t>：</w:t>
-      </w:r>
-    </w:p>
-    <w:p>
-      <w:pPr>
-        <w:pStyle w:val="ListBullet"/>
-      </w:pPr>
-      <w:r>
-        <w:rPr>
-          <w:rFonts w:ascii="宋体" w:hAnsi="宋体" w:eastAsia="宋体"/>
-          <w:b w:val="0"/>
-          <w:sz w:val="21"/>
-        </w:rPr>
-        <w:t xml:space="preserve">部署：Nginx 托管 </w:t>
-      </w:r>
-      <w:r>
-        <w:rPr>
-          <w:rFonts w:ascii="Consolas" w:hAnsi="Consolas" w:eastAsia="Consolas"/>
-          <w:b w:val="0"/>
-          <w:color w:val="C0392B"/>
-          <w:sz w:val="20"/>
-        </w:rPr>
-        <w:t>web-admin/dist</w:t>
-      </w:r>
-      <w:r>
-        <w:rPr>
-          <w:rFonts w:ascii="宋体" w:hAnsi="宋体" w:eastAsia="宋体"/>
-          <w:b w:val="0"/>
-          <w:sz w:val="21"/>
-        </w:rPr>
-        <w:t xml:space="preserve"> + 反代 </w:t>
-      </w:r>
-      <w:r>
-        <w:rPr>
-          <w:rFonts w:ascii="Consolas" w:hAnsi="Consolas" w:eastAsia="Consolas"/>
-          <w:b w:val="0"/>
-          <w:color w:val="C0392B"/>
-          <w:sz w:val="20"/>
-        </w:rPr>
-        <w:t>/api</w:t>
-      </w:r>
-      <w:r>
-        <w:rPr>
-          <w:rFonts w:ascii="宋体" w:hAnsi="宋体" w:eastAsia="宋体"/>
-          <w:b w:val="0"/>
-          <w:sz w:val="21"/>
-        </w:rPr>
-        <w:t xml:space="preserve"> 到 </w:t>
-      </w:r>
-      <w:r>
-        <w:rPr>
-          <w:rFonts w:ascii="Consolas" w:hAnsi="Consolas" w:eastAsia="Consolas"/>
-          <w:b w:val="0"/>
-          <w:color w:val="C0392B"/>
-          <w:sz w:val="20"/>
-        </w:rPr>
-        <w:t>:8082</w:t>
-      </w:r>
-      <w:r>
-        <w:rPr>
-          <w:rFonts w:ascii="宋体" w:hAnsi="宋体" w:eastAsia="宋体"/>
-          <w:b w:val="0"/>
-          <w:sz w:val="21"/>
-        </w:rPr>
-        <w:t>，systemd / 容器化二选一。</w:t>
-      </w:r>
-    </w:p>
-    <w:p>
-      <w:pPr>
-        <w:pStyle w:val="ListBullet"/>
-      </w:pPr>
-      <w:r>
-        <w:rPr>
-          <w:rFonts w:ascii="宋体" w:hAnsi="宋体" w:eastAsia="宋体"/>
-          <w:b w:val="0"/>
-          <w:sz w:val="21"/>
-        </w:rPr>
-        <w:t>可观测：在现有轻量指标（JVM / 内存 / 接口往返 / DB 连通）之上接入 Prometheus + 日志中心。</w:t>
-      </w:r>
-    </w:p>
-    <w:p>
-      <w:pPr>
-        <w:pStyle w:val="ListBullet"/>
-      </w:pPr>
-      <w:r>
-        <w:rPr>
-          <w:rFonts w:ascii="宋体" w:hAnsi="宋体" w:eastAsia="宋体"/>
-          <w:b w:val="0"/>
-          <w:sz w:val="21"/>
-        </w:rPr>
-        <w:t>业务增强：工单状态机流转与改派、SLA 规则在线编辑、套餐上下架审批流。</w:t>
-      </w:r>
-    </w:p>
-    <w:p>
-      <w:pPr>
-        <w:pStyle w:val="ListBullet"/>
-      </w:pPr>
-      <w:r>
-        <w:rPr>
-          <w:rFonts w:ascii="宋体" w:hAnsi="宋体" w:eastAsia="宋体"/>
-          <w:b w:val="0"/>
-          <w:sz w:val="21"/>
-        </w:rPr>
-        <w:t>参数治理：派单容量与 SLA 规则以库内参数为准（已具备在线编辑基础），叠加环境变量覆盖。</w:t>
-      </w:r>
-    </w:p>
-    <w:p>
-      <w:pPr>
-        <w:pStyle w:val="ListBullet"/>
-      </w:pPr>
-      <w:r>
-        <w:rPr>
-          <w:rFonts w:ascii="宋体" w:hAnsi="宋体" w:eastAsia="宋体"/>
-          <w:b/>
-          <w:sz w:val="21"/>
-        </w:rPr>
-        <w:t>退出标准</w:t>
-      </w:r>
-      <w:r>
-        <w:rPr>
-          <w:rFonts w:ascii="宋体" w:hAnsi="宋体" w:eastAsia="宋体"/>
-          <w:b w:val="0"/>
-          <w:sz w:val="21"/>
-        </w:rPr>
-        <w:t>：一键部署脚本可用；核心指标看板可用。</w:t>
-      </w:r>
-    </w:p>
-    <w:p>
-      <w:pPr>
-        <w:pStyle w:val="Heading1"/>
-      </w:pPr>
-      <w:r>
-        <w:rPr>
-          <w:rFonts w:ascii="微软雅黑" w:hAnsi="微软雅黑" w:eastAsia="微软雅黑"/>
-          <w:b/>
-          <w:color w:val="1F4E79"/>
-          <w:sz w:val="30"/>
-        </w:rPr>
-        <w:t>4. 技术演进路线</w:t>
+        <w:t>5. 技术演进路线</w:t>
       </w:r>
     </w:p>
     <w:tbl>
       <w:tblPr>
-        <w:tblStyle w:val="TableGrid"/>
+        <w:tblStyle w:val="LightGrid-Accent1"/>
         <w:tblW w:type="auto" w:w="0"/>
-        <w:jc w:val="center"/>
         <w:tblLook w:firstColumn="1" w:firstRow="1" w:lastColumn="0" w:lastRow="0" w:noHBand="0" w:noVBand="1" w:val="04A0"/>
       </w:tblPr>
       <w:tblGrid>
-        <w:gridCol w:w="3249"/>
-        <w:gridCol w:w="3249"/>
-        <w:gridCol w:w="3249"/>
+        <w:gridCol w:w="2880"/>
+        <w:gridCol w:w="2880"/>
+        <w:gridCol w:w="2880"/>
       </w:tblGrid>
       <w:tr>
         <w:tc>
           <w:tcPr>
-            <w:tcW w:type="dxa" w:w="3249"/>
-            <w:shd w:val="clear" w:color="auto" w:fill="1F4E79"/>
+            <w:tcW w:type="dxa" w:w="2880"/>
           </w:tcPr>
           <w:p>
             <w:r/>
             <w:r>
               <w:rPr>
-                <w:rFonts w:ascii="微软雅黑" w:hAnsi="微软雅黑" w:eastAsia="微软雅黑"/>
+                <w:rFonts w:ascii="Microsoft YaHei" w:hAnsi="Microsoft YaHei" w:eastAsia="Microsoft YaHei"/>
                 <w:b/>
-                <w:color w:val="FFFFFF"/>
-                <w:sz w:val="19"/>
               </w:rPr>
               <w:t>能力</w:t>
             </w:r>
@@ -1460,35 +833,29 @@
         </w:tc>
         <w:tc>
           <w:tcPr>
-            <w:tcW w:type="dxa" w:w="3249"/>
-            <w:shd w:val="clear" w:color="auto" w:fill="1F4E79"/>
+            <w:tcW w:type="dxa" w:w="2880"/>
           </w:tcPr>
           <w:p>
             <w:r/>
             <w:r>
               <w:rPr>
-                <w:rFonts w:ascii="微软雅黑" w:hAnsi="微软雅黑" w:eastAsia="微软雅黑"/>
+                <w:rFonts w:ascii="Microsoft YaHei" w:hAnsi="Microsoft YaHei" w:eastAsia="Microsoft YaHei"/>
                 <w:b/>
-                <w:color w:val="FFFFFF"/>
-                <w:sz w:val="19"/>
               </w:rPr>
-              <w:t>现状（v1.1）</w:t>
+              <w:t>现状（V1.13）</w:t>
             </w:r>
           </w:p>
         </w:tc>
         <w:tc>
           <w:tcPr>
-            <w:tcW w:type="dxa" w:w="3249"/>
-            <w:shd w:val="clear" w:color="auto" w:fill="1F4E79"/>
+            <w:tcW w:type="dxa" w:w="2880"/>
           </w:tcPr>
           <w:p>
             <w:r/>
             <w:r>
               <w:rPr>
-                <w:rFonts w:ascii="微软雅黑" w:hAnsi="微软雅黑" w:eastAsia="微软雅黑"/>
+                <w:rFonts w:ascii="Microsoft YaHei" w:hAnsi="Microsoft YaHei" w:eastAsia="Microsoft YaHei"/>
                 <w:b/>
-                <w:color w:val="FFFFFF"/>
-                <w:sz w:val="19"/>
               </w:rPr>
               <w:t>目标</w:t>
             </w:r>
@@ -1498,15 +865,13 @@
       <w:tr>
         <w:tc>
           <w:tcPr>
-            <w:tcW w:type="dxa" w:w="3249"/>
+            <w:tcW w:type="dxa" w:w="2880"/>
           </w:tcPr>
           <w:p>
             <w:r/>
             <w:r>
               <w:rPr>
-                <w:rFonts w:ascii="宋体" w:hAnsi="宋体" w:eastAsia="宋体"/>
-                <w:b w:val="0"/>
-                <w:sz w:val="19"/>
+                <w:rFonts w:ascii="Microsoft YaHei" w:hAnsi="Microsoft YaHei" w:eastAsia="Microsoft YaHei"/>
               </w:rPr>
               <w:t>数据层</w:t>
             </w:r>
@@ -1514,31 +879,27 @@
         </w:tc>
         <w:tc>
           <w:tcPr>
-            <w:tcW w:type="dxa" w:w="3249"/>
+            <w:tcW w:type="dxa" w:w="2880"/>
           </w:tcPr>
           <w:p>
             <w:r/>
             <w:r>
               <w:rPr>
-                <w:rFonts w:ascii="宋体" w:hAnsi="宋体" w:eastAsia="宋体"/>
-                <w:b w:val="0"/>
-                <w:sz w:val="19"/>
+                <w:rFonts w:ascii="Microsoft YaHei" w:hAnsi="Microsoft YaHei" w:eastAsia="Microsoft YaHei"/>
               </w:rPr>
-              <w:t>✅ MySQL 8.4 单库，25 表，启动自动建表</w:t>
+              <w:t>✅ MySQL 8.4 单库，31 表，启动自动建表</w:t>
             </w:r>
           </w:p>
         </w:tc>
         <w:tc>
           <w:tcPr>
-            <w:tcW w:type="dxa" w:w="3249"/>
+            <w:tcW w:type="dxa" w:w="2880"/>
           </w:tcPr>
           <w:p>
             <w:r/>
             <w:r>
               <w:rPr>
-                <w:rFonts w:ascii="宋体" w:hAnsi="宋体" w:eastAsia="宋体"/>
-                <w:b w:val="0"/>
-                <w:sz w:val="19"/>
+                <w:rFonts w:ascii="Microsoft YaHei" w:hAnsi="Microsoft YaHei" w:eastAsia="Microsoft YaHei"/>
               </w:rPr>
               <w:t>按量再评估读写分离 / 缓存</w:t>
             </w:r>
@@ -1548,16 +909,13 @@
       <w:tr>
         <w:tc>
           <w:tcPr>
-            <w:tcW w:type="dxa" w:w="3249"/>
-            <w:shd w:val="clear" w:color="auto" w:fill="F2F6FA"/>
+            <w:tcW w:type="dxa" w:w="2880"/>
           </w:tcPr>
           <w:p>
             <w:r/>
             <w:r>
               <w:rPr>
-                <w:rFonts w:ascii="宋体" w:hAnsi="宋体" w:eastAsia="宋体"/>
-                <w:b w:val="0"/>
-                <w:sz w:val="19"/>
+                <w:rFonts w:ascii="Microsoft YaHei" w:hAnsi="Microsoft YaHei" w:eastAsia="Microsoft YaHei"/>
               </w:rPr>
               <w:t>安全</w:t>
             </w:r>
@@ -1565,16 +923,13 @@
         </w:tc>
         <w:tc>
           <w:tcPr>
-            <w:tcW w:type="dxa" w:w="3249"/>
-            <w:shd w:val="clear" w:color="auto" w:fill="F2F6FA"/>
+            <w:tcW w:type="dxa" w:w="2880"/>
           </w:tcPr>
           <w:p>
             <w:r/>
             <w:r>
               <w:rPr>
-                <w:rFonts w:ascii="宋体" w:hAnsi="宋体" w:eastAsia="宋体"/>
-                <w:b w:val="0"/>
-                <w:sz w:val="19"/>
+                <w:rFonts w:ascii="Microsoft YaHei" w:hAnsi="Microsoft YaHei" w:eastAsia="Microsoft YaHei"/>
               </w:rPr>
               <w:t>✅ RBAC + JWT + 操作审计（21 权限码，5 角色）</w:t>
             </w:r>
@@ -1582,16 +937,13 @@
         </w:tc>
         <w:tc>
           <w:tcPr>
-            <w:tcW w:type="dxa" w:w="3249"/>
-            <w:shd w:val="clear" w:color="auto" w:fill="F2F6FA"/>
+            <w:tcW w:type="dxa" w:w="2880"/>
           </w:tcPr>
           <w:p>
             <w:r/>
             <w:r>
               <w:rPr>
-                <w:rFonts w:ascii="宋体" w:hAnsi="宋体" w:eastAsia="宋体"/>
-                <w:b w:val="0"/>
-                <w:sz w:val="19"/>
+                <w:rFonts w:ascii="Microsoft YaHei" w:hAnsi="Microsoft YaHei" w:eastAsia="Microsoft YaHei"/>
               </w:rPr>
               <w:t>数据行级权限、登录风控</w:t>
             </w:r>
@@ -1601,15 +953,13 @@
       <w:tr>
         <w:tc>
           <w:tcPr>
-            <w:tcW w:type="dxa" w:w="3249"/>
+            <w:tcW w:type="dxa" w:w="2880"/>
           </w:tcPr>
           <w:p>
             <w:r/>
             <w:r>
               <w:rPr>
-                <w:rFonts w:ascii="宋体" w:hAnsi="宋体" w:eastAsia="宋体"/>
-                <w:b w:val="0"/>
-                <w:sz w:val="19"/>
+                <w:rFonts w:ascii="Microsoft YaHei" w:hAnsi="Microsoft YaHei" w:eastAsia="Microsoft YaHei"/>
               </w:rPr>
               <w:t>配置</w:t>
             </w:r>
@@ -1617,48 +967,27 @@
         </w:tc>
         <w:tc>
           <w:tcPr>
-            <w:tcW w:type="dxa" w:w="3249"/>
+            <w:tcW w:type="dxa" w:w="2880"/>
           </w:tcPr>
           <w:p>
             <w:r/>
             <w:r>
               <w:rPr>
-                <w:rFonts w:ascii="宋体" w:hAnsi="宋体" w:eastAsia="宋体"/>
-                <w:b w:val="0"/>
-                <w:sz w:val="19"/>
+                <w:rFonts w:ascii="Microsoft YaHei" w:hAnsi="Microsoft YaHei" w:eastAsia="Microsoft YaHei"/>
               </w:rPr>
-              <w:t xml:space="preserve">✅ </w:t>
-            </w:r>
-            <w:r>
-              <w:rPr>
-                <w:rFonts w:ascii="Consolas" w:hAnsi="Consolas" w:eastAsia="Consolas"/>
-                <w:b w:val="0"/>
-                <w:color w:val="C0392B"/>
-                <w:sz w:val="18"/>
-              </w:rPr>
-              <w:t>application.yml</w:t>
-            </w:r>
-            <w:r>
-              <w:rPr>
-                <w:rFonts w:ascii="宋体" w:hAnsi="宋体" w:eastAsia="宋体"/>
-                <w:b w:val="0"/>
-                <w:sz w:val="19"/>
-              </w:rPr>
-              <w:t xml:space="preserve"> + 环境变量；规则参数入库</w:t>
+              <w:t>✅ yml + 环境变量；规则参数 + 字典/配置入库</w:t>
             </w:r>
           </w:p>
         </w:tc>
         <w:tc>
           <w:tcPr>
-            <w:tcW w:type="dxa" w:w="3249"/>
+            <w:tcW w:type="dxa" w:w="2880"/>
           </w:tcPr>
           <w:p>
             <w:r/>
             <w:r>
               <w:rPr>
-                <w:rFonts w:ascii="宋体" w:hAnsi="宋体" w:eastAsia="宋体"/>
-                <w:b w:val="0"/>
-                <w:sz w:val="19"/>
+                <w:rFonts w:ascii="Microsoft YaHei" w:hAnsi="Microsoft YaHei" w:eastAsia="Microsoft YaHei"/>
               </w:rPr>
               <w:t>参数在线维护界面（不做外部配置中心）</w:t>
             </w:r>
@@ -1668,16 +997,13 @@
       <w:tr>
         <w:tc>
           <w:tcPr>
-            <w:tcW w:type="dxa" w:w="3249"/>
-            <w:shd w:val="clear" w:color="auto" w:fill="F2F6FA"/>
+            <w:tcW w:type="dxa" w:w="2880"/>
           </w:tcPr>
           <w:p>
             <w:r/>
             <w:r>
               <w:rPr>
-                <w:rFonts w:ascii="宋体" w:hAnsi="宋体" w:eastAsia="宋体"/>
-                <w:b w:val="0"/>
-                <w:sz w:val="19"/>
+                <w:rFonts w:ascii="Microsoft YaHei" w:hAnsi="Microsoft YaHei" w:eastAsia="Microsoft YaHei"/>
               </w:rPr>
               <w:t>前端</w:t>
             </w:r>
@@ -1685,33 +1011,27 @@
         </w:tc>
         <w:tc>
           <w:tcPr>
-            <w:tcW w:type="dxa" w:w="3249"/>
-            <w:shd w:val="clear" w:color="auto" w:fill="F2F6FA"/>
+            <w:tcW w:type="dxa" w:w="2880"/>
           </w:tcPr>
           <w:p>
             <w:r/>
             <w:r>
               <w:rPr>
-                <w:rFonts w:ascii="宋体" w:hAnsi="宋体" w:eastAsia="宋体"/>
-                <w:b w:val="0"/>
-                <w:sz w:val="19"/>
+                <w:rFonts w:ascii="Microsoft YaHei" w:hAnsi="Microsoft YaHei" w:eastAsia="Microsoft YaHei"/>
               </w:rPr>
-              <w:t>✅ PC 后台 22 业务页；✅ 客户端 20 页 + 师傅端 8 页（含登录态骨架）</w:t>
+              <w:t>✅ PC 后台 28 .vue；✅ 客户端 15 页 + 师傅端 8 页</w:t>
             </w:r>
           </w:p>
         </w:tc>
         <w:tc>
           <w:tcPr>
-            <w:tcW w:type="dxa" w:w="3249"/>
-            <w:shd w:val="clear" w:color="auto" w:fill="F2F6FA"/>
+            <w:tcW w:type="dxa" w:w="2880"/>
           </w:tcPr>
           <w:p>
             <w:r/>
             <w:r>
               <w:rPr>
-                <w:rFonts w:ascii="宋体" w:hAnsi="宋体" w:eastAsia="宋体"/>
-                <w:b w:val="0"/>
-                <w:sz w:val="19"/>
+                <w:rFonts w:ascii="Microsoft YaHei" w:hAnsi="Microsoft YaHei" w:eastAsia="Microsoft YaHei"/>
               </w:rPr>
               <w:t>登录态正式接入后端鉴权</w:t>
             </w:r>
@@ -1721,15 +1041,13 @@
       <w:tr>
         <w:tc>
           <w:tcPr>
-            <w:tcW w:type="dxa" w:w="3249"/>
+            <w:tcW w:type="dxa" w:w="2880"/>
           </w:tcPr>
           <w:p>
             <w:r/>
             <w:r>
               <w:rPr>
-                <w:rFonts w:ascii="宋体" w:hAnsi="宋体" w:eastAsia="宋体"/>
-                <w:b w:val="0"/>
-                <w:sz w:val="19"/>
+                <w:rFonts w:ascii="Microsoft YaHei" w:hAnsi="Microsoft YaHei" w:eastAsia="Microsoft YaHei"/>
               </w:rPr>
               <w:t>监控</w:t>
             </w:r>
@@ -1737,33 +1055,29 @@
         </w:tc>
         <w:tc>
           <w:tcPr>
-            <w:tcW w:type="dxa" w:w="3249"/>
+            <w:tcW w:type="dxa" w:w="2880"/>
           </w:tcPr>
           <w:p>
             <w:r/>
             <w:r>
               <w:rPr>
-                <w:rFonts w:ascii="宋体" w:hAnsi="宋体" w:eastAsia="宋体"/>
-                <w:b w:val="0"/>
-                <w:sz w:val="19"/>
+                <w:rFonts w:ascii="Microsoft YaHei" w:hAnsi="Microsoft YaHei" w:eastAsia="Microsoft YaHei"/>
               </w:rPr>
-              <w:t>🟡 内置轻量指标 + 操作日志</w:t>
+              <w:t>✅ 内置轻量指标 + 操作日志 + /actuator/prometheus</w:t>
             </w:r>
           </w:p>
         </w:tc>
         <w:tc>
           <w:tcPr>
-            <w:tcW w:type="dxa" w:w="3249"/>
+            <w:tcW w:type="dxa" w:w="2880"/>
           </w:tcPr>
           <w:p>
             <w:r/>
             <w:r>
               <w:rPr>
-                <w:rFonts w:ascii="宋体" w:hAnsi="宋体" w:eastAsia="宋体"/>
-                <w:b w:val="0"/>
-                <w:sz w:val="19"/>
+                <w:rFonts w:ascii="Microsoft YaHei" w:hAnsi="Microsoft YaHei" w:eastAsia="Microsoft YaHei"/>
               </w:rPr>
-              <w:t>Prometheus + 日志中心 + 告警</w:t>
+              <w:t>日志中心 + 告警</w:t>
             </w:r>
           </w:p>
         </w:tc>
@@ -1771,16 +1085,13 @@
       <w:tr>
         <w:tc>
           <w:tcPr>
-            <w:tcW w:type="dxa" w:w="3249"/>
-            <w:shd w:val="clear" w:color="auto" w:fill="F2F6FA"/>
+            <w:tcW w:type="dxa" w:w="2880"/>
           </w:tcPr>
           <w:p>
             <w:r/>
             <w:r>
               <w:rPr>
-                <w:rFonts w:ascii="宋体" w:hAnsi="宋体" w:eastAsia="宋体"/>
-                <w:b w:val="0"/>
-                <w:sz w:val="19"/>
+                <w:rFonts w:ascii="Microsoft YaHei" w:hAnsi="Microsoft YaHei" w:eastAsia="Microsoft YaHei"/>
               </w:rPr>
               <w:t>部署</w:t>
             </w:r>
@@ -1788,33 +1099,27 @@
         </w:tc>
         <w:tc>
           <w:tcPr>
-            <w:tcW w:type="dxa" w:w="3249"/>
-            <w:shd w:val="clear" w:color="auto" w:fill="F2F6FA"/>
+            <w:tcW w:type="dxa" w:w="2880"/>
           </w:tcPr>
           <w:p>
             <w:r/>
             <w:r>
               <w:rPr>
-                <w:rFonts w:ascii="宋体" w:hAnsi="宋体" w:eastAsia="宋体"/>
-                <w:b w:val="0"/>
-                <w:sz w:val="19"/>
+                <w:rFonts w:ascii="Microsoft YaHei" w:hAnsi="Microsoft YaHei" w:eastAsia="Microsoft YaHei"/>
               </w:rPr>
-              <w:t>🟡 本地 jar + Vite</w:t>
+              <w:t>✅ 本地 jar + Vite</w:t>
             </w:r>
           </w:p>
         </w:tc>
         <w:tc>
           <w:tcPr>
-            <w:tcW w:type="dxa" w:w="3249"/>
-            <w:shd w:val="clear" w:color="auto" w:fill="F2F6FA"/>
+            <w:tcW w:type="dxa" w:w="2880"/>
           </w:tcPr>
           <w:p>
             <w:r/>
             <w:r>
               <w:rPr>
-                <w:rFonts w:ascii="宋体" w:hAnsi="宋体" w:eastAsia="宋体"/>
-                <w:b w:val="0"/>
-                <w:sz w:val="19"/>
+                <w:rFonts w:ascii="Microsoft YaHei" w:hAnsi="Microsoft YaHei" w:eastAsia="Microsoft YaHei"/>
               </w:rPr>
               <w:t>Nginx + 容器化 + CI/CD</w:t>
             </w:r>
@@ -1825,99 +1130,92 @@
     <w:p/>
     <w:p>
       <w:pPr>
-        <w:pStyle w:val="Heading1"/>
+        <w:pStyle w:val="Heading2"/>
       </w:pPr>
       <w:r>
         <w:rPr>
-          <w:rFonts w:ascii="微软雅黑" w:hAnsi="微软雅黑" w:eastAsia="微软雅黑"/>
-          <w:b/>
-          <w:color w:val="1F4E79"/>
-          <w:sz w:val="30"/>
+          <w:rFonts w:ascii="Microsoft YaHei" w:hAnsi="Microsoft YaHei" w:eastAsia="Microsoft YaHei"/>
+          <w:b w:val="0"/>
+          <w:i w:val="0"/>
         </w:rPr>
-        <w:t>5. 风险与对策</w:t>
+        <w:t>6. 迭代路线图（v1.9 → V1.13 → V2.0）</w:t>
+      </w:r>
+    </w:p>
+    <w:p>
+      <w:r>
+        <w:rPr>
+          <w:b w:val="0"/>
+          <w:i w:val="0"/>
+          <w:rFonts w:ascii="Consolas" w:hAnsi="Consolas" w:eastAsia="Consolas"/>
+        </w:rPr>
+        <w:t>v1.9 三端工程/业务闭环</w:t>
+        <w:br/>
+        <w:t xml:space="preserve">  └─ v1.10 数据分析闭环</w:t>
+        <w:br/>
+        <w:t xml:space="preserve">       └─ v1.11 交易真闭环（退款/发票/评价）</w:t>
+        <w:br/>
+        <w:t xml:space="preserve">            └─ v1.12 质量与运维工程化</w:t>
+        <w:br/>
+        <w:t xml:space="preserve">                 └─ v1.13 客户端核心自助（报修/账单/进度）</w:t>
+        <w:br/>
+        <w:t xml:space="preserve">                      └─ v1.14 运营与留存（积分/活动/客服）</w:t>
+        <w:br/>
+        <w:t xml:space="preserve">                           └─ V2.0 智能化与多端（多住宅/智能推荐/暂停恢复/国际化）</w:t>
+        <w:br/>
       </w:r>
     </w:p>
     <w:tbl>
       <w:tblPr>
-        <w:tblStyle w:val="TableGrid"/>
+        <w:tblStyle w:val="LightGrid-Accent1"/>
         <w:tblW w:type="auto" w:w="0"/>
-        <w:jc w:val="center"/>
         <w:tblLook w:firstColumn="1" w:firstRow="1" w:lastColumn="0" w:lastRow="0" w:noHBand="0" w:noVBand="1" w:val="04A0"/>
       </w:tblPr>
       <w:tblGrid>
-        <w:gridCol w:w="2436"/>
-        <w:gridCol w:w="2436"/>
-        <w:gridCol w:w="2436"/>
-        <w:gridCol w:w="2436"/>
+        <w:gridCol w:w="2880"/>
+        <w:gridCol w:w="2880"/>
+        <w:gridCol w:w="2880"/>
       </w:tblGrid>
       <w:tr>
         <w:tc>
           <w:tcPr>
-            <w:tcW w:type="dxa" w:w="2436"/>
-            <w:shd w:val="clear" w:color="auto" w:fill="1F4E79"/>
+            <w:tcW w:type="dxa" w:w="2880"/>
           </w:tcPr>
           <w:p>
             <w:r/>
             <w:r>
               <w:rPr>
-                <w:rFonts w:ascii="微软雅黑" w:hAnsi="微软雅黑" w:eastAsia="微软雅黑"/>
+                <w:rFonts w:ascii="Microsoft YaHei" w:hAnsi="Microsoft YaHei" w:eastAsia="Microsoft YaHei"/>
                 <w:b/>
-                <w:color w:val="FFFFFF"/>
-                <w:sz w:val="19"/>
               </w:rPr>
-              <w:t>风险</w:t>
+              <w:t>版本</w:t>
             </w:r>
           </w:p>
         </w:tc>
         <w:tc>
           <w:tcPr>
-            <w:tcW w:type="dxa" w:w="2436"/>
-            <w:shd w:val="clear" w:color="auto" w:fill="1F4E79"/>
+            <w:tcW w:type="dxa" w:w="2880"/>
           </w:tcPr>
           <w:p>
             <w:r/>
             <w:r>
               <w:rPr>
-                <w:rFonts w:ascii="微软雅黑" w:hAnsi="微软雅黑" w:eastAsia="微软雅黑"/>
+                <w:rFonts w:ascii="Microsoft YaHei" w:hAnsi="Microsoft YaHei" w:eastAsia="Microsoft YaHei"/>
                 <w:b/>
-                <w:color w:val="FFFFFF"/>
-                <w:sz w:val="19"/>
               </w:rPr>
-              <w:t>影响</w:t>
+              <w:t>主题</w:t>
             </w:r>
           </w:p>
         </w:tc>
         <w:tc>
           <w:tcPr>
-            <w:tcW w:type="dxa" w:w="2436"/>
-            <w:shd w:val="clear" w:color="auto" w:fill="1F4E79"/>
+            <w:tcW w:type="dxa" w:w="2880"/>
           </w:tcPr>
           <w:p>
             <w:r/>
             <w:r>
               <w:rPr>
-                <w:rFonts w:ascii="微软雅黑" w:hAnsi="微软雅黑" w:eastAsia="微软雅黑"/>
+                <w:rFonts w:ascii="Microsoft YaHei" w:hAnsi="Microsoft YaHei" w:eastAsia="Microsoft YaHei"/>
                 <w:b/>
-                <w:color w:val="FFFFFF"/>
-                <w:sz w:val="19"/>
-              </w:rPr>
-              <w:t>对策</w:t>
-            </w:r>
-          </w:p>
-        </w:tc>
-        <w:tc>
-          <w:tcPr>
-            <w:tcW w:type="dxa" w:w="2436"/>
-            <w:shd w:val="clear" w:color="auto" w:fill="1F4E79"/>
-          </w:tcPr>
-          <w:p>
-            <w:r/>
-            <w:r>
-              <w:rPr>
-                <w:rFonts w:ascii="微软雅黑" w:hAnsi="微软雅黑" w:eastAsia="微软雅黑"/>
-                <w:b/>
-                <w:color w:val="FFFFFF"/>
-                <w:sz w:val="19"/>
               </w:rPr>
               <w:t>状态</w:t>
             </w:r>
@@ -1927,15 +1225,845 @@
       <w:tr>
         <w:tc>
           <w:tcPr>
-            <w:tcW w:type="dxa" w:w="2436"/>
+            <w:tcW w:type="dxa" w:w="2880"/>
           </w:tcPr>
           <w:p>
             <w:r/>
             <w:r>
               <w:rPr>
-                <w:rFonts w:ascii="宋体" w:hAnsi="宋体" w:eastAsia="宋体"/>
-                <w:b w:val="0"/>
-                <w:sz w:val="19"/>
+                <w:rFonts w:ascii="Microsoft YaHei" w:hAnsi="Microsoft YaHei" w:eastAsia="Microsoft YaHei"/>
+              </w:rPr>
+              <w:t>v1.9</w:t>
+            </w:r>
+          </w:p>
+        </w:tc>
+        <w:tc>
+          <w:tcPr>
+            <w:tcW w:type="dxa" w:w="2880"/>
+          </w:tcPr>
+          <w:p>
+            <w:r/>
+            <w:r>
+              <w:rPr>
+                <w:rFonts w:ascii="Microsoft YaHei" w:hAnsi="Microsoft YaHei" w:eastAsia="Microsoft YaHei"/>
+              </w:rPr>
+              <w:t>三端工程 + 业务闭环 + RBAC + 统一设计系统</w:t>
+            </w:r>
+          </w:p>
+        </w:tc>
+        <w:tc>
+          <w:tcPr>
+            <w:tcW w:type="dxa" w:w="2880"/>
+          </w:tcPr>
+          <w:p>
+            <w:r/>
+            <w:r>
+              <w:rPr>
+                <w:rFonts w:ascii="Microsoft YaHei" w:hAnsi="Microsoft YaHei" w:eastAsia="Microsoft YaHei"/>
+              </w:rPr>
+              <w:t>✅ 基线</w:t>
+            </w:r>
+          </w:p>
+        </w:tc>
+      </w:tr>
+      <w:tr>
+        <w:tc>
+          <w:tcPr>
+            <w:tcW w:type="dxa" w:w="2880"/>
+          </w:tcPr>
+          <w:p>
+            <w:r/>
+            <w:r>
+              <w:rPr>
+                <w:rFonts w:ascii="Microsoft YaHei" w:hAnsi="Microsoft YaHei" w:eastAsia="Microsoft YaHei"/>
+              </w:rPr>
+              <w:t>V1.0.1</w:t>
+            </w:r>
+          </w:p>
+        </w:tc>
+        <w:tc>
+          <w:tcPr>
+            <w:tcW w:type="dxa" w:w="2880"/>
+          </w:tcPr>
+          <w:p>
+            <w:r/>
+            <w:r>
+              <w:rPr>
+                <w:rFonts w:ascii="Microsoft YaHei" w:hAnsi="Microsoft YaHei" w:eastAsia="Microsoft YaHei"/>
+              </w:rPr>
+              <w:t>权限管理全量 CRUD + CSV + 客户 360 + SLA 看板 + 套餐营销看板</w:t>
+            </w:r>
+          </w:p>
+        </w:tc>
+        <w:tc>
+          <w:tcPr>
+            <w:tcW w:type="dxa" w:w="2880"/>
+          </w:tcPr>
+          <w:p>
+            <w:r/>
+            <w:r>
+              <w:rPr>
+                <w:rFonts w:ascii="Microsoft YaHei" w:hAnsi="Microsoft YaHei" w:eastAsia="Microsoft YaHei"/>
+              </w:rPr>
+              <w:t>✅ 已交付</w:t>
+            </w:r>
+          </w:p>
+        </w:tc>
+      </w:tr>
+      <w:tr>
+        <w:tc>
+          <w:tcPr>
+            <w:tcW w:type="dxa" w:w="2880"/>
+          </w:tcPr>
+          <w:p>
+            <w:r/>
+            <w:r>
+              <w:rPr>
+                <w:rFonts w:ascii="Microsoft YaHei" w:hAnsi="Microsoft YaHei" w:eastAsia="Microsoft YaHei"/>
+              </w:rPr>
+              <w:t>v1.10</w:t>
+            </w:r>
+          </w:p>
+        </w:tc>
+        <w:tc>
+          <w:tcPr>
+            <w:tcW w:type="dxa" w:w="2880"/>
+          </w:tcPr>
+          <w:p>
+            <w:r/>
+            <w:r>
+              <w:rPr>
+                <w:rFonts w:ascii="Microsoft YaHei" w:hAnsi="Microsoft YaHei" w:eastAsia="Microsoft YaHei"/>
+              </w:rPr>
+              <w:t>数据分析闭环（销售/财务后端 + region）</w:t>
+            </w:r>
+          </w:p>
+        </w:tc>
+        <w:tc>
+          <w:tcPr>
+            <w:tcW w:type="dxa" w:w="2880"/>
+          </w:tcPr>
+          <w:p>
+            <w:r/>
+            <w:r>
+              <w:rPr>
+                <w:rFonts w:ascii="Microsoft YaHei" w:hAnsi="Microsoft YaHei" w:eastAsia="Microsoft YaHei"/>
+              </w:rPr>
+              <w:t>✅ 已交付</w:t>
+            </w:r>
+          </w:p>
+        </w:tc>
+      </w:tr>
+      <w:tr>
+        <w:tc>
+          <w:tcPr>
+            <w:tcW w:type="dxa" w:w="2880"/>
+          </w:tcPr>
+          <w:p>
+            <w:r/>
+            <w:r>
+              <w:rPr>
+                <w:rFonts w:ascii="Microsoft YaHei" w:hAnsi="Microsoft YaHei" w:eastAsia="Microsoft YaHei"/>
+              </w:rPr>
+              <w:t>v1.11</w:t>
+            </w:r>
+          </w:p>
+        </w:tc>
+        <w:tc>
+          <w:tcPr>
+            <w:tcW w:type="dxa" w:w="2880"/>
+          </w:tcPr>
+          <w:p>
+            <w:r/>
+            <w:r>
+              <w:rPr>
+                <w:rFonts w:ascii="Microsoft YaHei" w:hAnsi="Microsoft YaHei" w:eastAsia="Microsoft YaHei"/>
+              </w:rPr>
+              <w:t>交易真闭环（退款/发票/评价闭环）</w:t>
+            </w:r>
+          </w:p>
+        </w:tc>
+        <w:tc>
+          <w:tcPr>
+            <w:tcW w:type="dxa" w:w="2880"/>
+          </w:tcPr>
+          <w:p>
+            <w:r/>
+            <w:r>
+              <w:rPr>
+                <w:rFonts w:ascii="Microsoft YaHei" w:hAnsi="Microsoft YaHei" w:eastAsia="Microsoft YaHei"/>
+              </w:rPr>
+              <w:t>✅ 已交付（微信支付真集成除外）</w:t>
+            </w:r>
+          </w:p>
+        </w:tc>
+      </w:tr>
+      <w:tr>
+        <w:tc>
+          <w:tcPr>
+            <w:tcW w:type="dxa" w:w="2880"/>
+          </w:tcPr>
+          <w:p>
+            <w:r/>
+            <w:r>
+              <w:rPr>
+                <w:rFonts w:ascii="Microsoft YaHei" w:hAnsi="Microsoft YaHei" w:eastAsia="Microsoft YaHei"/>
+              </w:rPr>
+              <w:t>v1.12</w:t>
+            </w:r>
+          </w:p>
+        </w:tc>
+        <w:tc>
+          <w:tcPr>
+            <w:tcW w:type="dxa" w:w="2880"/>
+          </w:tcPr>
+          <w:p>
+            <w:r/>
+            <w:r>
+              <w:rPr>
+                <w:rFonts w:ascii="Microsoft YaHei" w:hAnsi="Microsoft YaHei" w:eastAsia="Microsoft YaHei"/>
+              </w:rPr>
+              <w:t>质量与运维工程化（CI/CD + 压测 + 监控 + 配置治理）</w:t>
+            </w:r>
+          </w:p>
+        </w:tc>
+        <w:tc>
+          <w:tcPr>
+            <w:tcW w:type="dxa" w:w="2880"/>
+          </w:tcPr>
+          <w:p>
+            <w:r/>
+            <w:r>
+              <w:rPr>
+                <w:rFonts w:ascii="Microsoft YaHei" w:hAnsi="Microsoft YaHei" w:eastAsia="Microsoft YaHei"/>
+              </w:rPr>
+              <w:t>✅ 已交付</w:t>
+            </w:r>
+          </w:p>
+        </w:tc>
+      </w:tr>
+      <w:tr>
+        <w:tc>
+          <w:tcPr>
+            <w:tcW w:type="dxa" w:w="2880"/>
+          </w:tcPr>
+          <w:p>
+            <w:r/>
+            <w:r>
+              <w:rPr>
+                <w:rFonts w:ascii="Microsoft YaHei" w:hAnsi="Microsoft YaHei" w:eastAsia="Microsoft YaHei"/>
+              </w:rPr>
+              <w:t>v1.13</w:t>
+            </w:r>
+          </w:p>
+        </w:tc>
+        <w:tc>
+          <w:tcPr>
+            <w:tcW w:type="dxa" w:w="2880"/>
+          </w:tcPr>
+          <w:p>
+            <w:r/>
+            <w:r>
+              <w:rPr>
+                <w:rFonts w:ascii="Microsoft YaHei" w:hAnsi="Microsoft YaHei" w:eastAsia="Microsoft YaHei"/>
+              </w:rPr>
+              <w:t>客户端核心自助（故障报修全流程 + 数据字典/参数配置）</w:t>
+            </w:r>
+          </w:p>
+        </w:tc>
+        <w:tc>
+          <w:tcPr>
+            <w:tcW w:type="dxa" w:w="2880"/>
+          </w:tcPr>
+          <w:p>
+            <w:r/>
+            <w:r>
+              <w:rPr>
+                <w:rFonts w:ascii="Microsoft YaHei" w:hAnsi="Microsoft YaHei" w:eastAsia="Microsoft YaHei"/>
+              </w:rPr>
+              <w:t>✅ 已交付</w:t>
+            </w:r>
+          </w:p>
+        </w:tc>
+      </w:tr>
+      <w:tr>
+        <w:tc>
+          <w:tcPr>
+            <w:tcW w:type="dxa" w:w="2880"/>
+          </w:tcPr>
+          <w:p>
+            <w:r/>
+            <w:r>
+              <w:rPr>
+                <w:rFonts w:ascii="Microsoft YaHei" w:hAnsi="Microsoft YaHei" w:eastAsia="Microsoft YaHei"/>
+              </w:rPr>
+              <w:t>v1.14</w:t>
+            </w:r>
+          </w:p>
+        </w:tc>
+        <w:tc>
+          <w:tcPr>
+            <w:tcW w:type="dxa" w:w="2880"/>
+          </w:tcPr>
+          <w:p>
+            <w:r/>
+            <w:r>
+              <w:rPr>
+                <w:rFonts w:ascii="Microsoft YaHei" w:hAnsi="Microsoft YaHei" w:eastAsia="Microsoft YaHei"/>
+              </w:rPr>
+              <w:t>运营与留存（积分、活动、客服）</w:t>
+            </w:r>
+          </w:p>
+        </w:tc>
+        <w:tc>
+          <w:tcPr>
+            <w:tcW w:type="dxa" w:w="2880"/>
+          </w:tcPr>
+          <w:p>
+            <w:r/>
+            <w:r>
+              <w:rPr>
+                <w:rFonts w:ascii="Microsoft YaHei" w:hAnsi="Microsoft YaHei" w:eastAsia="Microsoft YaHei"/>
+              </w:rPr>
+              <w:t>📋 规划草案</w:t>
+            </w:r>
+          </w:p>
+        </w:tc>
+      </w:tr>
+      <w:tr>
+        <w:tc>
+          <w:tcPr>
+            <w:tcW w:type="dxa" w:w="2880"/>
+          </w:tcPr>
+          <w:p>
+            <w:r/>
+            <w:r>
+              <w:rPr>
+                <w:rFonts w:ascii="Microsoft YaHei" w:hAnsi="Microsoft YaHei" w:eastAsia="Microsoft YaHei"/>
+              </w:rPr>
+              <w:t>V2.0</w:t>
+            </w:r>
+          </w:p>
+        </w:tc>
+        <w:tc>
+          <w:tcPr>
+            <w:tcW w:type="dxa" w:w="2880"/>
+          </w:tcPr>
+          <w:p>
+            <w:r/>
+            <w:r>
+              <w:rPr>
+                <w:rFonts w:ascii="Microsoft YaHei" w:hAnsi="Microsoft YaHei" w:eastAsia="Microsoft YaHei"/>
+              </w:rPr>
+              <w:t>体验与能力扩展（多住宅、智能推荐、暂停恢复、国际化）</w:t>
+            </w:r>
+          </w:p>
+        </w:tc>
+        <w:tc>
+          <w:tcPr>
+            <w:tcW w:type="dxa" w:w="2880"/>
+          </w:tcPr>
+          <w:p>
+            <w:r/>
+            <w:r>
+              <w:rPr>
+                <w:rFonts w:ascii="Microsoft YaHei" w:hAnsi="Microsoft YaHei" w:eastAsia="Microsoft YaHei"/>
+              </w:rPr>
+              <w:t>🔭 规划中</w:t>
+            </w:r>
+          </w:p>
+        </w:tc>
+      </w:tr>
+    </w:tbl>
+    <w:p/>
+    <w:p>
+      <w:pPr>
+        <w:pStyle w:val="Heading2"/>
+      </w:pPr>
+      <w:r>
+        <w:rPr>
+          <w:rFonts w:ascii="Microsoft YaHei" w:hAnsi="Microsoft YaHei" w:eastAsia="Microsoft YaHei"/>
+          <w:b w:val="0"/>
+          <w:i w:val="0"/>
+        </w:rPr>
+        <w:t>7. V1.13 交付要点（本轮已落地）</w:t>
+      </w:r>
+    </w:p>
+    <w:p>
+      <w:pPr>
+        <w:pStyle w:val="ListBullet"/>
+      </w:pPr>
+      <w:r>
+        <w:rPr>
+          <w:rFonts w:ascii="Microsoft YaHei" w:hAnsi="Microsoft YaHei" w:eastAsia="Microsoft YaHei"/>
+          <w:b/>
+          <w:i w:val="0"/>
+        </w:rPr>
+        <w:t>故障报修全流程</w:t>
+      </w:r>
+      <w:r>
+        <w:rPr>
+          <w:rFonts w:ascii="Microsoft YaHei" w:hAnsi="Microsoft YaHei" w:eastAsia="Microsoft YaHei"/>
+          <w:b w:val="0"/>
+          <w:i w:val="0"/>
+        </w:rPr>
+        <w:t>：</w:t>
+      </w:r>
+      <w:r>
+        <w:rPr>
+          <w:b w:val="0"/>
+          <w:i w:val="0"/>
+          <w:rFonts w:ascii="Consolas" w:hAnsi="Consolas" w:eastAsia="Consolas"/>
+        </w:rPr>
+        <w:t>work_order</w:t>
+      </w:r>
+      <w:r>
+        <w:rPr>
+          <w:rFonts w:ascii="Microsoft YaHei" w:hAnsi="Microsoft YaHei" w:eastAsia="Microsoft YaHei"/>
+          <w:b w:val="0"/>
+          <w:i w:val="0"/>
+        </w:rPr>
+        <w:t xml:space="preserve"> 新增 </w:t>
+      </w:r>
+      <w:r>
+        <w:rPr>
+          <w:b w:val="0"/>
+          <w:i w:val="0"/>
+          <w:rFonts w:ascii="Consolas" w:hAnsi="Consolas" w:eastAsia="Consolas"/>
+        </w:rPr>
+        <w:t>type/ fault_category/ fault_desc/ contact_phone</w:t>
+      </w:r>
+      <w:r>
+        <w:rPr>
+          <w:rFonts w:ascii="Microsoft YaHei" w:hAnsi="Microsoft YaHei" w:eastAsia="Microsoft YaHei"/>
+          <w:b w:val="0"/>
+          <w:i w:val="0"/>
+        </w:rPr>
+        <w:t xml:space="preserve">；新增 </w:t>
+      </w:r>
+      <w:r>
+        <w:rPr>
+          <w:b w:val="0"/>
+          <w:i w:val="0"/>
+          <w:rFonts w:ascii="Consolas" w:hAnsi="Consolas" w:eastAsia="Consolas"/>
+        </w:rPr>
+        <w:t>RepairController</w:t>
+      </w:r>
+      <w:r>
+        <w:rPr>
+          <w:rFonts w:ascii="Microsoft YaHei" w:hAnsi="Microsoft YaHei" w:eastAsia="Microsoft YaHei"/>
+          <w:b w:val="0"/>
+          <w:i w:val="0"/>
+        </w:rPr>
+        <w:t>（</w:t>
+      </w:r>
+      <w:r>
+        <w:rPr>
+          <w:b w:val="0"/>
+          <w:i w:val="0"/>
+          <w:rFonts w:ascii="Consolas" w:hAnsi="Consolas" w:eastAsia="Consolas"/>
+        </w:rPr>
+        <w:t>/api/repair/*</w:t>
+      </w:r>
+      <w:r>
+        <w:rPr>
+          <w:rFonts w:ascii="Microsoft YaHei" w:hAnsi="Microsoft YaHei" w:eastAsia="Microsoft YaHei"/>
+          <w:b w:val="0"/>
+          <w:i w:val="0"/>
+        </w:rPr>
+        <w:t>）+ 小程序 3 页（apply/list/detail），复用派单/完工/SLA/评价链路。</w:t>
+      </w:r>
+    </w:p>
+    <w:p>
+      <w:pPr>
+        <w:pStyle w:val="ListBullet"/>
+      </w:pPr>
+      <w:r>
+        <w:rPr>
+          <w:rFonts w:ascii="Microsoft YaHei" w:hAnsi="Microsoft YaHei" w:eastAsia="Microsoft YaHei"/>
+          <w:b/>
+          <w:i w:val="0"/>
+        </w:rPr>
+        <w:t>数据字典</w:t>
+      </w:r>
+      <w:r>
+        <w:rPr>
+          <w:rFonts w:ascii="Microsoft YaHei" w:hAnsi="Microsoft YaHei" w:eastAsia="Microsoft YaHei"/>
+          <w:b w:val="0"/>
+          <w:i w:val="0"/>
+        </w:rPr>
+        <w:t>：</w:t>
+      </w:r>
+      <w:r>
+        <w:rPr>
+          <w:b w:val="0"/>
+          <w:i w:val="0"/>
+          <w:rFonts w:ascii="Consolas" w:hAnsi="Consolas" w:eastAsia="Consolas"/>
+        </w:rPr>
+        <w:t>sys_dict_type</w:t>
+      </w:r>
+      <w:r>
+        <w:rPr>
+          <w:rFonts w:ascii="Microsoft YaHei" w:hAnsi="Microsoft YaHei" w:eastAsia="Microsoft YaHei"/>
+          <w:b w:val="0"/>
+          <w:i w:val="0"/>
+        </w:rPr>
+        <w:t xml:space="preserve"> / </w:t>
+      </w:r>
+      <w:r>
+        <w:rPr>
+          <w:b w:val="0"/>
+          <w:i w:val="0"/>
+          <w:rFonts w:ascii="Consolas" w:hAnsi="Consolas" w:eastAsia="Consolas"/>
+        </w:rPr>
+        <w:t>sys_dict_data</w:t>
+      </w:r>
+      <w:r>
+        <w:rPr>
+          <w:rFonts w:ascii="Microsoft YaHei" w:hAnsi="Microsoft YaHei" w:eastAsia="Microsoft YaHei"/>
+          <w:b w:val="0"/>
+          <w:i w:val="0"/>
+        </w:rPr>
+        <w:t xml:space="preserve"> + 后台 CRUD（</w:t>
+      </w:r>
+      <w:r>
+        <w:rPr>
+          <w:b w:val="0"/>
+          <w:i w:val="0"/>
+          <w:rFonts w:ascii="Consolas" w:hAnsi="Consolas" w:eastAsia="Consolas"/>
+        </w:rPr>
+        <w:t>system:dict</w:t>
+      </w:r>
+      <w:r>
+        <w:rPr>
+          <w:rFonts w:ascii="Microsoft YaHei" w:hAnsi="Microsoft YaHei" w:eastAsia="Microsoft YaHei"/>
+          <w:b w:val="0"/>
+          <w:i w:val="0"/>
+        </w:rPr>
+        <w:t xml:space="preserve">）+ 免鉴权 </w:t>
+      </w:r>
+      <w:r>
+        <w:rPr>
+          <w:b w:val="0"/>
+          <w:i w:val="0"/>
+          <w:rFonts w:ascii="Consolas" w:hAnsi="Consolas" w:eastAsia="Consolas"/>
+        </w:rPr>
+        <w:t>/api/dict/public/{type}</w:t>
+      </w:r>
+      <w:r>
+        <w:rPr>
+          <w:rFonts w:ascii="Microsoft YaHei" w:hAnsi="Microsoft YaHei" w:eastAsia="Microsoft YaHei"/>
+          <w:b w:val="0"/>
+          <w:i w:val="0"/>
+        </w:rPr>
+        <w:t>，外置硬编码枚举。</w:t>
+      </w:r>
+    </w:p>
+    <w:p>
+      <w:pPr>
+        <w:pStyle w:val="ListBullet"/>
+      </w:pPr>
+      <w:r>
+        <w:rPr>
+          <w:rFonts w:ascii="Microsoft YaHei" w:hAnsi="Microsoft YaHei" w:eastAsia="Microsoft YaHei"/>
+          <w:b/>
+          <w:i w:val="0"/>
+        </w:rPr>
+        <w:t>参数配置</w:t>
+      </w:r>
+      <w:r>
+        <w:rPr>
+          <w:rFonts w:ascii="Microsoft YaHei" w:hAnsi="Microsoft YaHei" w:eastAsia="Microsoft YaHei"/>
+          <w:b w:val="0"/>
+          <w:i w:val="0"/>
+        </w:rPr>
+        <w:t>：</w:t>
+      </w:r>
+      <w:r>
+        <w:rPr>
+          <w:b w:val="0"/>
+          <w:i w:val="0"/>
+          <w:rFonts w:ascii="Consolas" w:hAnsi="Consolas" w:eastAsia="Consolas"/>
+        </w:rPr>
+        <w:t>sys_config</w:t>
+      </w:r>
+      <w:r>
+        <w:rPr>
+          <w:rFonts w:ascii="Microsoft YaHei" w:hAnsi="Microsoft YaHei" w:eastAsia="Microsoft YaHei"/>
+          <w:b w:val="0"/>
+          <w:i w:val="0"/>
+        </w:rPr>
+        <w:t xml:space="preserve"> + 后台 CRUD（</w:t>
+      </w:r>
+      <w:r>
+        <w:rPr>
+          <w:b w:val="0"/>
+          <w:i w:val="0"/>
+          <w:rFonts w:ascii="Consolas" w:hAnsi="Consolas" w:eastAsia="Consolas"/>
+        </w:rPr>
+        <w:t>system:config</w:t>
+      </w:r>
+      <w:r>
+        <w:rPr>
+          <w:rFonts w:ascii="Microsoft YaHei" w:hAnsi="Microsoft YaHei" w:eastAsia="Microsoft YaHei"/>
+          <w:b w:val="0"/>
+          <w:i w:val="0"/>
+        </w:rPr>
+        <w:t xml:space="preserve">）+ 免鉴权 </w:t>
+      </w:r>
+      <w:r>
+        <w:rPr>
+          <w:b w:val="0"/>
+          <w:i w:val="0"/>
+          <w:rFonts w:ascii="Consolas" w:hAnsi="Consolas" w:eastAsia="Consolas"/>
+        </w:rPr>
+        <w:t>/api/config/public/{key}</w:t>
+      </w:r>
+      <w:r>
+        <w:rPr>
+          <w:rFonts w:ascii="Microsoft YaHei" w:hAnsi="Microsoft YaHei" w:eastAsia="Microsoft YaHei"/>
+          <w:b w:val="0"/>
+          <w:i w:val="0"/>
+        </w:rPr>
+        <w:t>，承载客服电话、报修 SLA、派单容量等。</w:t>
+      </w:r>
+    </w:p>
+    <w:p>
+      <w:pPr>
+        <w:pStyle w:val="ListBullet"/>
+      </w:pPr>
+      <w:r>
+        <w:rPr>
+          <w:rFonts w:ascii="Microsoft YaHei" w:hAnsi="Microsoft YaHei" w:eastAsia="Microsoft YaHei"/>
+          <w:b w:val="0"/>
+          <w:i w:val="0"/>
+        </w:rPr>
+        <w:t>接口映射总数约 112（含 62 基线 + 交易闭环 + V1.13 报修/字典/配置）。</w:t>
+      </w:r>
+    </w:p>
+    <w:p>
+      <w:pPr>
+        <w:pStyle w:val="Heading2"/>
+      </w:pPr>
+      <w:r>
+        <w:rPr>
+          <w:rFonts w:ascii="Microsoft YaHei" w:hAnsi="Microsoft YaHei" w:eastAsia="Microsoft YaHei"/>
+          <w:b w:val="0"/>
+          <w:i w:val="0"/>
+        </w:rPr>
+        <w:t>8. 已知约束与风险</w:t>
+      </w:r>
+    </w:p>
+    <w:p>
+      <w:pPr>
+        <w:pStyle w:val="Heading3"/>
+      </w:pPr>
+      <w:r>
+        <w:rPr>
+          <w:rFonts w:ascii="Microsoft YaHei" w:hAnsi="Microsoft YaHei" w:eastAsia="Microsoft YaHei"/>
+          <w:b w:val="0"/>
+          <w:i w:val="0"/>
+        </w:rPr>
+        <w:t>8.1 已知约束</w:t>
+      </w:r>
+    </w:p>
+    <w:p>
+      <w:pPr>
+        <w:pStyle w:val="ListBullet"/>
+      </w:pPr>
+      <w:r>
+        <w:rPr>
+          <w:rFonts w:ascii="Microsoft YaHei" w:hAnsi="Microsoft YaHei" w:eastAsia="Microsoft YaHei"/>
+          <w:b/>
+          <w:i w:val="0"/>
+        </w:rPr>
+        <w:t>微信支付</w:t>
+      </w:r>
+      <w:r>
+        <w:rPr>
+          <w:rFonts w:ascii="Microsoft YaHei" w:hAnsi="Microsoft YaHei" w:eastAsia="Microsoft YaHei"/>
+          <w:b w:val="0"/>
+          <w:i w:val="0"/>
+        </w:rPr>
+        <w:t>：当前 Mock 桩（</w:t>
+      </w:r>
+      <w:r>
+        <w:rPr>
+          <w:b w:val="0"/>
+          <w:i w:val="0"/>
+          <w:rFonts w:ascii="Consolas" w:hAnsi="Consolas" w:eastAsia="Consolas"/>
+        </w:rPr>
+        <w:t>PayService</w:t>
+      </w:r>
+      <w:r>
+        <w:rPr>
+          <w:rFonts w:ascii="Microsoft YaHei" w:hAnsi="Microsoft YaHei" w:eastAsia="Microsoft YaHei"/>
+          <w:b w:val="0"/>
+          <w:i w:val="0"/>
+        </w:rPr>
+        <w:t xml:space="preserve"> seam），真集成待商户号/APIv3 凭证。</w:t>
+      </w:r>
+    </w:p>
+    <w:p>
+      <w:pPr>
+        <w:pStyle w:val="ListBullet"/>
+      </w:pPr>
+      <w:r>
+        <w:rPr>
+          <w:rFonts w:ascii="Microsoft YaHei" w:hAnsi="Microsoft YaHei" w:eastAsia="Microsoft YaHei"/>
+          <w:b/>
+          <w:i w:val="0"/>
+        </w:rPr>
+        <w:t>师傅端验收</w:t>
+      </w:r>
+      <w:r>
+        <w:rPr>
+          <w:rFonts w:ascii="Microsoft YaHei" w:hAnsi="Microsoft YaHei" w:eastAsia="Microsoft YaHei"/>
+          <w:b w:val="0"/>
+          <w:i w:val="0"/>
+        </w:rPr>
+        <w:t>：8 页已接真实接口，待微信开发者工具真机视觉验收（无浏览器环境）。</w:t>
+      </w:r>
+    </w:p>
+    <w:p>
+      <w:pPr>
+        <w:pStyle w:val="ListBullet"/>
+      </w:pPr>
+      <w:r>
+        <w:rPr>
+          <w:rFonts w:ascii="Microsoft YaHei" w:hAnsi="Microsoft YaHei" w:eastAsia="Microsoft YaHei"/>
+          <w:b/>
+          <w:i w:val="0"/>
+        </w:rPr>
+        <w:t>国际化</w:t>
+      </w:r>
+      <w:r>
+        <w:rPr>
+          <w:rFonts w:ascii="Microsoft YaHei" w:hAnsi="Microsoft YaHei" w:eastAsia="Microsoft YaHei"/>
+          <w:b w:val="0"/>
+          <w:i w:val="0"/>
+        </w:rPr>
+        <w:t>：暂未做 i18n。</w:t>
+      </w:r>
+    </w:p>
+    <w:p>
+      <w:pPr>
+        <w:pStyle w:val="ListBullet"/>
+      </w:pPr>
+      <w:r>
+        <w:rPr>
+          <w:rFonts w:ascii="Microsoft YaHei" w:hAnsi="Microsoft YaHei" w:eastAsia="Microsoft YaHei"/>
+          <w:b/>
+          <w:i w:val="0"/>
+        </w:rPr>
+        <w:t>配置动态刷新</w:t>
+      </w:r>
+      <w:r>
+        <w:rPr>
+          <w:rFonts w:ascii="Microsoft YaHei" w:hAnsi="Microsoft YaHei" w:eastAsia="Microsoft YaHei"/>
+          <w:b w:val="0"/>
+          <w:i w:val="0"/>
+        </w:rPr>
+        <w:t>：当前多 profile 静态切换，未做运行时热刷新。</w:t>
+      </w:r>
+    </w:p>
+    <w:p>
+      <w:pPr>
+        <w:pStyle w:val="Heading3"/>
+      </w:pPr>
+      <w:r>
+        <w:rPr>
+          <w:rFonts w:ascii="Microsoft YaHei" w:hAnsi="Microsoft YaHei" w:eastAsia="Microsoft YaHei"/>
+          <w:b w:val="0"/>
+          <w:i w:val="0"/>
+        </w:rPr>
+        <w:t>8.2 风险与对策</w:t>
+      </w:r>
+    </w:p>
+    <w:tbl>
+      <w:tblPr>
+        <w:tblStyle w:val="LightGrid-Accent1"/>
+        <w:tblW w:type="auto" w:w="0"/>
+        <w:tblLook w:firstColumn="1" w:firstRow="1" w:lastColumn="0" w:lastRow="0" w:noHBand="0" w:noVBand="1" w:val="04A0"/>
+      </w:tblPr>
+      <w:tblGrid>
+        <w:gridCol w:w="2160"/>
+        <w:gridCol w:w="2160"/>
+        <w:gridCol w:w="2160"/>
+        <w:gridCol w:w="2160"/>
+      </w:tblGrid>
+      <w:tr>
+        <w:tc>
+          <w:tcPr>
+            <w:tcW w:type="dxa" w:w="2160"/>
+          </w:tcPr>
+          <w:p>
+            <w:r/>
+            <w:r>
+              <w:rPr>
+                <w:rFonts w:ascii="Microsoft YaHei" w:hAnsi="Microsoft YaHei" w:eastAsia="Microsoft YaHei"/>
+                <w:b/>
+              </w:rPr>
+              <w:t>风险</w:t>
+            </w:r>
+          </w:p>
+        </w:tc>
+        <w:tc>
+          <w:tcPr>
+            <w:tcW w:type="dxa" w:w="2160"/>
+          </w:tcPr>
+          <w:p>
+            <w:r/>
+            <w:r>
+              <w:rPr>
+                <w:rFonts w:ascii="Microsoft YaHei" w:hAnsi="Microsoft YaHei" w:eastAsia="Microsoft YaHei"/>
+                <w:b/>
+              </w:rPr>
+              <w:t>影响</w:t>
+            </w:r>
+          </w:p>
+        </w:tc>
+        <w:tc>
+          <w:tcPr>
+            <w:tcW w:type="dxa" w:w="2160"/>
+          </w:tcPr>
+          <w:p>
+            <w:r/>
+            <w:r>
+              <w:rPr>
+                <w:rFonts w:ascii="Microsoft YaHei" w:hAnsi="Microsoft YaHei" w:eastAsia="Microsoft YaHei"/>
+                <w:b/>
+              </w:rPr>
+              <w:t>对策</w:t>
+            </w:r>
+          </w:p>
+        </w:tc>
+        <w:tc>
+          <w:tcPr>
+            <w:tcW w:type="dxa" w:w="2160"/>
+          </w:tcPr>
+          <w:p>
+            <w:r/>
+            <w:r>
+              <w:rPr>
+                <w:rFonts w:ascii="Microsoft YaHei" w:hAnsi="Microsoft YaHei" w:eastAsia="Microsoft YaHei"/>
+                <w:b/>
+              </w:rPr>
+              <w:t>状态</w:t>
+            </w:r>
+          </w:p>
+        </w:tc>
+      </w:tr>
+      <w:tr>
+        <w:tc>
+          <w:tcPr>
+            <w:tcW w:type="dxa" w:w="2160"/>
+          </w:tcPr>
+          <w:p>
+            <w:r/>
+            <w:r>
+              <w:rPr>
+                <w:rFonts w:ascii="Microsoft YaHei" w:hAnsi="Microsoft YaHei" w:eastAsia="Microsoft YaHei"/>
               </w:rPr>
               <w:t>设计稿规划页多、实现面广</w:t>
             </w:r>
@@ -1943,15 +2071,13 @@
         </w:tc>
         <w:tc>
           <w:tcPr>
-            <w:tcW w:type="dxa" w:w="2436"/>
+            <w:tcW w:type="dxa" w:w="2160"/>
           </w:tcPr>
           <w:p>
             <w:r/>
             <w:r>
               <w:rPr>
-                <w:rFonts w:ascii="宋体" w:hAnsi="宋体" w:eastAsia="宋体"/>
-                <w:b w:val="0"/>
-                <w:sz w:val="19"/>
+                <w:rFonts w:ascii="Microsoft YaHei" w:hAnsi="Microsoft YaHei" w:eastAsia="Microsoft YaHei"/>
               </w:rPr>
               <w:t>进度压力</w:t>
             </w:r>
@@ -1959,15 +2085,13 @@
         </w:tc>
         <w:tc>
           <w:tcPr>
-            <w:tcW w:type="dxa" w:w="2436"/>
+            <w:tcW w:type="dxa" w:w="2160"/>
           </w:tcPr>
           <w:p>
             <w:r/>
             <w:r>
               <w:rPr>
-                <w:rFonts w:ascii="宋体" w:hAnsi="宋体" w:eastAsia="宋体"/>
-                <w:b w:val="0"/>
-                <w:sz w:val="19"/>
+                <w:rFonts w:ascii="Microsoft YaHei" w:hAnsi="Microsoft YaHei" w:eastAsia="Microsoft YaHei"/>
               </w:rPr>
               <w:t>垂直切片，先打通核心链路再扩展</w:t>
             </w:r>
@@ -1975,15 +2099,13 @@
         </w:tc>
         <w:tc>
           <w:tcPr>
-            <w:tcW w:type="dxa" w:w="2436"/>
+            <w:tcW w:type="dxa" w:w="2160"/>
           </w:tcPr>
           <w:p>
             <w:r/>
             <w:r>
               <w:rPr>
-                <w:rFonts w:ascii="宋体" w:hAnsi="宋体" w:eastAsia="宋体"/>
-                <w:b w:val="0"/>
-                <w:sz w:val="19"/>
+                <w:rFonts w:ascii="Microsoft YaHei" w:hAnsi="Microsoft YaHei" w:eastAsia="Microsoft YaHei"/>
               </w:rPr>
               <w:t>持续</w:t>
             </w:r>
@@ -1993,16 +2115,13 @@
       <w:tr>
         <w:tc>
           <w:tcPr>
-            <w:tcW w:type="dxa" w:w="2436"/>
-            <w:shd w:val="clear" w:color="auto" w:fill="F2F6FA"/>
+            <w:tcW w:type="dxa" w:w="2160"/>
           </w:tcPr>
           <w:p>
             <w:r/>
             <w:r>
               <w:rPr>
-                <w:rFonts w:ascii="宋体" w:hAnsi="宋体" w:eastAsia="宋体"/>
-                <w:b w:val="0"/>
-                <w:sz w:val="19"/>
+                <w:rFonts w:ascii="Microsoft YaHei" w:hAnsi="Microsoft YaHei" w:eastAsia="Microsoft YaHei"/>
               </w:rPr>
               <w:t>mock 与真实数据差异</w:t>
             </w:r>
@@ -2010,16 +2129,13 @@
         </w:tc>
         <w:tc>
           <w:tcPr>
-            <w:tcW w:type="dxa" w:w="2436"/>
-            <w:shd w:val="clear" w:color="auto" w:fill="F2F6FA"/>
+            <w:tcW w:type="dxa" w:w="2160"/>
           </w:tcPr>
           <w:p>
             <w:r/>
             <w:r>
               <w:rPr>
-                <w:rFonts w:ascii="宋体" w:hAnsi="宋体" w:eastAsia="宋体"/>
-                <w:b w:val="0"/>
-                <w:sz w:val="19"/>
+                <w:rFonts w:ascii="Microsoft YaHei" w:hAnsi="Microsoft YaHei" w:eastAsia="Microsoft YaHei"/>
               </w:rPr>
               <w:t>联调返工</w:t>
             </w:r>
@@ -2027,33 +2143,27 @@
         </w:tc>
         <w:tc>
           <w:tcPr>
-            <w:tcW w:type="dxa" w:w="2436"/>
-            <w:shd w:val="clear" w:color="auto" w:fill="F2F6FA"/>
+            <w:tcW w:type="dxa" w:w="2160"/>
           </w:tcPr>
           <w:p>
             <w:r/>
             <w:r>
               <w:rPr>
-                <w:rFonts w:ascii="宋体" w:hAnsi="宋体" w:eastAsia="宋体"/>
-                <w:b w:val="0"/>
-                <w:sz w:val="19"/>
+                <w:rFonts w:ascii="Microsoft YaHei" w:hAnsi="Microsoft YaHei" w:eastAsia="Microsoft YaHei"/>
               </w:rPr>
-              <w:t>接口契约先行；已在 Phase 2 暴露并修复 2 处字段契约不一致</w:t>
+              <w:t>接口契约先行；已修复字段契约不一致</w:t>
             </w:r>
           </w:p>
         </w:tc>
         <w:tc>
           <w:tcPr>
-            <w:tcW w:type="dxa" w:w="2436"/>
-            <w:shd w:val="clear" w:color="auto" w:fill="F2F6FA"/>
+            <w:tcW w:type="dxa" w:w="2160"/>
           </w:tcPr>
           <w:p>
             <w:r/>
             <w:r>
               <w:rPr>
-                <w:rFonts w:ascii="宋体" w:hAnsi="宋体" w:eastAsia="宋体"/>
-                <w:b w:val="0"/>
-                <w:sz w:val="19"/>
+                <w:rFonts w:ascii="Microsoft YaHei" w:hAnsi="Microsoft YaHei" w:eastAsia="Microsoft YaHei"/>
               </w:rPr>
               <w:t>已缓解</w:t>
             </w:r>
@@ -2063,15 +2173,13 @@
       <w:tr>
         <w:tc>
           <w:tcPr>
-            <w:tcW w:type="dxa" w:w="2436"/>
+            <w:tcW w:type="dxa" w:w="2160"/>
           </w:tcPr>
           <w:p>
             <w:r/>
             <w:r>
               <w:rPr>
-                <w:rFonts w:ascii="宋体" w:hAnsi="宋体" w:eastAsia="宋体"/>
-                <w:b w:val="0"/>
-                <w:sz w:val="19"/>
+                <w:rFonts w:ascii="Microsoft YaHei" w:hAnsi="Microsoft YaHei" w:eastAsia="Microsoft YaHei"/>
               </w:rPr>
               <w:t>师傅端小程序未启动</w:t>
             </w:r>
@@ -2079,15 +2187,13 @@
         </w:tc>
         <w:tc>
           <w:tcPr>
-            <w:tcW w:type="dxa" w:w="2436"/>
+            <w:tcW w:type="dxa" w:w="2160"/>
           </w:tcPr>
           <w:p>
             <w:r/>
             <w:r>
               <w:rPr>
-                <w:rFonts w:ascii="宋体" w:hAnsi="宋体" w:eastAsia="宋体"/>
-                <w:b w:val="0"/>
-                <w:sz w:val="19"/>
+                <w:rFonts w:ascii="Microsoft YaHei" w:hAnsi="Microsoft YaHei" w:eastAsia="Microsoft YaHei"/>
               </w:rPr>
               <w:t>交付不完整</w:t>
             </w:r>
@@ -2095,48 +2201,27 @@
         </w:tc>
         <w:tc>
           <w:tcPr>
-            <w:tcW w:type="dxa" w:w="2436"/>
+            <w:tcW w:type="dxa" w:w="2160"/>
           </w:tcPr>
           <w:p>
             <w:r/>
             <w:r>
               <w:rPr>
-                <w:rFonts w:ascii="宋体" w:hAnsi="宋体" w:eastAsia="宋体"/>
-                <w:b w:val="0"/>
-                <w:sz w:val="19"/>
+                <w:rFonts w:ascii="Microsoft YaHei" w:hAnsi="Microsoft YaHei" w:eastAsia="Microsoft YaHei"/>
               </w:rPr>
-              <w:t xml:space="preserve">Phase 4 集中资源建页；后端 </w:t>
-            </w:r>
-            <w:r>
-              <w:rPr>
-                <w:rFonts w:ascii="Consolas" w:hAnsi="Consolas" w:eastAsia="Consolas"/>
-                <w:b w:val="0"/>
-                <w:color w:val="C0392B"/>
-                <w:sz w:val="18"/>
-              </w:rPr>
-              <w:t>worker_capacity</w:t>
-            </w:r>
-            <w:r>
-              <w:rPr>
-                <w:rFonts w:ascii="宋体" w:hAnsi="宋体" w:eastAsia="宋体"/>
-                <w:b w:val="0"/>
-                <w:sz w:val="19"/>
-              </w:rPr>
-              <w:t xml:space="preserve"> 与容量接口已就绪，无阻塞</w:t>
+              <w:t>集中资源建页；后端容量接口已就绪</w:t>
             </w:r>
           </w:p>
         </w:tc>
         <w:tc>
           <w:tcPr>
-            <w:tcW w:type="dxa" w:w="2436"/>
+            <w:tcW w:type="dxa" w:w="2160"/>
           </w:tcPr>
           <w:p>
             <w:r/>
             <w:r>
               <w:rPr>
-                <w:rFonts w:ascii="宋体" w:hAnsi="宋体" w:eastAsia="宋体"/>
-                <w:b w:val="0"/>
-                <w:sz w:val="19"/>
+                <w:rFonts w:ascii="Microsoft YaHei" w:hAnsi="Microsoft YaHei" w:eastAsia="Microsoft YaHei"/>
               </w:rPr>
               <w:t>✅ 已落地（8 页）</w:t>
             </w:r>
@@ -2146,16 +2231,13 @@
       <w:tr>
         <w:tc>
           <w:tcPr>
-            <w:tcW w:type="dxa" w:w="2436"/>
-            <w:shd w:val="clear" w:color="auto" w:fill="F2F6FA"/>
+            <w:tcW w:type="dxa" w:w="2160"/>
           </w:tcPr>
           <w:p>
             <w:r/>
             <w:r>
               <w:rPr>
-                <w:rFonts w:ascii="宋体" w:hAnsi="宋体" w:eastAsia="宋体"/>
-                <w:b w:val="0"/>
-                <w:sz w:val="19"/>
+                <w:rFonts w:ascii="Microsoft YaHei" w:hAnsi="Microsoft YaHei" w:eastAsia="Microsoft YaHei"/>
               </w:rPr>
               <w:t>容量 / SLA 规则需运营确认</w:t>
             </w:r>
@@ -2163,16 +2245,13 @@
         </w:tc>
         <w:tc>
           <w:tcPr>
-            <w:tcW w:type="dxa" w:w="2436"/>
-            <w:shd w:val="clear" w:color="auto" w:fill="F2F6FA"/>
+            <w:tcW w:type="dxa" w:w="2160"/>
           </w:tcPr>
           <w:p>
             <w:r/>
             <w:r>
               <w:rPr>
-                <w:rFonts w:ascii="宋体" w:hAnsi="宋体" w:eastAsia="宋体"/>
-                <w:b w:val="0"/>
-                <w:sz w:val="19"/>
+                <w:rFonts w:ascii="Microsoft YaHei" w:hAnsi="Microsoft YaHei" w:eastAsia="Microsoft YaHei"/>
               </w:rPr>
               <w:t>业务正确性</w:t>
             </w:r>
@@ -2180,33 +2259,27 @@
         </w:tc>
         <w:tc>
           <w:tcPr>
-            <w:tcW w:type="dxa" w:w="2436"/>
-            <w:shd w:val="clear" w:color="auto" w:fill="F2F6FA"/>
+            <w:tcW w:type="dxa" w:w="2160"/>
           </w:tcPr>
           <w:p>
             <w:r/>
             <w:r>
               <w:rPr>
-                <w:rFonts w:ascii="宋体" w:hAnsi="宋体" w:eastAsia="宋体"/>
-                <w:b w:val="0"/>
-                <w:sz w:val="19"/>
+                <w:rFonts w:ascii="Microsoft YaHei" w:hAnsi="Microsoft YaHei" w:eastAsia="Microsoft YaHei"/>
               </w:rPr>
-              <w:t>规则参数化入库，先默认值后调优；不做外部配置中心以降低运维面</w:t>
+              <w:t>规则参数化入库，先默认值后调优</w:t>
             </w:r>
           </w:p>
         </w:tc>
         <w:tc>
           <w:tcPr>
-            <w:tcW w:type="dxa" w:w="2436"/>
-            <w:shd w:val="clear" w:color="auto" w:fill="F2F6FA"/>
+            <w:tcW w:type="dxa" w:w="2160"/>
           </w:tcPr>
           <w:p>
             <w:r/>
             <w:r>
               <w:rPr>
-                <w:rFonts w:ascii="宋体" w:hAnsi="宋体" w:eastAsia="宋体"/>
-                <w:b w:val="0"/>
-                <w:sz w:val="19"/>
+                <w:rFonts w:ascii="Microsoft YaHei" w:hAnsi="Microsoft YaHei" w:eastAsia="Microsoft YaHei"/>
               </w:rPr>
               <w:t>持续</w:t>
             </w:r>
@@ -2216,15 +2289,13 @@
       <w:tr>
         <w:tc>
           <w:tcPr>
-            <w:tcW w:type="dxa" w:w="2436"/>
+            <w:tcW w:type="dxa" w:w="2160"/>
           </w:tcPr>
           <w:p>
             <w:r/>
             <w:r>
               <w:rPr>
-                <w:rFonts w:ascii="宋体" w:hAnsi="宋体" w:eastAsia="宋体"/>
-                <w:b w:val="0"/>
-                <w:sz w:val="19"/>
+                <w:rFonts w:ascii="Microsoft YaHei" w:hAnsi="Microsoft YaHei" w:eastAsia="Microsoft YaHei"/>
               </w:rPr>
               <w:t>多端主题与权限一致性</w:t>
             </w:r>
@@ -2232,15 +2303,13 @@
         </w:tc>
         <w:tc>
           <w:tcPr>
-            <w:tcW w:type="dxa" w:w="2436"/>
+            <w:tcW w:type="dxa" w:w="2160"/>
           </w:tcPr>
           <w:p>
             <w:r/>
             <w:r>
               <w:rPr>
-                <w:rFonts w:ascii="宋体" w:hAnsi="宋体" w:eastAsia="宋体"/>
-                <w:b w:val="0"/>
-                <w:sz w:val="19"/>
+                <w:rFonts w:ascii="Microsoft YaHei" w:hAnsi="Microsoft YaHei" w:eastAsia="Microsoft YaHei"/>
               </w:rPr>
               <w:t>体验 / 安全</w:t>
             </w:r>
@@ -2248,31 +2317,27 @@
         </w:tc>
         <w:tc>
           <w:tcPr>
-            <w:tcW w:type="dxa" w:w="2436"/>
+            <w:tcW w:type="dxa" w:w="2160"/>
           </w:tcPr>
           <w:p>
             <w:r/>
             <w:r>
               <w:rPr>
-                <w:rFonts w:ascii="宋体" w:hAnsi="宋体" w:eastAsia="宋体"/>
-                <w:b w:val="0"/>
-                <w:sz w:val="19"/>
+                <w:rFonts w:ascii="Microsoft YaHei" w:hAnsi="Microsoft YaHei" w:eastAsia="Microsoft YaHei"/>
               </w:rPr>
-              <w:t>统一设计 token（蓝/橙/靛）与 RBAC 模型；菜单树由后端单一来源下发</w:t>
+              <w:t>统一设计 token + RBAC 模型；菜单树后端单一来源</w:t>
             </w:r>
           </w:p>
         </w:tc>
         <w:tc>
           <w:tcPr>
-            <w:tcW w:type="dxa" w:w="2436"/>
+            <w:tcW w:type="dxa" w:w="2160"/>
           </w:tcPr>
           <w:p>
             <w:r/>
             <w:r>
               <w:rPr>
-                <w:rFonts w:ascii="宋体" w:hAnsi="宋体" w:eastAsia="宋体"/>
-                <w:b w:val="0"/>
-                <w:sz w:val="19"/>
+                <w:rFonts w:ascii="Microsoft YaHei" w:hAnsi="Microsoft YaHei" w:eastAsia="Microsoft YaHei"/>
               </w:rPr>
               <w:t>已落地</w:t>
             </w:r>
@@ -2282,16 +2347,13 @@
       <w:tr>
         <w:tc>
           <w:tcPr>
-            <w:tcW w:type="dxa" w:w="2436"/>
-            <w:shd w:val="clear" w:color="auto" w:fill="F2F6FA"/>
+            <w:tcW w:type="dxa" w:w="2160"/>
           </w:tcPr>
           <w:p>
             <w:r/>
             <w:r>
               <w:rPr>
-                <w:rFonts w:ascii="宋体" w:hAnsi="宋体" w:eastAsia="宋体"/>
-                <w:b w:val="0"/>
-                <w:sz w:val="19"/>
+                <w:rFonts w:ascii="Microsoft YaHei" w:hAnsi="Microsoft YaHei" w:eastAsia="Microsoft YaHei"/>
               </w:rPr>
               <w:t>自研 JWT 的正确性</w:t>
             </w:r>
@@ -2299,16 +2361,13 @@
         </w:tc>
         <w:tc>
           <w:tcPr>
-            <w:tcW w:type="dxa" w:w="2436"/>
-            <w:shd w:val="clear" w:color="auto" w:fill="F2F6FA"/>
+            <w:tcW w:type="dxa" w:w="2160"/>
           </w:tcPr>
           <w:p>
             <w:r/>
             <w:r>
               <w:rPr>
-                <w:rFonts w:ascii="宋体" w:hAnsi="宋体" w:eastAsia="宋体"/>
-                <w:b w:val="0"/>
-                <w:sz w:val="19"/>
+                <w:rFonts w:ascii="Microsoft YaHei" w:hAnsi="Microsoft YaHei" w:eastAsia="Microsoft YaHei"/>
               </w:rPr>
               <w:t>安全</w:t>
             </w:r>
@@ -2316,33 +2375,27 @@
         </w:tc>
         <w:tc>
           <w:tcPr>
-            <w:tcW w:type="dxa" w:w="2436"/>
-            <w:shd w:val="clear" w:color="auto" w:fill="F2F6FA"/>
+            <w:tcW w:type="dxa" w:w="2160"/>
           </w:tcPr>
           <w:p>
             <w:r/>
             <w:r>
               <w:rPr>
-                <w:rFonts w:ascii="宋体" w:hAnsi="宋体" w:eastAsia="宋体"/>
-                <w:b w:val="0"/>
-                <w:sz w:val="19"/>
+                <w:rFonts w:ascii="Microsoft YaHei" w:hAnsi="Microsoft YaHei" w:eastAsia="Microsoft YaHei"/>
               </w:rPr>
-              <w:t>零三方依赖换取可审计性，但必须配回归单测（已补 7 条）；catch 必须留日志</w:t>
+              <w:t>零三方依赖换取可审计性，配 7 条回归单测</w:t>
             </w:r>
           </w:p>
         </w:tc>
         <w:tc>
           <w:tcPr>
-            <w:tcW w:type="dxa" w:w="2436"/>
-            <w:shd w:val="clear" w:color="auto" w:fill="F2F6FA"/>
+            <w:tcW w:type="dxa" w:w="2160"/>
           </w:tcPr>
           <w:p>
             <w:r/>
             <w:r>
               <w:rPr>
-                <w:rFonts w:ascii="宋体" w:hAnsi="宋体" w:eastAsia="宋体"/>
-                <w:b w:val="0"/>
-                <w:sz w:val="19"/>
+                <w:rFonts w:ascii="Microsoft YaHei" w:hAnsi="Microsoft YaHei" w:eastAsia="Microsoft YaHei"/>
               </w:rPr>
               <w:t>已落地</w:t>
             </w:r>
@@ -2352,15 +2405,13 @@
       <w:tr>
         <w:tc>
           <w:tcPr>
-            <w:tcW w:type="dxa" w:w="2436"/>
+            <w:tcW w:type="dxa" w:w="2160"/>
           </w:tcPr>
           <w:p>
             <w:r/>
             <w:r>
               <w:rPr>
-                <w:rFonts w:ascii="宋体" w:hAnsi="宋体" w:eastAsia="宋体"/>
-                <w:b w:val="0"/>
-                <w:sz w:val="19"/>
+                <w:rFonts w:ascii="Microsoft YaHei" w:hAnsi="Microsoft YaHei" w:eastAsia="Microsoft YaHei"/>
               </w:rPr>
               <w:t>生产默认密钥/口令</w:t>
             </w:r>
@@ -2368,15 +2419,13 @@
         </w:tc>
         <w:tc>
           <w:tcPr>
-            <w:tcW w:type="dxa" w:w="2436"/>
+            <w:tcW w:type="dxa" w:w="2160"/>
           </w:tcPr>
           <w:p>
             <w:r/>
             <w:r>
               <w:rPr>
-                <w:rFonts w:ascii="宋体" w:hAnsi="宋体" w:eastAsia="宋体"/>
-                <w:b w:val="0"/>
-                <w:sz w:val="19"/>
+                <w:rFonts w:ascii="Microsoft YaHei" w:hAnsi="Microsoft YaHei" w:eastAsia="Microsoft YaHei"/>
               </w:rPr>
               <w:t>安全</w:t>
             </w:r>
@@ -2384,40 +2433,27 @@
         </w:tc>
         <w:tc>
           <w:tcPr>
-            <w:tcW w:type="dxa" w:w="2436"/>
+            <w:tcW w:type="dxa" w:w="2160"/>
           </w:tcPr>
           <w:p>
             <w:r/>
             <w:r>
               <w:rPr>
-                <w:rFonts w:ascii="Consolas" w:hAnsi="Consolas" w:eastAsia="Consolas"/>
-                <w:b w:val="0"/>
-                <w:color w:val="C0392B"/>
-                <w:sz w:val="18"/>
+                <w:rFonts w:ascii="Microsoft YaHei" w:hAnsi="Microsoft YaHei" w:eastAsia="Microsoft YaHei"/>
               </w:rPr>
-              <w:t>app.jwt.secret</w:t>
-            </w:r>
-            <w:r>
-              <w:rPr>
-                <w:rFonts w:ascii="宋体" w:hAnsi="宋体" w:eastAsia="宋体"/>
-                <w:b w:val="0"/>
-                <w:sz w:val="19"/>
-              </w:rPr>
-              <w:t xml:space="preserve"> 环境变量覆盖；首登强制改密；README/运维手册明示</w:t>
+              <w:t>app.jwt.secret 环境变量覆盖；首登强制改密</w:t>
             </w:r>
           </w:p>
         </w:tc>
         <w:tc>
           <w:tcPr>
-            <w:tcW w:type="dxa" w:w="2436"/>
+            <w:tcW w:type="dxa" w:w="2160"/>
           </w:tcPr>
           <w:p>
             <w:r/>
             <w:r>
               <w:rPr>
-                <w:rFonts w:ascii="宋体" w:hAnsi="宋体" w:eastAsia="宋体"/>
-                <w:b w:val="0"/>
-                <w:sz w:val="19"/>
+                <w:rFonts w:ascii="Microsoft YaHei" w:hAnsi="Microsoft YaHei" w:eastAsia="Microsoft YaHei"/>
               </w:rPr>
               <w:t>待办（上线前）</w:t>
             </w:r>
@@ -2428,201 +2464,71 @@
     <w:p/>
     <w:p>
       <w:pPr>
-        <w:pStyle w:val="Heading1"/>
+        <w:pStyle w:val="Heading2"/>
       </w:pPr>
       <w:r>
         <w:rPr>
-          <w:rFonts w:ascii="微软雅黑" w:hAnsi="微软雅黑" w:eastAsia="微软雅黑"/>
-          <w:b/>
-          <w:color w:val="1F4E79"/>
-          <w:sz w:val="30"/>
+          <w:rFonts w:ascii="Microsoft YaHei" w:hAnsi="Microsoft YaHei" w:eastAsia="Microsoft YaHei"/>
+          <w:b w:val="0"/>
+          <w:i w:val="0"/>
         </w:rPr>
-        <w:t>6. 验收标准</w:t>
-      </w:r>
-    </w:p>
-    <w:p>
-      <w:pPr>
-        <w:pStyle w:val="ListBullet"/>
-      </w:pPr>
-      <w:r>
-        <w:rPr>
-          <w:rFonts w:ascii="宋体" w:hAnsi="宋体" w:eastAsia="宋体"/>
-          <w:b/>
-          <w:sz w:val="21"/>
-        </w:rPr>
-        <w:t>功能</w:t>
-      </w:r>
-      <w:r>
-        <w:rPr>
-          <w:rFonts w:ascii="宋体" w:hAnsi="宋体" w:eastAsia="宋体"/>
-          <w:b w:val="0"/>
-          <w:sz w:val="21"/>
-        </w:rPr>
-        <w:t>：56 个接口 100% 可用且读写真实数据；PC 后台 22 个业务页可管理；客户端 20 页 + 师傅端 8 页全部可操作（c 端开放层，登录态骨架就位）。</w:t>
-      </w:r>
-    </w:p>
-    <w:p>
-      <w:pPr>
-        <w:pStyle w:val="ListBullet"/>
-      </w:pPr>
-      <w:r>
-        <w:rPr>
-          <w:rFonts w:ascii="宋体" w:hAnsi="宋体" w:eastAsia="宋体"/>
-          <w:b/>
-          <w:sz w:val="21"/>
-        </w:rPr>
-        <w:t>质量</w:t>
-      </w:r>
-      <w:r>
-        <w:rPr>
-          <w:rFonts w:ascii="宋体" w:hAnsi="宋体" w:eastAsia="宋体"/>
-          <w:b w:val="0"/>
-          <w:sz w:val="21"/>
-        </w:rPr>
-        <w:t>：核心算法有 Demo 覆盖；JWT 有 7 条回归单测；关键路径有 curl 联调用例（鉴权矩阵已实测）。</w:t>
-      </w:r>
-    </w:p>
-    <w:p>
-      <w:pPr>
-        <w:pStyle w:val="ListBullet"/>
-      </w:pPr>
-      <w:r>
-        <w:rPr>
-          <w:rFonts w:ascii="宋体" w:hAnsi="宋体" w:eastAsia="宋体"/>
-          <w:b/>
-          <w:sz w:val="21"/>
-        </w:rPr>
-        <w:t>安全</w:t>
-      </w:r>
-      <w:r>
-        <w:rPr>
-          <w:rFonts w:ascii="宋体" w:hAnsi="宋体" w:eastAsia="宋体"/>
-          <w:b w:val="0"/>
-          <w:sz w:val="21"/>
-        </w:rPr>
-        <w:t>：RBAC 生效 —— 未认证 401、越权 403、授权内 200；登录失败 / 越权 / 写操作均落审计日志。</w:t>
-      </w:r>
-    </w:p>
-    <w:p>
-      <w:pPr>
-        <w:pStyle w:val="ListBullet"/>
-      </w:pPr>
-      <w:r>
-        <w:rPr>
-          <w:rFonts w:ascii="宋体" w:hAnsi="宋体" w:eastAsia="宋体"/>
-          <w:b/>
-          <w:sz w:val="21"/>
-        </w:rPr>
-        <w:t>运维</w:t>
-      </w:r>
-      <w:r>
-        <w:rPr>
-          <w:rFonts w:ascii="宋体" w:hAnsi="宋体" w:eastAsia="宋体"/>
-          <w:b w:val="0"/>
-          <w:sz w:val="21"/>
-        </w:rPr>
-        <w:t>：提供建表 SQL、部署方式、配置模板、故障排查手册（见《运维操作说明书》）。</w:t>
-      </w:r>
-    </w:p>
-    <w:p>
-      <w:pPr>
-        <w:pStyle w:val="ListBullet"/>
-      </w:pPr>
-      <w:r>
-        <w:rPr>
-          <w:rFonts w:ascii="宋体" w:hAnsi="宋体" w:eastAsia="宋体"/>
-          <w:b/>
-          <w:sz w:val="21"/>
-        </w:rPr>
-        <w:t>可观测</w:t>
-      </w:r>
-      <w:r>
-        <w:rPr>
-          <w:rFonts w:ascii="宋体" w:hAnsi="宋体" w:eastAsia="宋体"/>
-          <w:b w:val="0"/>
-          <w:sz w:val="21"/>
-        </w:rPr>
-        <w:t>：关键业务指标有看板（SLA 达标率、派单容量、流量阈值、接口往返与错误率）。</w:t>
-      </w:r>
-    </w:p>
-    <w:p>
-      <w:pPr>
-        <w:pStyle w:val="Heading1"/>
-      </w:pPr>
-      <w:r>
-        <w:rPr>
-          <w:rFonts w:ascii="微软雅黑" w:hAnsi="微软雅黑" w:eastAsia="微软雅黑"/>
-          <w:b/>
-          <w:color w:val="1F4E79"/>
-          <w:sz w:val="30"/>
-        </w:rPr>
-        <w:t>7. 角色与协作建议</w:t>
+        <w:t>9. 后续规划（V2.0 方向）</w:t>
       </w:r>
     </w:p>
     <w:tbl>
       <w:tblPr>
-        <w:tblStyle w:val="TableGrid"/>
+        <w:tblStyle w:val="LightGrid-Accent1"/>
         <w:tblW w:type="auto" w:w="0"/>
-        <w:jc w:val="center"/>
         <w:tblLook w:firstColumn="1" w:firstRow="1" w:lastColumn="0" w:lastRow="0" w:noHBand="0" w:noVBand="1" w:val="04A0"/>
       </w:tblPr>
       <w:tblGrid>
-        <w:gridCol w:w="3249"/>
-        <w:gridCol w:w="3249"/>
-        <w:gridCol w:w="3249"/>
+        <w:gridCol w:w="2880"/>
+        <w:gridCol w:w="2880"/>
+        <w:gridCol w:w="2880"/>
       </w:tblGrid>
       <w:tr>
         <w:tc>
           <w:tcPr>
-            <w:tcW w:type="dxa" w:w="3249"/>
-            <w:shd w:val="clear" w:color="auto" w:fill="1F4E79"/>
+            <w:tcW w:type="dxa" w:w="2880"/>
           </w:tcPr>
           <w:p>
             <w:r/>
             <w:r>
               <w:rPr>
-                <w:rFonts w:ascii="微软雅黑" w:hAnsi="微软雅黑" w:eastAsia="微软雅黑"/>
+                <w:rFonts w:ascii="Microsoft YaHei" w:hAnsi="Microsoft YaHei" w:eastAsia="Microsoft YaHei"/>
                 <w:b/>
-                <w:color w:val="FFFFFF"/>
-                <w:sz w:val="19"/>
               </w:rPr>
-              <w:t>角色</w:t>
+              <w:t>模块</w:t>
             </w:r>
           </w:p>
         </w:tc>
         <w:tc>
           <w:tcPr>
-            <w:tcW w:type="dxa" w:w="3249"/>
-            <w:shd w:val="clear" w:color="auto" w:fill="1F4E79"/>
+            <w:tcW w:type="dxa" w:w="2880"/>
           </w:tcPr>
           <w:p>
             <w:r/>
             <w:r>
               <w:rPr>
-                <w:rFonts w:ascii="微软雅黑" w:hAnsi="微软雅黑" w:eastAsia="微软雅黑"/>
+                <w:rFonts w:ascii="Microsoft YaHei" w:hAnsi="Microsoft YaHei" w:eastAsia="Microsoft YaHei"/>
                 <w:b/>
-                <w:color w:val="FFFFFF"/>
-                <w:sz w:val="19"/>
               </w:rPr>
-              <w:t>职责</w:t>
+              <w:t>需求</w:t>
             </w:r>
           </w:p>
         </w:tc>
         <w:tc>
           <w:tcPr>
-            <w:tcW w:type="dxa" w:w="3249"/>
-            <w:shd w:val="clear" w:color="auto" w:fill="1F4E79"/>
+            <w:tcW w:type="dxa" w:w="2880"/>
           </w:tcPr>
           <w:p>
             <w:r/>
             <w:r>
               <w:rPr>
-                <w:rFonts w:ascii="微软雅黑" w:hAnsi="微软雅黑" w:eastAsia="微软雅黑"/>
+                <w:rFonts w:ascii="Microsoft YaHei" w:hAnsi="Microsoft YaHei" w:eastAsia="Microsoft YaHei"/>
                 <w:b/>
-                <w:color w:val="FFFFFF"/>
-                <w:sz w:val="19"/>
               </w:rPr>
-              <w:t>阶段重点</w:t>
+              <w:t>优先级</w:t>
             </w:r>
           </w:p>
         </w:tc>
@@ -2630,49 +2536,43 @@
       <w:tr>
         <w:tc>
           <w:tcPr>
-            <w:tcW w:type="dxa" w:w="3249"/>
+            <w:tcW w:type="dxa" w:w="2880"/>
           </w:tcPr>
           <w:p>
             <w:r/>
             <w:r>
               <w:rPr>
-                <w:rFonts w:ascii="宋体" w:hAnsi="宋体" w:eastAsia="宋体"/>
-                <w:b w:val="0"/>
-                <w:sz w:val="19"/>
+                <w:rFonts w:ascii="Microsoft YaHei" w:hAnsi="Microsoft YaHei" w:eastAsia="Microsoft YaHei"/>
               </w:rPr>
-              <w:t>产品经理</w:t>
+              <w:t>体验</w:t>
             </w:r>
           </w:p>
         </w:tc>
         <w:tc>
           <w:tcPr>
-            <w:tcW w:type="dxa" w:w="3249"/>
+            <w:tcW w:type="dxa" w:w="2880"/>
           </w:tcPr>
           <w:p>
             <w:r/>
             <w:r>
               <w:rPr>
-                <w:rFonts w:ascii="宋体" w:hAnsi="宋体" w:eastAsia="宋体"/>
-                <w:b w:val="0"/>
-                <w:sz w:val="19"/>
+                <w:rFonts w:ascii="Microsoft YaHei" w:hAnsi="Microsoft YaHei" w:eastAsia="Microsoft YaHei"/>
               </w:rPr>
-              <w:t>需求 / 规则确认</w:t>
+              <w:t>师傅端真机视觉验收，输出多分辨率截图报告</w:t>
             </w:r>
           </w:p>
         </w:tc>
         <w:tc>
           <w:tcPr>
-            <w:tcW w:type="dxa" w:w="3249"/>
+            <w:tcW w:type="dxa" w:w="2880"/>
           </w:tcPr>
           <w:p>
             <w:r/>
             <w:r>
               <w:rPr>
-                <w:rFonts w:ascii="宋体" w:hAnsi="宋体" w:eastAsia="宋体"/>
-                <w:b w:val="0"/>
-                <w:sz w:val="19"/>
+                <w:rFonts w:ascii="Microsoft YaHei" w:hAnsi="Microsoft YaHei" w:eastAsia="Microsoft YaHei"/>
               </w:rPr>
-              <w:t>全周期，尤其 SLA / 容量规则定标</w:t>
+              <w:t>P0</w:t>
             </w:r>
           </w:p>
         </w:tc>
@@ -2680,52 +2580,43 @@
       <w:tr>
         <w:tc>
           <w:tcPr>
-            <w:tcW w:type="dxa" w:w="3249"/>
-            <w:shd w:val="clear" w:color="auto" w:fill="F2F6FA"/>
+            <w:tcW w:type="dxa" w:w="2880"/>
           </w:tcPr>
           <w:p>
             <w:r/>
             <w:r>
               <w:rPr>
-                <w:rFonts w:ascii="宋体" w:hAnsi="宋体" w:eastAsia="宋体"/>
-                <w:b w:val="0"/>
-                <w:sz w:val="19"/>
+                <w:rFonts w:ascii="Microsoft YaHei" w:hAnsi="Microsoft YaHei" w:eastAsia="Microsoft YaHei"/>
               </w:rPr>
-              <w:t>后端开发</w:t>
+              <w:t>后台</w:t>
             </w:r>
           </w:p>
         </w:tc>
         <w:tc>
           <w:tcPr>
-            <w:tcW w:type="dxa" w:w="3249"/>
-            <w:shd w:val="clear" w:color="auto" w:fill="F2F6FA"/>
+            <w:tcW w:type="dxa" w:w="2880"/>
           </w:tcPr>
           <w:p>
             <w:r/>
             <w:r>
               <w:rPr>
-                <w:rFonts w:ascii="宋体" w:hAnsi="宋体" w:eastAsia="宋体"/>
-                <w:b w:val="0"/>
-                <w:sz w:val="19"/>
+                <w:rFonts w:ascii="Microsoft YaHei" w:hAnsi="Microsoft YaHei" w:eastAsia="Microsoft YaHei"/>
               </w:rPr>
-              <w:t>模块实现 / 接口 / 安全</w:t>
+              <w:t>客户 360 / 套餐营销 / SLA 看板增强</w:t>
             </w:r>
           </w:p>
         </w:tc>
         <w:tc>
           <w:tcPr>
-            <w:tcW w:type="dxa" w:w="3249"/>
-            <w:shd w:val="clear" w:color="auto" w:fill="F2F6FA"/>
+            <w:tcW w:type="dxa" w:w="2880"/>
           </w:tcPr>
           <w:p>
             <w:r/>
             <w:r>
               <w:rPr>
-                <w:rFonts w:ascii="宋体" w:hAnsi="宋体" w:eastAsia="宋体"/>
-                <w:b w:val="0"/>
-                <w:sz w:val="19"/>
+                <w:rFonts w:ascii="Microsoft YaHei" w:hAnsi="Microsoft YaHei" w:eastAsia="Microsoft YaHei"/>
               </w:rPr>
-              <w:t>Phase 1–3 已完成，Phase 5 增强</w:t>
+              <w:t>P1</w:t>
             </w:r>
           </w:p>
         </w:tc>
@@ -2733,49 +2624,43 @@
       <w:tr>
         <w:tc>
           <w:tcPr>
-            <w:tcW w:type="dxa" w:w="3249"/>
+            <w:tcW w:type="dxa" w:w="2880"/>
           </w:tcPr>
           <w:p>
             <w:r/>
             <w:r>
               <w:rPr>
-                <w:rFonts w:ascii="宋体" w:hAnsi="宋体" w:eastAsia="宋体"/>
-                <w:b w:val="0"/>
-                <w:sz w:val="19"/>
+                <w:rFonts w:ascii="Microsoft YaHei" w:hAnsi="Microsoft YaHei" w:eastAsia="Microsoft YaHei"/>
               </w:rPr>
-              <w:t>前端开发（小程序 / PC）</w:t>
+              <w:t>交易</w:t>
             </w:r>
           </w:p>
         </w:tc>
         <w:tc>
           <w:tcPr>
-            <w:tcW w:type="dxa" w:w="3249"/>
+            <w:tcW w:type="dxa" w:w="2880"/>
           </w:tcPr>
           <w:p>
             <w:r/>
             <w:r>
               <w:rPr>
-                <w:rFonts w:ascii="宋体" w:hAnsi="宋体" w:eastAsia="宋体"/>
-                <w:b w:val="0"/>
-                <w:sz w:val="19"/>
+                <w:rFonts w:ascii="Microsoft YaHei" w:hAnsi="Microsoft YaHei" w:eastAsia="Microsoft YaHei"/>
               </w:rPr>
-              <w:t>页面与联调</w:t>
+              <w:t>微信支付真集成</w:t>
             </w:r>
           </w:p>
         </w:tc>
         <w:tc>
           <w:tcPr>
-            <w:tcW w:type="dxa" w:w="3249"/>
+            <w:tcW w:type="dxa" w:w="2880"/>
           </w:tcPr>
           <w:p>
             <w:r/>
             <w:r>
               <w:rPr>
-                <w:rFonts w:ascii="宋体" w:hAnsi="宋体" w:eastAsia="宋体"/>
-                <w:b w:val="0"/>
-                <w:sz w:val="19"/>
+                <w:rFonts w:ascii="Microsoft YaHei" w:hAnsi="Microsoft YaHei" w:eastAsia="Microsoft YaHei"/>
               </w:rPr>
-              <w:t>Phase 4 已完成（双小程序落页）；后续登录态接入后端鉴权</w:t>
+              <w:t>P1</w:t>
             </w:r>
           </w:p>
         </w:tc>
@@ -2783,52 +2668,43 @@
       <w:tr>
         <w:tc>
           <w:tcPr>
-            <w:tcW w:type="dxa" w:w="3249"/>
-            <w:shd w:val="clear" w:color="auto" w:fill="F2F6FA"/>
+            <w:tcW w:type="dxa" w:w="2880"/>
           </w:tcPr>
           <w:p>
             <w:r/>
             <w:r>
               <w:rPr>
-                <w:rFonts w:ascii="宋体" w:hAnsi="宋体" w:eastAsia="宋体"/>
-                <w:b w:val="0"/>
-                <w:sz w:val="19"/>
+                <w:rFonts w:ascii="Microsoft YaHei" w:hAnsi="Microsoft YaHei" w:eastAsia="Microsoft YaHei"/>
               </w:rPr>
-              <w:t>测试</w:t>
+              <w:t>运营</w:t>
             </w:r>
           </w:p>
         </w:tc>
         <w:tc>
           <w:tcPr>
-            <w:tcW w:type="dxa" w:w="3249"/>
-            <w:shd w:val="clear" w:color="auto" w:fill="F2F6FA"/>
+            <w:tcW w:type="dxa" w:w="2880"/>
           </w:tcPr>
           <w:p>
             <w:r/>
             <w:r>
               <w:rPr>
-                <w:rFonts w:ascii="宋体" w:hAnsi="宋体" w:eastAsia="宋体"/>
-                <w:b w:val="0"/>
-                <w:sz w:val="19"/>
+                <w:rFonts w:ascii="Microsoft YaHei" w:hAnsi="Microsoft YaHei" w:eastAsia="Microsoft YaHei"/>
               </w:rPr>
-              <w:t>联调 / 回归</w:t>
+              <w:t>报表导出（Excel/PDF）、定时任务对账</w:t>
             </w:r>
           </w:p>
         </w:tc>
         <w:tc>
           <w:tcPr>
-            <w:tcW w:type="dxa" w:w="3249"/>
-            <w:shd w:val="clear" w:color="auto" w:fill="F2F6FA"/>
+            <w:tcW w:type="dxa" w:w="2880"/>
           </w:tcPr>
           <w:p>
             <w:r/>
             <w:r>
               <w:rPr>
-                <w:rFonts w:ascii="宋体" w:hAnsi="宋体" w:eastAsia="宋体"/>
-                <w:b w:val="0"/>
-                <w:sz w:val="19"/>
+                <w:rFonts w:ascii="Microsoft YaHei" w:hAnsi="Microsoft YaHei" w:eastAsia="Microsoft YaHei"/>
               </w:rPr>
-              <w:t>Phase 2 起，鉴权矩阵已建立模板</w:t>
+              <w:t>P2</w:t>
             </w:r>
           </w:p>
         </w:tc>
@@ -2836,49 +2712,43 @@
       <w:tr>
         <w:tc>
           <w:tcPr>
-            <w:tcW w:type="dxa" w:w="3249"/>
+            <w:tcW w:type="dxa" w:w="2880"/>
           </w:tcPr>
           <w:p>
             <w:r/>
             <w:r>
               <w:rPr>
-                <w:rFonts w:ascii="宋体" w:hAnsi="宋体" w:eastAsia="宋体"/>
-                <w:b w:val="0"/>
-                <w:sz w:val="19"/>
+                <w:rFonts w:ascii="Microsoft YaHei" w:hAnsi="Microsoft YaHei" w:eastAsia="Microsoft YaHei"/>
               </w:rPr>
-              <w:t>运维 / DevOps</w:t>
+              <w:t>多端</w:t>
             </w:r>
           </w:p>
         </w:tc>
         <w:tc>
           <w:tcPr>
-            <w:tcW w:type="dxa" w:w="3249"/>
+            <w:tcW w:type="dxa" w:w="2880"/>
           </w:tcPr>
           <w:p>
             <w:r/>
             <w:r>
               <w:rPr>
-                <w:rFonts w:ascii="宋体" w:hAnsi="宋体" w:eastAsia="宋体"/>
-                <w:b w:val="0"/>
-                <w:sz w:val="19"/>
+                <w:rFonts w:ascii="Microsoft YaHei" w:hAnsi="Microsoft YaHei" w:eastAsia="Microsoft YaHei"/>
               </w:rPr>
-              <w:t>部署 / 监控</w:t>
+              <w:t>i18n 框架 + 中英双语</w:t>
             </w:r>
           </w:p>
         </w:tc>
         <w:tc>
           <w:tcPr>
-            <w:tcW w:type="dxa" w:w="3249"/>
+            <w:tcW w:type="dxa" w:w="2880"/>
           </w:tcPr>
           <w:p>
             <w:r/>
             <w:r>
               <w:rPr>
-                <w:rFonts w:ascii="宋体" w:hAnsi="宋体" w:eastAsia="宋体"/>
-                <w:b w:val="0"/>
-                <w:sz w:val="19"/>
+                <w:rFonts w:ascii="Microsoft YaHei" w:hAnsi="Microsoft YaHei" w:eastAsia="Microsoft YaHei"/>
               </w:rPr>
-              <w:t>Phase 5</w:t>
+              <w:t>P3</w:t>
             </w:r>
           </w:p>
         </w:tc>
@@ -2886,61 +2756,80 @@
       <w:tr>
         <w:tc>
           <w:tcPr>
-            <w:tcW w:type="dxa" w:w="3249"/>
-            <w:shd w:val="clear" w:color="auto" w:fill="F2F6FA"/>
+            <w:tcW w:type="dxa" w:w="2880"/>
           </w:tcPr>
           <w:p>
             <w:r/>
             <w:r>
               <w:rPr>
-                <w:rFonts w:ascii="宋体" w:hAnsi="宋体" w:eastAsia="宋体"/>
-                <w:b w:val="0"/>
-                <w:sz w:val="19"/>
+                <w:rFonts w:ascii="Microsoft YaHei" w:hAnsi="Microsoft YaHei" w:eastAsia="Microsoft YaHei"/>
               </w:rPr>
-              <w:t>项目管理者</w:t>
+              <w:t>客户端</w:t>
             </w:r>
           </w:p>
         </w:tc>
         <w:tc>
           <w:tcPr>
-            <w:tcW w:type="dxa" w:w="3249"/>
-            <w:shd w:val="clear" w:color="auto" w:fill="F2F6FA"/>
+            <w:tcW w:type="dxa" w:w="2880"/>
           </w:tcPr>
           <w:p>
             <w:r/>
             <w:r>
               <w:rPr>
-                <w:rFonts w:ascii="宋体" w:hAnsi="宋体" w:eastAsia="宋体"/>
-                <w:b w:val="0"/>
-                <w:sz w:val="19"/>
+                <w:rFonts w:ascii="Microsoft YaHei" w:hAnsi="Microsoft YaHei" w:eastAsia="Microsoft YaHei"/>
               </w:rPr>
-              <w:t>排期 / 风险 / 验收</w:t>
+              <w:t>多住宅切换 / 智能推荐 / 暂停恢复 / 积分 / 活动 / 客服</w:t>
             </w:r>
           </w:p>
         </w:tc>
         <w:tc>
           <w:tcPr>
-            <w:tcW w:type="dxa" w:w="3249"/>
-            <w:shd w:val="clear" w:color="auto" w:fill="F2F6FA"/>
+            <w:tcW w:type="dxa" w:w="2880"/>
           </w:tcPr>
           <w:p>
             <w:r/>
             <w:r>
               <w:rPr>
-                <w:rFonts w:ascii="宋体" w:hAnsi="宋体" w:eastAsia="宋体"/>
-                <w:b w:val="0"/>
-                <w:sz w:val="19"/>
+                <w:rFonts w:ascii="Microsoft YaHei" w:hAnsi="Microsoft YaHei" w:eastAsia="Microsoft YaHei"/>
               </w:rPr>
-              <w:t>全周期（建议 PMP/PMBOK 跟踪里程碑）</w:t>
+              <w:t>P2</w:t>
             </w:r>
           </w:p>
         </w:tc>
       </w:tr>
     </w:tbl>
     <w:p/>
+    <w:p>
+      <w:r>
+        <w:rPr>
+          <w:rFonts w:ascii="Microsoft YaHei" w:hAnsi="Microsoft YaHei" w:eastAsia="Microsoft YaHei"/>
+          <w:b/>
+          <w:i w:val="0"/>
+        </w:rPr>
+        <w:t>模块约束（不变）</w:t>
+      </w:r>
+      <w:r>
+        <w:rPr>
+          <w:rFonts w:ascii="Microsoft YaHei" w:hAnsi="Microsoft YaHei" w:eastAsia="Microsoft YaHei"/>
+          <w:b w:val="0"/>
+          <w:i w:val="0"/>
+        </w:rPr>
+        <w:t>：后端业务模块上限 5 个（当前 4）；配置坚持 Spring Boot 原生，不引入 Apollo。</w:t>
+      </w:r>
+    </w:p>
+    <w:p>
+      <w:r>
+        <w:rPr>
+          <w:rFonts w:ascii="Microsoft YaHei" w:hAnsi="Microsoft YaHei" w:eastAsia="Microsoft YaHei"/>
+          <w:b w:val="0"/>
+          <w:i w:val="0"/>
+        </w:rPr>
+        <w:t>© 宽带业务管理系统 · 系统规划说明书</w:t>
+      </w:r>
+    </w:p>
     <w:sectPr>
       <w:pgSz w:w="12240" w:h="15840"/>
-      <w:pgMar w:top="1134" w:right="1247" w:bottom="1134" w:left="1247" w:header="720" w:footer="720" w:gutter="0"/>
+      <w:pgMar w:top="1440" w:right="1800" w:bottom="1440" w:left="1800" w:header="720" w:footer="720" w:gutter="0"/>
       <w:cols w:space="720"/>
       <w:docGrid w:linePitch="360"/>
     </w:sectPr>
@@ -3312,8 +3201,7 @@
     <w:qFormat/>
     <w:rsid w:val="00FC693F"/>
     <w:rPr>
-      <w:rFonts w:ascii="宋体" w:hAnsi="宋体" w:eastAsia="宋体"/>
-      <w:sz w:val="21"/>
+      <w:rFonts w:ascii="Microsoft YaHei" w:hAnsi="Microsoft YaHei" w:eastAsia="Microsoft YaHei"/>
     </w:rPr>
   </w:style>
   <w:style w:type="paragraph" w:styleId="Header">
